--- a/Geo_Auction_System_Project_Manual.docx
+++ b/Geo_Auction_System_Project_Manual.docx
@@ -11,23 +11,23 @@
           <w:rFonts w:ascii="Arial" w:hAnsi="Arial"/>
           <w:b/>
           <w:color w:val="047857"/>
-          <w:sz w:val="48"/>
+          <w:sz w:val="44"/>
         </w:rPr>
-        <w:t>GEO AUCTION &amp; LIVE BIDDING PLATFORM</w:t>
+        <w:t>GEO AUCTION &amp; REAL-TIME BIDDING SYSTEM</w:t>
       </w:r>
     </w:p>
     <w:p>
       <w:pPr>
-        <w:spacing w:after="400"/>
+        <w:spacing w:after="360"/>
       </w:pPr>
       <w:r>
         <w:rPr>
           <w:rFonts w:ascii="Calibri" w:hAnsi="Calibri"/>
           <w:i/>
           <w:color w:val="64748B"/>
-          <w:sz w:val="26"/>
+          <w:sz w:val="24"/>
         </w:rPr>
-        <w:t>Senior Full-Stack Architecture, Deep Code Audit &amp; Technical Operational Manual</w:t>
+        <w:t>Production Architecture, Technical Manual, Source Code Reference &amp; Developer Guide</w:t>
       </w:r>
     </w:p>
     <w:tbl>
@@ -45,6 +45,1488 @@
         <w:tc>
           <w:tcPr>
             <w:tcW w:type="dxa" w:w="4968"/>
+            <w:shd w:fill="F8FAFC"/>
+            <w:tcMar>
+              <w:top w:w="90" w:type="dxa"/>
+              <w:bottom w:w="90" w:type="dxa"/>
+              <w:left w:w="140" w:type="dxa"/>
+              <w:right w:w="140" w:type="dxa"/>
+            </w:tcMar>
+          </w:tcPr>
+          <w:p>
+            <w:r>
+              <w:rPr>
+                <w:b/>
+                <w:color w:val="0F172A"/>
+                <w:sz w:val="19"/>
+              </w:rPr>
+              <w:t>Platform Version:</w:t>
+            </w:r>
+          </w:p>
+        </w:tc>
+        <w:tc>
+          <w:tcPr>
+            <w:tcW w:type="dxa" w:w="4968"/>
+            <w:shd w:fill="F8FAFC"/>
+            <w:tcMar>
+              <w:top w:w="90" w:type="dxa"/>
+              <w:bottom w:w="90" w:type="dxa"/>
+              <w:left w:w="140" w:type="dxa"/>
+              <w:right w:w="140" w:type="dxa"/>
+            </w:tcMar>
+          </w:tcPr>
+          <w:p>
+            <w:r>
+              <w:rPr>
+                <w:b w:val="0"/>
+                <w:sz w:val="19"/>
+              </w:rPr>
+              <w:t>Geo Auction v3.0 (Enterprise PHP 8.x / MySQL / Pure AJAX)</w:t>
+            </w:r>
+          </w:p>
+        </w:tc>
+      </w:tr>
+      <w:tr>
+        <w:tc>
+          <w:tcPr>
+            <w:tcW w:type="dxa" w:w="4968"/>
+            <w:shd w:fill="F8FAFC"/>
+            <w:tcMar>
+              <w:top w:w="90" w:type="dxa"/>
+              <w:bottom w:w="90" w:type="dxa"/>
+              <w:left w:w="140" w:type="dxa"/>
+              <w:right w:w="140" w:type="dxa"/>
+            </w:tcMar>
+          </w:tcPr>
+          <w:p>
+            <w:r>
+              <w:rPr>
+                <w:b/>
+                <w:color w:val="0F172A"/>
+                <w:sz w:val="19"/>
+              </w:rPr>
+              <w:t>Lead Architect:</w:t>
+            </w:r>
+          </w:p>
+        </w:tc>
+        <w:tc>
+          <w:tcPr>
+            <w:tcW w:type="dxa" w:w="4968"/>
+            <w:shd w:fill="F8FAFC"/>
+            <w:tcMar>
+              <w:top w:w="90" w:type="dxa"/>
+              <w:bottom w:w="90" w:type="dxa"/>
+              <w:left w:w="140" w:type="dxa"/>
+              <w:right w:w="140" w:type="dxa"/>
+            </w:tcMar>
+          </w:tcPr>
+          <w:p>
+            <w:r>
+              <w:rPr>
+                <w:b w:val="0"/>
+                <w:sz w:val="19"/>
+              </w:rPr>
+              <w:t>Senior Full-Stack Solutions Architect &amp; Systems Engineer</w:t>
+            </w:r>
+          </w:p>
+        </w:tc>
+      </w:tr>
+      <w:tr>
+        <w:tc>
+          <w:tcPr>
+            <w:tcW w:type="dxa" w:w="4968"/>
+            <w:shd w:fill="F8FAFC"/>
+            <w:tcMar>
+              <w:top w:w="90" w:type="dxa"/>
+              <w:bottom w:w="90" w:type="dxa"/>
+              <w:left w:w="140" w:type="dxa"/>
+              <w:right w:w="140" w:type="dxa"/>
+            </w:tcMar>
+          </w:tcPr>
+          <w:p>
+            <w:r>
+              <w:rPr>
+                <w:b/>
+                <w:color w:val="0F172A"/>
+                <w:sz w:val="19"/>
+              </w:rPr>
+              <w:t>Market &amp; Regional Scope:</w:t>
+            </w:r>
+          </w:p>
+        </w:tc>
+        <w:tc>
+          <w:tcPr>
+            <w:tcW w:type="dxa" w:w="4968"/>
+            <w:shd w:fill="F8FAFC"/>
+            <w:tcMar>
+              <w:top w:w="90" w:type="dxa"/>
+              <w:bottom w:w="90" w:type="dxa"/>
+              <w:left w:w="140" w:type="dxa"/>
+              <w:right w:w="140" w:type="dxa"/>
+            </w:tcMar>
+          </w:tcPr>
+          <w:p>
+            <w:r>
+              <w:rPr>
+                <w:b w:val="0"/>
+                <w:sz w:val="19"/>
+              </w:rPr>
+              <w:t>Pakistan Regional Auction Floor (Currency: PKR 'Rs.')</w:t>
+            </w:r>
+          </w:p>
+        </w:tc>
+      </w:tr>
+      <w:tr>
+        <w:tc>
+          <w:tcPr>
+            <w:tcW w:type="dxa" w:w="4968"/>
+            <w:shd w:fill="F8FAFC"/>
+            <w:tcMar>
+              <w:top w:w="90" w:type="dxa"/>
+              <w:bottom w:w="90" w:type="dxa"/>
+              <w:left w:w="140" w:type="dxa"/>
+              <w:right w:w="140" w:type="dxa"/>
+            </w:tcMar>
+          </w:tcPr>
+          <w:p>
+            <w:r>
+              <w:rPr>
+                <w:b/>
+                <w:color w:val="0F172A"/>
+                <w:sz w:val="19"/>
+              </w:rPr>
+              <w:t>Tech Stack:</w:t>
+            </w:r>
+          </w:p>
+        </w:tc>
+        <w:tc>
+          <w:tcPr>
+            <w:tcW w:type="dxa" w:w="4968"/>
+            <w:shd w:fill="F8FAFC"/>
+            <w:tcMar>
+              <w:top w:w="90" w:type="dxa"/>
+              <w:bottom w:w="90" w:type="dxa"/>
+              <w:left w:w="140" w:type="dxa"/>
+              <w:right w:w="140" w:type="dxa"/>
+            </w:tcMar>
+          </w:tcPr>
+          <w:p>
+            <w:r>
+              <w:rPr>
+                <w:b w:val="0"/>
+                <w:sz w:val="19"/>
+              </w:rPr>
+              <w:t>PHP 8+ OOP/PDO, MySQL 8, Bootstrap 5.3, Vanilla JS, SweetAlert2, Font Awesome 6</w:t>
+            </w:r>
+          </w:p>
+        </w:tc>
+      </w:tr>
+      <w:tr>
+        <w:tc>
+          <w:tcPr>
+            <w:tcW w:type="dxa" w:w="4968"/>
+            <w:shd w:fill="F8FAFC"/>
+            <w:tcMar>
+              <w:top w:w="90" w:type="dxa"/>
+              <w:bottom w:w="90" w:type="dxa"/>
+              <w:left w:w="140" w:type="dxa"/>
+              <w:right w:w="140" w:type="dxa"/>
+            </w:tcMar>
+          </w:tcPr>
+          <w:p>
+            <w:r>
+              <w:rPr>
+                <w:b/>
+                <w:color w:val="0F172A"/>
+                <w:sz w:val="19"/>
+              </w:rPr>
+              <w:t>XAMPP Local URL:</w:t>
+            </w:r>
+          </w:p>
+        </w:tc>
+        <w:tc>
+          <w:tcPr>
+            <w:tcW w:type="dxa" w:w="4968"/>
+            <w:shd w:fill="F8FAFC"/>
+            <w:tcMar>
+              <w:top w:w="90" w:type="dxa"/>
+              <w:bottom w:w="90" w:type="dxa"/>
+              <w:left w:w="140" w:type="dxa"/>
+              <w:right w:w="140" w:type="dxa"/>
+            </w:tcMar>
+          </w:tcPr>
+          <w:p>
+            <w:r>
+              <w:rPr>
+                <w:b w:val="0"/>
+                <w:sz w:val="19"/>
+              </w:rPr>
+              <w:t>http://localhost/geo-auction-system-GIT/</w:t>
+            </w:r>
+          </w:p>
+        </w:tc>
+      </w:tr>
+    </w:tbl>
+    <w:p>
+      <w:pPr>
+        <w:spacing w:after="280"/>
+      </w:pPr>
+    </w:p>
+    <w:p>
+      <w:pPr>
+        <w:spacing w:before="320" w:after="120"/>
+      </w:pPr>
+      <w:r>
+        <w:rPr>
+          <w:rFonts w:ascii="Arial" w:hAnsi="Arial"/>
+          <w:b/>
+          <w:color w:val="047857"/>
+          <w:sz w:val="30"/>
+        </w:rPr>
+        <w:t>Table of Contents</w:t>
+      </w:r>
+    </w:p>
+    <w:p>
+      <w:pPr>
+        <w:spacing w:after="40"/>
+      </w:pPr>
+      <w:r>
+        <w:rPr>
+          <w:color w:val="334155"/>
+          <w:sz w:val="20"/>
+        </w:rPr>
+        <w:t xml:space="preserve">   1.  Comprehensive Gap Analysis &amp; Engineering Fixes</w:t>
+      </w:r>
+    </w:p>
+    <w:p>
+      <w:pPr>
+        <w:spacing w:after="40"/>
+      </w:pPr>
+      <w:r>
+        <w:rPr>
+          <w:color w:val="334155"/>
+          <w:sz w:val="20"/>
+        </w:rPr>
+        <w:t xml:space="preserve">   2.  File Directory Tree &amp; Production Architecture</w:t>
+      </w:r>
+    </w:p>
+    <w:p>
+      <w:pPr>
+        <w:spacing w:after="40"/>
+      </w:pPr>
+      <w:r>
+        <w:rPr>
+          <w:color w:val="334155"/>
+          <w:sz w:val="20"/>
+        </w:rPr>
+        <w:t xml:space="preserve">   3.  Database Schema &amp; Relational Design</w:t>
+      </w:r>
+    </w:p>
+    <w:p>
+      <w:pPr>
+        <w:spacing w:after="40"/>
+      </w:pPr>
+      <w:r>
+        <w:rPr>
+          <w:color w:val="334155"/>
+          <w:sz w:val="20"/>
+        </w:rPr>
+        <w:t xml:space="preserve">   4.  Core Service Layer Reference</w:t>
+      </w:r>
+    </w:p>
+    <w:p>
+      <w:pPr>
+        <w:spacing w:after="40"/>
+      </w:pPr>
+      <w:r>
+        <w:rPr>
+          <w:color w:val="334155"/>
+          <w:sz w:val="20"/>
+        </w:rPr>
+        <w:t xml:space="preserve">   5.  Settings Management System</w:t>
+      </w:r>
+    </w:p>
+    <w:p>
+      <w:pPr>
+        <w:spacing w:after="40"/>
+      </w:pPr>
+      <w:r>
+        <w:rPr>
+          <w:color w:val="334155"/>
+          <w:sz w:val="20"/>
+        </w:rPr>
+        <w:t xml:space="preserve">   6.  Admin Panel Architecture</w:t>
+      </w:r>
+    </w:p>
+    <w:p>
+      <w:pPr>
+        <w:spacing w:after="40"/>
+      </w:pPr>
+      <w:r>
+        <w:rPr>
+          <w:color w:val="334155"/>
+          <w:sz w:val="20"/>
+        </w:rPr>
+        <w:t xml:space="preserve">   7.  Live Auction Arena &amp; Real-Time Bidding</w:t>
+      </w:r>
+    </w:p>
+    <w:p>
+      <w:pPr>
+        <w:spacing w:after="40"/>
+      </w:pPr>
+      <w:r>
+        <w:rPr>
+          <w:color w:val="334155"/>
+          <w:sz w:val="20"/>
+        </w:rPr>
+        <w:t xml:space="preserve">   8.  Messaging &amp; Notification System</w:t>
+      </w:r>
+    </w:p>
+    <w:p>
+      <w:pPr>
+        <w:spacing w:after="40"/>
+      </w:pPr>
+      <w:r>
+        <w:rPr>
+          <w:color w:val="334155"/>
+          <w:sz w:val="20"/>
+        </w:rPr>
+        <w:t xml:space="preserve">   9.  Wallet &amp; Escrow Payment System</w:t>
+      </w:r>
+    </w:p>
+    <w:p>
+      <w:pPr>
+        <w:spacing w:after="40"/>
+      </w:pPr>
+      <w:r>
+        <w:rPr>
+          <w:color w:val="334155"/>
+          <w:sz w:val="20"/>
+        </w:rPr>
+        <w:t xml:space="preserve">   10. Image Gallery &amp; Media Management</w:t>
+      </w:r>
+    </w:p>
+    <w:p>
+      <w:pPr>
+        <w:spacing w:after="40"/>
+      </w:pPr>
+      <w:r>
+        <w:rPr>
+          <w:color w:val="334155"/>
+          <w:sz w:val="20"/>
+        </w:rPr>
+        <w:t xml:space="preserve">   11. End-to-End User Journey Workflow</w:t>
+      </w:r>
+    </w:p>
+    <w:p>
+      <w:pPr>
+        <w:spacing w:after="40"/>
+      </w:pPr>
+      <w:r>
+        <w:rPr>
+          <w:color w:val="334155"/>
+          <w:sz w:val="20"/>
+        </w:rPr>
+        <w:t xml:space="preserve">   12. Production Source Code Reference</w:t>
+      </w:r>
+    </w:p>
+    <w:p>
+      <w:pPr>
+        <w:spacing w:after="40"/>
+      </w:pPr>
+      <w:r>
+        <w:rPr>
+          <w:color w:val="334155"/>
+          <w:sz w:val="20"/>
+        </w:rPr>
+        <w:t xml:space="preserve">   13. Security Architecture &amp; Deployment Guide</w:t>
+      </w:r>
+    </w:p>
+    <w:p>
+      <w:pPr>
+        <w:spacing w:after="240"/>
+      </w:pPr>
+    </w:p>
+    <w:p>
+      <w:pPr>
+        <w:spacing w:before="320" w:after="120"/>
+      </w:pPr>
+      <w:r>
+        <w:rPr>
+          <w:rFonts w:ascii="Arial" w:hAnsi="Arial"/>
+          <w:b/>
+          <w:color w:val="047857"/>
+          <w:sz w:val="30"/>
+        </w:rPr>
+        <w:t>1. Comprehensive Gap Analysis &amp; Engineering Fixes</w:t>
+      </w:r>
+    </w:p>
+    <w:p>
+      <w:r>
+        <w:t>A rigorous, end-to-end technical code audit was executed across all user-facing pages, asynchronous endpoints, and database handlers. Below is the complete breakdown of all identified defects and their permanent resolutions:</w:t>
+      </w:r>
+    </w:p>
+    <w:tbl>
+      <w:tblPr>
+        <w:tblW w:type="auto" w:w="0"/>
+        <w:jc w:val="center"/>
+        <w:tblLook w:firstColumn="1" w:firstRow="1" w:lastColumn="0" w:lastRow="0" w:noHBand="0" w:noVBand="1" w:val="04A0"/>
+      </w:tblPr>
+      <w:tblGrid>
+        <w:gridCol w:w="2484"/>
+        <w:gridCol w:w="2484"/>
+        <w:gridCol w:w="2484"/>
+        <w:gridCol w:w="2484"/>
+      </w:tblGrid>
+      <w:tr>
+        <w:tc>
+          <w:tcPr>
+            <w:tcW w:type="dxa" w:w="2484"/>
+            <w:shd w:fill="047857"/>
+            <w:tcMar>
+              <w:top w:w="90" w:type="dxa"/>
+              <w:bottom w:w="90" w:type="dxa"/>
+              <w:left w:w="120" w:type="dxa"/>
+              <w:right w:w="120" w:type="dxa"/>
+            </w:tcMar>
+          </w:tcPr>
+          <w:p>
+            <w:r>
+              <w:rPr>
+                <w:b/>
+                <w:color w:val="FFFFFF"/>
+                <w:sz w:val="18"/>
+              </w:rPr>
+              <w:t>Component</w:t>
+            </w:r>
+          </w:p>
+        </w:tc>
+        <w:tc>
+          <w:tcPr>
+            <w:tcW w:type="dxa" w:w="2484"/>
+            <w:shd w:fill="047857"/>
+            <w:tcMar>
+              <w:top w:w="90" w:type="dxa"/>
+              <w:bottom w:w="90" w:type="dxa"/>
+              <w:left w:w="120" w:type="dxa"/>
+              <w:right w:w="120" w:type="dxa"/>
+            </w:tcMar>
+          </w:tcPr>
+          <w:p>
+            <w:r>
+              <w:rPr>
+                <w:b/>
+                <w:color w:val="FFFFFF"/>
+                <w:sz w:val="18"/>
+              </w:rPr>
+              <w:t>Critical Defect / Missing Feature</w:t>
+            </w:r>
+          </w:p>
+        </w:tc>
+        <w:tc>
+          <w:tcPr>
+            <w:tcW w:type="dxa" w:w="2484"/>
+            <w:shd w:fill="047857"/>
+            <w:tcMar>
+              <w:top w:w="90" w:type="dxa"/>
+              <w:bottom w:w="90" w:type="dxa"/>
+              <w:left w:w="120" w:type="dxa"/>
+              <w:right w:w="120" w:type="dxa"/>
+            </w:tcMar>
+          </w:tcPr>
+          <w:p>
+            <w:r>
+              <w:rPr>
+                <w:b/>
+                <w:color w:val="FFFFFF"/>
+                <w:sz w:val="18"/>
+              </w:rPr>
+              <w:t>Severity</w:t>
+            </w:r>
+          </w:p>
+        </w:tc>
+        <w:tc>
+          <w:tcPr>
+            <w:tcW w:type="dxa" w:w="2484"/>
+            <w:shd w:fill="047857"/>
+            <w:tcMar>
+              <w:top w:w="90" w:type="dxa"/>
+              <w:bottom w:w="90" w:type="dxa"/>
+              <w:left w:w="120" w:type="dxa"/>
+              <w:right w:w="120" w:type="dxa"/>
+            </w:tcMar>
+          </w:tcPr>
+          <w:p>
+            <w:r>
+              <w:rPr>
+                <w:b/>
+                <w:color w:val="FFFFFF"/>
+                <w:sz w:val="18"/>
+              </w:rPr>
+              <w:t>Architectural Resolution</w:t>
+            </w:r>
+          </w:p>
+        </w:tc>
+      </w:tr>
+      <w:tr>
+        <w:tc>
+          <w:tcPr>
+            <w:tcW w:type="dxa" w:w="2484"/>
+            <w:shd w:fill="FFFFFF"/>
+            <w:tcMar>
+              <w:top w:w="80" w:type="dxa"/>
+              <w:bottom w:w="80" w:type="dxa"/>
+              <w:left w:w="100" w:type="dxa"/>
+              <w:right w:w="100" w:type="dxa"/>
+            </w:tcMar>
+          </w:tcPr>
+          <w:p>
+            <w:r>
+              <w:rPr>
+                <w:sz w:val="17"/>
+              </w:rPr>
+              <w:t>Add Items Flow</w:t>
+            </w:r>
+          </w:p>
+        </w:tc>
+        <w:tc>
+          <w:tcPr>
+            <w:tcW w:type="dxa" w:w="2484"/>
+            <w:shd w:fill="FFFFFF"/>
+            <w:tcMar>
+              <w:top w:w="80" w:type="dxa"/>
+              <w:bottom w:w="80" w:type="dxa"/>
+              <w:left w:w="100" w:type="dxa"/>
+              <w:right w:w="100" w:type="dxa"/>
+            </w:tcMar>
+          </w:tcPr>
+          <w:p>
+            <w:r>
+              <w:rPr>
+                <w:sz w:val="17"/>
+              </w:rPr>
+              <w:t>SweetAlert modal called form.submit() via JS, dropping POST payload and causing silent DB failure.</w:t>
+            </w:r>
+          </w:p>
+        </w:tc>
+        <w:tc>
+          <w:tcPr>
+            <w:tcW w:type="dxa" w:w="2484"/>
+            <w:shd w:fill="FEF2F2"/>
+            <w:tcMar>
+              <w:top w:w="80" w:type="dxa"/>
+              <w:bottom w:w="80" w:type="dxa"/>
+              <w:left w:w="100" w:type="dxa"/>
+              <w:right w:w="100" w:type="dxa"/>
+            </w:tcMar>
+          </w:tcPr>
+          <w:p>
+            <w:r>
+              <w:rPr>
+                <w:b/>
+                <w:color w:val="DC2626"/>
+                <w:sz w:val="17"/>
+              </w:rPr>
+              <w:t>CRITICAL</w:t>
+            </w:r>
+          </w:p>
+        </w:tc>
+        <w:tc>
+          <w:tcPr>
+            <w:tcW w:type="dxa" w:w="2484"/>
+            <w:shd w:fill="FFFFFF"/>
+            <w:tcMar>
+              <w:top w:w="80" w:type="dxa"/>
+              <w:bottom w:w="80" w:type="dxa"/>
+              <w:left w:w="100" w:type="dxa"/>
+              <w:right w:w="100" w:type="dxa"/>
+            </w:tcMar>
+          </w:tcPr>
+          <w:p>
+            <w:r>
+              <w:rPr>
+                <w:sz w:val="17"/>
+              </w:rPr>
+              <w:t>Added hidden input submit_item=1 and widened controller to isset($_POST['title']).</w:t>
+            </w:r>
+          </w:p>
+        </w:tc>
+      </w:tr>
+      <w:tr>
+        <w:tc>
+          <w:tcPr>
+            <w:tcW w:type="dxa" w:w="2484"/>
+            <w:shd w:fill="FFFFFF"/>
+            <w:tcMar>
+              <w:top w:w="80" w:type="dxa"/>
+              <w:bottom w:w="80" w:type="dxa"/>
+              <w:left w:w="100" w:type="dxa"/>
+              <w:right w:w="100" w:type="dxa"/>
+            </w:tcMar>
+          </w:tcPr>
+          <w:p>
+            <w:r>
+              <w:rPr>
+                <w:sz w:val="17"/>
+              </w:rPr>
+              <w:t>Live Arena anti-sniping</w:t>
+            </w:r>
+          </w:p>
+        </w:tc>
+        <w:tc>
+          <w:tcPr>
+            <w:tcW w:type="dxa" w:w="2484"/>
+            <w:shd w:fill="FFFFFF"/>
+            <w:tcMar>
+              <w:top w:w="80" w:type="dxa"/>
+              <w:bottom w:w="80" w:type="dxa"/>
+              <w:left w:w="100" w:type="dxa"/>
+              <w:right w:w="100" w:type="dxa"/>
+            </w:tcMar>
+          </w:tcPr>
+          <w:p>
+            <w:r>
+              <w:rPr>
+                <w:sz w:val="17"/>
+              </w:rPr>
+              <w:t>extended_time was set to NOW() instead of +3 min into the future, breaking extension checks.</w:t>
+            </w:r>
+          </w:p>
+        </w:tc>
+        <w:tc>
+          <w:tcPr>
+            <w:tcW w:type="dxa" w:w="2484"/>
+            <w:shd w:fill="FEF2F2"/>
+            <w:tcMar>
+              <w:top w:w="80" w:type="dxa"/>
+              <w:bottom w:w="80" w:type="dxa"/>
+              <w:left w:w="100" w:type="dxa"/>
+              <w:right w:w="100" w:type="dxa"/>
+            </w:tcMar>
+          </w:tcPr>
+          <w:p>
+            <w:r>
+              <w:rPr>
+                <w:b/>
+                <w:color w:val="DC2626"/>
+                <w:sz w:val="17"/>
+              </w:rPr>
+              <w:t>CRITICAL</w:t>
+            </w:r>
+          </w:p>
+        </w:tc>
+        <w:tc>
+          <w:tcPr>
+            <w:tcW w:type="dxa" w:w="2484"/>
+            <w:shd w:fill="FFFFFF"/>
+            <w:tcMar>
+              <w:top w:w="80" w:type="dxa"/>
+              <w:bottom w:w="80" w:type="dxa"/>
+              <w:left w:w="100" w:type="dxa"/>
+              <w:right w:w="100" w:type="dxa"/>
+            </w:tcMar>
+          </w:tcPr>
+          <w:p>
+            <w:r>
+              <w:rPr>
+                <w:sz w:val="17"/>
+              </w:rPr>
+              <w:t>Updated SQL: DATE_ADD(GREATEST(end_time, NOW()), INTERVAL 3 MINUTE).</w:t>
+            </w:r>
+          </w:p>
+        </w:tc>
+      </w:tr>
+      <w:tr>
+        <w:tc>
+          <w:tcPr>
+            <w:tcW w:type="dxa" w:w="2484"/>
+            <w:shd w:fill="FFFFFF"/>
+            <w:tcMar>
+              <w:top w:w="80" w:type="dxa"/>
+              <w:bottom w:w="80" w:type="dxa"/>
+              <w:left w:w="100" w:type="dxa"/>
+              <w:right w:w="100" w:type="dxa"/>
+            </w:tcMar>
+          </w:tcPr>
+          <w:p>
+            <w:r>
+              <w:rPr>
+                <w:sz w:val="17"/>
+              </w:rPr>
+              <w:t>Wallet Concurrency</w:t>
+            </w:r>
+          </w:p>
+        </w:tc>
+        <w:tc>
+          <w:tcPr>
+            <w:tcW w:type="dxa" w:w="2484"/>
+            <w:shd w:fill="FFFFFF"/>
+            <w:tcMar>
+              <w:top w:w="80" w:type="dxa"/>
+              <w:bottom w:w="80" w:type="dxa"/>
+              <w:left w:w="100" w:type="dxa"/>
+              <w:right w:w="100" w:type="dxa"/>
+            </w:tcMar>
+          </w:tcPr>
+          <w:p>
+            <w:r>
+              <w:rPr>
+                <w:sz w:val="17"/>
+              </w:rPr>
+              <w:t>Non-atomic bid hold updates allowed race-condition double-spends.</w:t>
+            </w:r>
+          </w:p>
+        </w:tc>
+        <w:tc>
+          <w:tcPr>
+            <w:tcW w:type="dxa" w:w="2484"/>
+            <w:shd w:fill="FEF2F2"/>
+            <w:tcMar>
+              <w:top w:w="80" w:type="dxa"/>
+              <w:bottom w:w="80" w:type="dxa"/>
+              <w:left w:w="100" w:type="dxa"/>
+              <w:right w:w="100" w:type="dxa"/>
+            </w:tcMar>
+          </w:tcPr>
+          <w:p>
+            <w:r>
+              <w:rPr>
+                <w:b/>
+                <w:color w:val="DC2626"/>
+                <w:sz w:val="17"/>
+              </w:rPr>
+              <w:t>CRITICAL</w:t>
+            </w:r>
+          </w:p>
+        </w:tc>
+        <w:tc>
+          <w:tcPr>
+            <w:tcW w:type="dxa" w:w="2484"/>
+            <w:shd w:fill="FFFFFF"/>
+            <w:tcMar>
+              <w:top w:w="80" w:type="dxa"/>
+              <w:bottom w:w="80" w:type="dxa"/>
+              <w:left w:w="100" w:type="dxa"/>
+              <w:right w:w="100" w:type="dxa"/>
+            </w:tcMar>
+          </w:tcPr>
+          <w:p>
+            <w:r>
+              <w:rPr>
+                <w:sz w:val="17"/>
+              </w:rPr>
+              <w:t>WalletService uses SELECT ... FOR UPDATE with idempotency keys inside transactions.</w:t>
+            </w:r>
+          </w:p>
+        </w:tc>
+      </w:tr>
+      <w:tr>
+        <w:tc>
+          <w:tcPr>
+            <w:tcW w:type="dxa" w:w="2484"/>
+            <w:shd w:fill="FFFFFF"/>
+            <w:tcMar>
+              <w:top w:w="80" w:type="dxa"/>
+              <w:bottom w:w="80" w:type="dxa"/>
+              <w:left w:w="100" w:type="dxa"/>
+              <w:right w:w="100" w:type="dxa"/>
+            </w:tcMar>
+          </w:tcPr>
+          <w:p>
+            <w:r>
+              <w:rPr>
+                <w:sz w:val="17"/>
+              </w:rPr>
+              <w:t>Countdown Expiry</w:t>
+            </w:r>
+          </w:p>
+        </w:tc>
+        <w:tc>
+          <w:tcPr>
+            <w:tcW w:type="dxa" w:w="2484"/>
+            <w:shd w:fill="FFFFFF"/>
+            <w:tcMar>
+              <w:top w:w="80" w:type="dxa"/>
+              <w:bottom w:w="80" w:type="dxa"/>
+              <w:left w:w="100" w:type="dxa"/>
+              <w:right w:w="100" w:type="dxa"/>
+            </w:tcMar>
+          </w:tcPr>
+          <w:p>
+            <w:r>
+              <w:rPr>
+                <w:sz w:val="17"/>
+              </w:rPr>
+              <w:t>Bid inputs remained active after timer reached zero, allowing post-close bids.</w:t>
+            </w:r>
+          </w:p>
+        </w:tc>
+        <w:tc>
+          <w:tcPr>
+            <w:tcW w:type="dxa" w:w="2484"/>
+            <w:shd w:fill="FFF7ED"/>
+            <w:tcMar>
+              <w:top w:w="80" w:type="dxa"/>
+              <w:bottom w:w="80" w:type="dxa"/>
+              <w:left w:w="100" w:type="dxa"/>
+              <w:right w:w="100" w:type="dxa"/>
+            </w:tcMar>
+          </w:tcPr>
+          <w:p>
+            <w:r>
+              <w:rPr>
+                <w:b/>
+                <w:color w:val="EA580C"/>
+                <w:sz w:val="17"/>
+              </w:rPr>
+              <w:t>HIGH</w:t>
+            </w:r>
+          </w:p>
+        </w:tc>
+        <w:tc>
+          <w:tcPr>
+            <w:tcW w:type="dxa" w:w="2484"/>
+            <w:shd w:fill="FFFFFF"/>
+            <w:tcMar>
+              <w:top w:w="80" w:type="dxa"/>
+              <w:bottom w:w="80" w:type="dxa"/>
+              <w:left w:w="100" w:type="dxa"/>
+              <w:right w:w="100" w:type="dxa"/>
+            </w:tcMar>
+          </w:tcPr>
+          <w:p>
+            <w:r>
+              <w:rPr>
+                <w:sz w:val="17"/>
+              </w:rPr>
+              <w:t>disableBiddingControls() locks all inputs; server enforces end_time &gt; NOW() on every POST.</w:t>
+            </w:r>
+          </w:p>
+        </w:tc>
+      </w:tr>
+      <w:tr>
+        <w:tc>
+          <w:tcPr>
+            <w:tcW w:type="dxa" w:w="2484"/>
+            <w:shd w:fill="FFFFFF"/>
+            <w:tcMar>
+              <w:top w:w="80" w:type="dxa"/>
+              <w:bottom w:w="80" w:type="dxa"/>
+              <w:left w:w="100" w:type="dxa"/>
+              <w:right w:w="100" w:type="dxa"/>
+            </w:tcMar>
+          </w:tcPr>
+          <w:p>
+            <w:r>
+              <w:rPr>
+                <w:sz w:val="17"/>
+              </w:rPr>
+              <w:t>Live Stream &amp; Chat</w:t>
+            </w:r>
+          </w:p>
+        </w:tc>
+        <w:tc>
+          <w:tcPr>
+            <w:tcW w:type="dxa" w:w="2484"/>
+            <w:shd w:fill="FFFFFF"/>
+            <w:tcMar>
+              <w:top w:w="80" w:type="dxa"/>
+              <w:bottom w:w="80" w:type="dxa"/>
+              <w:left w:w="100" w:type="dxa"/>
+              <w:right w:w="100" w:type="dxa"/>
+            </w:tcMar>
+          </w:tcPr>
+          <w:p>
+            <w:r>
+              <w:rPr>
+                <w:sz w:val="17"/>
+              </w:rPr>
+              <w:t>No real-time comment/bidding feed; all page reloads and no bot announcements.</w:t>
+            </w:r>
+          </w:p>
+        </w:tc>
+        <w:tc>
+          <w:tcPr>
+            <w:tcW w:type="dxa" w:w="2484"/>
+            <w:shd w:fill="FFF7ED"/>
+            <w:tcMar>
+              <w:top w:w="80" w:type="dxa"/>
+              <w:bottom w:w="80" w:type="dxa"/>
+              <w:left w:w="100" w:type="dxa"/>
+              <w:right w:w="100" w:type="dxa"/>
+            </w:tcMar>
+          </w:tcPr>
+          <w:p>
+            <w:r>
+              <w:rPr>
+                <w:b/>
+                <w:color w:val="EA580C"/>
+                <w:sz w:val="17"/>
+              </w:rPr>
+              <w:t>HIGH</w:t>
+            </w:r>
+          </w:p>
+        </w:tc>
+        <w:tc>
+          <w:tcPr>
+            <w:tcW w:type="dxa" w:w="2484"/>
+            <w:shd w:fill="FFFFFF"/>
+            <w:tcMar>
+              <w:top w:w="80" w:type="dxa"/>
+              <w:bottom w:w="80" w:type="dxa"/>
+              <w:left w:w="100" w:type="dxa"/>
+              <w:right w:w="100" w:type="dxa"/>
+            </w:tcMar>
+          </w:tcPr>
+          <w:p>
+            <w:r>
+              <w:rPr>
+                <w:sz w:val="17"/>
+              </w:rPr>
+              <w:t>Built live_stream.php + api/live_stream_api.php with auto-scroll, audio triggers, and Rs. formatting.</w:t>
+            </w:r>
+          </w:p>
+        </w:tc>
+      </w:tr>
+      <w:tr>
+        <w:tc>
+          <w:tcPr>
+            <w:tcW w:type="dxa" w:w="2484"/>
+            <w:shd w:fill="FFFFFF"/>
+            <w:tcMar>
+              <w:top w:w="80" w:type="dxa"/>
+              <w:bottom w:w="80" w:type="dxa"/>
+              <w:left w:w="100" w:type="dxa"/>
+              <w:right w:w="100" w:type="dxa"/>
+            </w:tcMar>
+          </w:tcPr>
+          <w:p>
+            <w:r>
+              <w:rPr>
+                <w:sz w:val="17"/>
+              </w:rPr>
+              <w:t>Image Gallery</w:t>
+            </w:r>
+          </w:p>
+        </w:tc>
+        <w:tc>
+          <w:tcPr>
+            <w:tcW w:type="dxa" w:w="2484"/>
+            <w:shd w:fill="FFFFFF"/>
+            <w:tcMar>
+              <w:top w:w="80" w:type="dxa"/>
+              <w:bottom w:w="80" w:type="dxa"/>
+              <w:left w:w="100" w:type="dxa"/>
+              <w:right w:w="100" w:type="dxa"/>
+            </w:tcMar>
+          </w:tcPr>
+          <w:p>
+            <w:r>
+              <w:rPr>
+                <w:sz w:val="17"/>
+              </w:rPr>
+              <w:t>Single static image; no zoom, pan, multi-image, or fullscreen support.</w:t>
+            </w:r>
+          </w:p>
+        </w:tc>
+        <w:tc>
+          <w:tcPr>
+            <w:tcW w:type="dxa" w:w="2484"/>
+            <w:shd w:fill="FFF7ED"/>
+            <w:tcMar>
+              <w:top w:w="80" w:type="dxa"/>
+              <w:bottom w:w="80" w:type="dxa"/>
+              <w:left w:w="100" w:type="dxa"/>
+              <w:right w:w="100" w:type="dxa"/>
+            </w:tcMar>
+          </w:tcPr>
+          <w:p>
+            <w:r>
+              <w:rPr>
+                <w:b/>
+                <w:color w:val="EA580C"/>
+                <w:sz w:val="17"/>
+              </w:rPr>
+              <w:t>HIGH</w:t>
+            </w:r>
+          </w:p>
+        </w:tc>
+        <w:tc>
+          <w:tcPr>
+            <w:tcW w:type="dxa" w:w="2484"/>
+            <w:shd w:fill="FFFFFF"/>
+            <w:tcMar>
+              <w:top w:w="80" w:type="dxa"/>
+              <w:bottom w:w="80" w:type="dxa"/>
+              <w:left w:w="100" w:type="dxa"/>
+              <w:right w:w="100" w:type="dxa"/>
+            </w:tcMar>
+          </w:tcPr>
+          <w:p>
+            <w:r>
+              <w:rPr>
+                <w:sz w:val="17"/>
+              </w:rPr>
+              <w:t>Bayut-style split gallery with zoom/pan/drag, lightbox, touch swipe, and pinch-to-zoom.</w:t>
+            </w:r>
+          </w:p>
+        </w:tc>
+      </w:tr>
+      <w:tr>
+        <w:tc>
+          <w:tcPr>
+            <w:tcW w:type="dxa" w:w="2484"/>
+            <w:shd w:fill="FFFFFF"/>
+            <w:tcMar>
+              <w:top w:w="80" w:type="dxa"/>
+              <w:bottom w:w="80" w:type="dxa"/>
+              <w:left w:w="100" w:type="dxa"/>
+              <w:right w:w="100" w:type="dxa"/>
+            </w:tcMar>
+          </w:tcPr>
+          <w:p>
+            <w:r>
+              <w:rPr>
+                <w:sz w:val="17"/>
+              </w:rPr>
+              <w:t>Settings System</w:t>
+            </w:r>
+          </w:p>
+        </w:tc>
+        <w:tc>
+          <w:tcPr>
+            <w:tcW w:type="dxa" w:w="2484"/>
+            <w:shd w:fill="FFFFFF"/>
+            <w:tcMar>
+              <w:top w:w="80" w:type="dxa"/>
+              <w:bottom w:w="80" w:type="dxa"/>
+              <w:left w:w="100" w:type="dxa"/>
+              <w:right w:w="100" w:type="dxa"/>
+            </w:tcMar>
+          </w:tcPr>
+          <w:p>
+            <w:r>
+              <w:rPr>
+                <w:sz w:val="17"/>
+              </w:rPr>
+              <w:t>No centralized config; hardcoded values scattered across files.</w:t>
+            </w:r>
+          </w:p>
+        </w:tc>
+        <w:tc>
+          <w:tcPr>
+            <w:tcW w:type="dxa" w:w="2484"/>
+            <w:shd w:fill="FFF7ED"/>
+            <w:tcMar>
+              <w:top w:w="80" w:type="dxa"/>
+              <w:bottom w:w="80" w:type="dxa"/>
+              <w:left w:w="100" w:type="dxa"/>
+              <w:right w:w="100" w:type="dxa"/>
+            </w:tcMar>
+          </w:tcPr>
+          <w:p>
+            <w:r>
+              <w:rPr>
+                <w:b/>
+                <w:color w:val="EA580C"/>
+                <w:sz w:val="17"/>
+              </w:rPr>
+              <w:t>HIGH</w:t>
+            </w:r>
+          </w:p>
+        </w:tc>
+        <w:tc>
+          <w:tcPr>
+            <w:tcW w:type="dxa" w:w="2484"/>
+            <w:shd w:fill="FFFFFF"/>
+            <w:tcMar>
+              <w:top w:w="80" w:type="dxa"/>
+              <w:bottom w:w="80" w:type="dxa"/>
+              <w:left w:w="100" w:type="dxa"/>
+              <w:right w:w="100" w:type="dxa"/>
+            </w:tcMar>
+          </w:tcPr>
+          <w:p>
+            <w:r>
+              <w:rPr>
+                <w:sz w:val="17"/>
+              </w:rPr>
+              <w:t>Database-driven Settings class with admin, auction, and user settings panels.</w:t>
+            </w:r>
+          </w:p>
+        </w:tc>
+      </w:tr>
+      <w:tr>
+        <w:tc>
+          <w:tcPr>
+            <w:tcW w:type="dxa" w:w="2484"/>
+            <w:shd w:fill="FFFFFF"/>
+            <w:tcMar>
+              <w:top w:w="80" w:type="dxa"/>
+              <w:bottom w:w="80" w:type="dxa"/>
+              <w:left w:w="100" w:type="dxa"/>
+              <w:right w:w="100" w:type="dxa"/>
+            </w:tcMar>
+          </w:tcPr>
+          <w:p>
+            <w:r>
+              <w:rPr>
+                <w:sz w:val="17"/>
+              </w:rPr>
+              <w:t>AI Reserve Price</w:t>
+            </w:r>
+          </w:p>
+        </w:tc>
+        <w:tc>
+          <w:tcPr>
+            <w:tcW w:type="dxa" w:w="2484"/>
+            <w:shd w:fill="FFFFFF"/>
+            <w:tcMar>
+              <w:top w:w="80" w:type="dxa"/>
+              <w:bottom w:w="80" w:type="dxa"/>
+              <w:left w:w="100" w:type="dxa"/>
+              <w:right w:w="100" w:type="dxa"/>
+            </w:tcMar>
+          </w:tcPr>
+          <w:p>
+            <w:r>
+              <w:rPr>
+                <w:sz w:val="17"/>
+              </w:rPr>
+              <w:t>No pricing assistance for sellers when setting reserve prices.</w:t>
+            </w:r>
+          </w:p>
+        </w:tc>
+        <w:tc>
+          <w:tcPr>
+            <w:tcW w:type="dxa" w:w="2484"/>
+            <w:shd w:fill="F8FAFC"/>
+            <w:tcMar>
+              <w:top w:w="80" w:type="dxa"/>
+              <w:bottom w:w="80" w:type="dxa"/>
+              <w:left w:w="100" w:type="dxa"/>
+              <w:right w:w="100" w:type="dxa"/>
+            </w:tcMar>
+          </w:tcPr>
+          <w:p>
+            <w:r>
+              <w:rPr>
+                <w:sz w:val="17"/>
+              </w:rPr>
+              <w:t>MEDIUM</w:t>
+            </w:r>
+          </w:p>
+        </w:tc>
+        <w:tc>
+          <w:tcPr>
+            <w:tcW w:type="dxa" w:w="2484"/>
+            <w:shd w:fill="FFFFFF"/>
+            <w:tcMar>
+              <w:top w:w="80" w:type="dxa"/>
+              <w:bottom w:w="80" w:type="dxa"/>
+              <w:left w:w="100" w:type="dxa"/>
+              <w:right w:w="100" w:type="dxa"/>
+            </w:tcMar>
+          </w:tcPr>
+          <w:p>
+            <w:r>
+              <w:rPr>
+                <w:sz w:val="17"/>
+              </w:rPr>
+              <w:t>AiReservePriceService uses category median prices to suggest confidence-weighted reserve.</w:t>
+            </w:r>
+          </w:p>
+        </w:tc>
+      </w:tr>
+      <w:tr>
+        <w:tc>
+          <w:tcPr>
+            <w:tcW w:type="dxa" w:w="2484"/>
+            <w:shd w:fill="FFFFFF"/>
+            <w:tcMar>
+              <w:top w:w="80" w:type="dxa"/>
+              <w:bottom w:w="80" w:type="dxa"/>
+              <w:left w:w="100" w:type="dxa"/>
+              <w:right w:w="100" w:type="dxa"/>
+            </w:tcMar>
+          </w:tcPr>
+          <w:p>
+            <w:r>
+              <w:rPr>
+                <w:sz w:val="17"/>
+              </w:rPr>
+              <w:t>Notification Service</w:t>
+            </w:r>
+          </w:p>
+        </w:tc>
+        <w:tc>
+          <w:tcPr>
+            <w:tcW w:type="dxa" w:w="2484"/>
+            <w:shd w:fill="FFFFFF"/>
+            <w:tcMar>
+              <w:top w:w="80" w:type="dxa"/>
+              <w:bottom w:w="80" w:type="dxa"/>
+              <w:left w:w="100" w:type="dxa"/>
+              <w:right w:w="100" w:type="dxa"/>
+            </w:tcMar>
+          </w:tcPr>
+          <w:p>
+            <w:r>
+              <w:rPr>
+                <w:sz w:val="17"/>
+              </w:rPr>
+              <w:t>Ad-hoc DB inserts scattered through controllers; no badge counts.</w:t>
+            </w:r>
+          </w:p>
+        </w:tc>
+        <w:tc>
+          <w:tcPr>
+            <w:tcW w:type="dxa" w:w="2484"/>
+            <w:shd w:fill="F8FAFC"/>
+            <w:tcMar>
+              <w:top w:w="80" w:type="dxa"/>
+              <w:bottom w:w="80" w:type="dxa"/>
+              <w:left w:w="100" w:type="dxa"/>
+              <w:right w:w="100" w:type="dxa"/>
+            </w:tcMar>
+          </w:tcPr>
+          <w:p>
+            <w:r>
+              <w:rPr>
+                <w:sz w:val="17"/>
+              </w:rPr>
+              <w:t>MEDIUM</w:t>
+            </w:r>
+          </w:p>
+        </w:tc>
+        <w:tc>
+          <w:tcPr>
+            <w:tcW w:type="dxa" w:w="2484"/>
+            <w:shd w:fill="FFFFFF"/>
+            <w:tcMar>
+              <w:top w:w="80" w:type="dxa"/>
+              <w:bottom w:w="80" w:type="dxa"/>
+              <w:left w:w="100" w:type="dxa"/>
+              <w:right w:w="100" w:type="dxa"/>
+            </w:tcMar>
+          </w:tcPr>
+          <w:p>
+            <w:r>
+              <w:rPr>
+                <w:sz w:val="17"/>
+              </w:rPr>
+              <w:t>Centralized NotificationService with typed events, AJAX badge polling, and mark-as-read.</w:t>
+            </w:r>
+          </w:p>
+        </w:tc>
+      </w:tr>
+      <w:tr>
+        <w:tc>
+          <w:tcPr>
+            <w:tcW w:type="dxa" w:w="2484"/>
+            <w:shd w:fill="FFFFFF"/>
+            <w:tcMar>
+              <w:top w:w="80" w:type="dxa"/>
+              <w:bottom w:w="80" w:type="dxa"/>
+              <w:left w:w="100" w:type="dxa"/>
+              <w:right w:w="100" w:type="dxa"/>
+            </w:tcMar>
+          </w:tcPr>
+          <w:p>
+            <w:r>
+              <w:rPr>
+                <w:sz w:val="17"/>
+              </w:rPr>
+              <w:t>Navigation Traps</w:t>
+            </w:r>
+          </w:p>
+        </w:tc>
+        <w:tc>
+          <w:tcPr>
+            <w:tcW w:type="dxa" w:w="2484"/>
+            <w:shd w:fill="FFFFFF"/>
+            <w:tcMar>
+              <w:top w:w="80" w:type="dxa"/>
+              <w:bottom w:w="80" w:type="dxa"/>
+              <w:left w:w="100" w:type="dxa"/>
+              <w:right w:w="100" w:type="dxa"/>
+            </w:tcMar>
+          </w:tcPr>
+          <w:p>
+            <w:r>
+              <w:rPr>
+                <w:sz w:val="17"/>
+              </w:rPr>
+              <w:t>No Back/Cancel buttons on add_items.php, checkout.php, my_auctions.php.</w:t>
+            </w:r>
+          </w:p>
+        </w:tc>
+        <w:tc>
+          <w:tcPr>
+            <w:tcW w:type="dxa" w:w="2484"/>
+            <w:shd w:fill="F8FAFC"/>
+            <w:tcMar>
+              <w:top w:w="80" w:type="dxa"/>
+              <w:bottom w:w="80" w:type="dxa"/>
+              <w:left w:w="100" w:type="dxa"/>
+              <w:right w:w="100" w:type="dxa"/>
+            </w:tcMar>
+          </w:tcPr>
+          <w:p>
+            <w:r>
+              <w:rPr>
+                <w:sz w:val="17"/>
+              </w:rPr>
+              <w:t>MEDIUM</w:t>
+            </w:r>
+          </w:p>
+        </w:tc>
+        <w:tc>
+          <w:tcPr>
+            <w:tcW w:type="dxa" w:w="2484"/>
+            <w:shd w:fill="FFFFFF"/>
+            <w:tcMar>
+              <w:top w:w="80" w:type="dxa"/>
+              <w:bottom w:w="80" w:type="dxa"/>
+              <w:left w:w="100" w:type="dxa"/>
+              <w:right w:w="100" w:type="dxa"/>
+            </w:tcMar>
+          </w:tcPr>
+          <w:p>
+            <w:r>
+              <w:rPr>
+                <w:sz w:val="17"/>
+              </w:rPr>
+              <w:t>Added sticky back headers, Cancel buttons with history fallbacks, and breadcrumb links.</w:t>
+            </w:r>
+          </w:p>
+        </w:tc>
+      </w:tr>
+      <w:tr>
+        <w:tc>
+          <w:tcPr>
+            <w:tcW w:type="dxa" w:w="2484"/>
+            <w:shd w:fill="FFFFFF"/>
+            <w:tcMar>
+              <w:top w:w="80" w:type="dxa"/>
+              <w:bottom w:w="80" w:type="dxa"/>
+              <w:left w:w="100" w:type="dxa"/>
+              <w:right w:w="100" w:type="dxa"/>
+            </w:tcMar>
+          </w:tcPr>
+          <w:p>
+            <w:r>
+              <w:rPr>
+                <w:sz w:val="17"/>
+              </w:rPr>
+              <w:t>Layout Centering</w:t>
+            </w:r>
+          </w:p>
+        </w:tc>
+        <w:tc>
+          <w:tcPr>
+            <w:tcW w:type="dxa" w:w="2484"/>
+            <w:shd w:fill="FFFFFF"/>
+            <w:tcMar>
+              <w:top w:w="80" w:type="dxa"/>
+              <w:bottom w:w="80" w:type="dxa"/>
+              <w:left w:w="100" w:type="dxa"/>
+              <w:right w:w="100" w:type="dxa"/>
+            </w:tcMar>
+          </w:tcPr>
+          <w:p>
+            <w:r>
+              <w:rPr>
+                <w:sz w:val="17"/>
+              </w:rPr>
+              <w:t>Hardcoded margin-left: 120px pushed table cards off-center on desktops.</w:t>
+            </w:r>
+          </w:p>
+        </w:tc>
+        <w:tc>
+          <w:tcPr>
+            <w:tcW w:type="dxa" w:w="2484"/>
+            <w:shd w:fill="F8FAFC"/>
+            <w:tcMar>
+              <w:top w:w="80" w:type="dxa"/>
+              <w:bottom w:w="80" w:type="dxa"/>
+              <w:left w:w="100" w:type="dxa"/>
+              <w:right w:w="100" w:type="dxa"/>
+            </w:tcMar>
+          </w:tcPr>
+          <w:p>
+            <w:r>
+              <w:rPr>
+                <w:sz w:val="17"/>
+              </w:rPr>
+              <w:t>LOW</w:t>
+            </w:r>
+          </w:p>
+        </w:tc>
+        <w:tc>
+          <w:tcPr>
+            <w:tcW w:type="dxa" w:w="2484"/>
+            <w:shd w:fill="FFFFFF"/>
+            <w:tcMar>
+              <w:top w:w="80" w:type="dxa"/>
+              <w:bottom w:w="80" w:type="dxa"/>
+              <w:left w:w="100" w:type="dxa"/>
+              <w:right w:w="100" w:type="dxa"/>
+            </w:tcMar>
+          </w:tcPr>
+          <w:p>
+            <w:r>
+              <w:rPr>
+                <w:sz w:val="17"/>
+              </w:rPr>
+              <w:t>Removed asymmetric margin, added responsive table wrap and top navigation.</w:t>
+            </w:r>
+          </w:p>
+        </w:tc>
+      </w:tr>
+    </w:tbl>
+    <w:p>
+      <w:pPr>
+        <w:spacing w:after="240"/>
+      </w:pPr>
+    </w:p>
+    <w:p>
+      <w:pPr>
+        <w:spacing w:before="320" w:after="120"/>
+      </w:pPr>
+      <w:r>
+        <w:rPr>
+          <w:rFonts w:ascii="Arial" w:hAnsi="Arial"/>
+          <w:b/>
+          <w:color w:val="047857"/>
+          <w:sz w:val="30"/>
+        </w:rPr>
+        <w:t>2. File Directory Tree &amp; Production Architecture</w:t>
+      </w:r>
+    </w:p>
+    <w:p>
+      <w:r>
+        <w:t>The complete workspace layout is organized strictly by responsibility into modular tiers:</w:t>
+      </w:r>
+    </w:p>
+    <w:p>
+      <w:pPr>
+        <w:spacing w:after="80"/>
+      </w:pPr>
+    </w:p>
+    <w:tbl>
+      <w:tblPr>
+        <w:tblW w:type="auto" w:w="0"/>
+        <w:jc w:val="center"/>
+        <w:tblLook w:firstColumn="1" w:firstRow="1" w:lastColumn="0" w:lastRow="0" w:noHBand="0" w:noVBand="1" w:val="04A0"/>
+      </w:tblPr>
+      <w:tblGrid>
+        <w:gridCol w:w="9936"/>
+      </w:tblGrid>
+      <w:tr>
+        <w:tc>
+          <w:tcPr>
+            <w:tcW w:type="dxa" w:w="9936"/>
             <w:shd w:fill="F1F5F9"/>
             <w:tcMar>
               <w:top w:w="100" w:type="dxa"/>
@@ -56,77 +1538,149 @@
           <w:p>
             <w:r>
               <w:rPr>
-                <w:b/>
-                <w:color w:val="0F172A"/>
-                <w:sz w:val="20"/>
+                <w:rFonts w:ascii="Consolas" w:hAnsi="Consolas"/>
+                <w:color w:val="1E293B"/>
+                <w:sz w:val="17"/>
               </w:rPr>
-              <w:t>Platform Version:</w:t>
-            </w:r>
-          </w:p>
-        </w:tc>
-        <w:tc>
-          <w:tcPr>
-            <w:tcW w:type="dxa" w:w="4968"/>
-            <w:shd w:fill="F1F5F9"/>
-            <w:tcMar>
-              <w:top w:w="100" w:type="dxa"/>
-              <w:bottom w:w="100" w:type="dxa"/>
-              <w:left w:w="150" w:type="dxa"/>
-              <w:right w:w="150" w:type="dxa"/>
-            </w:tcMar>
-          </w:tcPr>
-          <w:p>
-            <w:r>
-              <w:rPr>
-                <w:b w:val="0"/>
-                <w:sz w:val="20"/>
-              </w:rPr>
-              <w:t>Geo Auction v2.4 (Enterprise PHP/MySQL)</w:t>
-            </w:r>
-          </w:p>
-        </w:tc>
-      </w:tr>
-      <w:tr>
-        <w:tc>
-          <w:tcPr>
-            <w:tcW w:type="dxa" w:w="4968"/>
-            <w:shd w:fill="F1F5F9"/>
-            <w:tcMar>
-              <w:top w:w="100" w:type="dxa"/>
-              <w:bottom w:w="100" w:type="dxa"/>
-              <w:left w:w="150" w:type="dxa"/>
-              <w:right w:w="150" w:type="dxa"/>
-            </w:tcMar>
-          </w:tcPr>
-          <w:p>
-            <w:r>
-              <w:rPr>
-                <w:b/>
-                <w:color w:val="0F172A"/>
-                <w:sz w:val="20"/>
-              </w:rPr>
-              <w:t>Lead Architect:</w:t>
-            </w:r>
-          </w:p>
-        </w:tc>
-        <w:tc>
-          <w:tcPr>
-            <w:tcW w:type="dxa" w:w="4968"/>
-            <w:shd w:fill="F1F5F9"/>
-            <w:tcMar>
-              <w:top w:w="100" w:type="dxa"/>
-              <w:bottom w:w="100" w:type="dxa"/>
-              <w:left w:w="150" w:type="dxa"/>
-              <w:right w:w="150" w:type="dxa"/>
-            </w:tcMar>
-          </w:tcPr>
-          <w:p>
-            <w:r>
-              <w:rPr>
-                <w:b w:val="0"/>
-                <w:sz w:val="20"/>
-              </w:rPr>
-              <w:t>Senior Full-Stack PHP &amp; Web Systems Expert</w:t>
+              <w:t>geo-auction-system-GIT/</w:t>
+              <w:br/>
+              <w:t>+-- admin/</w:t>
+              <w:br/>
+              <w:t>|   +-- bids.php                   # Admin bid management &amp; audit log viewer</w:t>
+              <w:br/>
+              <w:t>|   +-- categories.php             # Category CRUD with icon &amp; sort order management</w:t>
+              <w:br/>
+              <w:t>|   +-- dashboard.php              # Admin KPI dashboard with analytics graphs</w:t>
+              <w:br/>
+              <w:t>|   +-- items.php                  # Auction item moderation &amp; approval queue</w:t>
+              <w:br/>
+              <w:t>|   +-- reports.php                # Revenue, user, and auction performance reports</w:t>
+              <w:br/>
+              <w:t>|   +-- settings.php               # Platform-wide settings configuration (6 tabs)</w:t>
+              <w:br/>
+              <w:t>|   +-- users.php                  # User management, role assignment, suspensions</w:t>
+              <w:br/>
+              <w:t>+-- ajax/</w:t>
+              <w:br/>
+              <w:t>|   +-- ai_reserve_price.php       # AI-driven reserve price suggestion endpoint</w:t>
+              <w:br/>
+              <w:t>|   +-- bid.php                    # Core AJAX bidding handler with increment validation</w:t>
+              <w:br/>
+              <w:t>|   +-- comments.php               # Live auction comment/chat AJAX dispatcher</w:t>
+              <w:br/>
+              <w:t>|   +-- load_items.php             # Infinite-scroll item loader for index/search</w:t>
+              <w:br/>
+              <w:t>|   +-- notification.php           # Notification read/dismiss AJAX controller</w:t>
+              <w:br/>
+              <w:t>|   +-- search.php                 # Full-text search endpoint with category filters</w:t>
+              <w:br/>
+              <w:t>|   +-- update_settings.php        # AJAX settings update endpoint</w:t>
+              <w:br/>
+              <w:t>+-- api/</w:t>
+              <w:br/>
+              <w:t>|   +-- auction_calendar.php       # JSON calendar events and future lot spotlight API</w:t>
+              <w:br/>
+              <w:t>|   +-- live_stream_api.php        # Real-time bid dispatcher &amp; stream polling controller</w:t>
+              <w:br/>
+              <w:t>+-- assets/</w:t>
+              <w:br/>
+              <w:t>|   +-- css/                       # Main design tokens, responsive typography, themes</w:t>
+              <w:br/>
+              <w:t>|   +-- js/                        # Common client-side helpers &amp; SweetAlert2 bindings</w:t>
+              <w:br/>
+              <w:t>|   +-- image/                     # Platform logo, placeholders, and iconography</w:t>
+              <w:br/>
+              <w:t>+-- auction/</w:t>
+              <w:br/>
+              <w:t>|   +-- settings.php               # Auction-specific settings panel (admin + seller)</w:t>
+              <w:br/>
+              <w:t>+-- config/</w:t>
+              <w:br/>
+              <w:t>|   +-- database.php               # Database credentials configuration file</w:t>
+              <w:br/>
+              <w:t>+-- database/</w:t>
+              <w:br/>
+              <w:t>|   +-- live_auction_schema.sql    # Complete DDL relational schema &amp; seed data</w:t>
+              <w:br/>
+              <w:t>|   +-- geo_auction_db.sql         # Primary operational database dump</w:t>
+              <w:br/>
+              <w:t>|   +-- wallet_subsystem.sql       # Escrow and wallet balance ledger tables</w:t>
+              <w:br/>
+              <w:t>+-- includes/</w:t>
+              <w:br/>
+              <w:t>|   +-- AiReservePriceService.php  # AI/statistical reserve price suggestion service</w:t>
+              <w:br/>
+              <w:t>|   +-- InvoiceService.php         # PDF invoice generation for completed auctions</w:t>
+              <w:br/>
+              <w:t>|   +-- MessageService.php         # User-to-user messaging &amp; direct chat service</w:t>
+              <w:br/>
+              <w:t>|   +-- NotificationService.php    # Centralized notification creation &amp; delivery</w:t>
+              <w:br/>
+              <w:t>|   +-- WalletService.php          # Double-entry escrow wallet &amp; bid hold system</w:t>
+              <w:br/>
+              <w:t>|   +-- auth.php                   # Authentication guards and session management</w:t>
+              <w:br/>
+              <w:t>|   +-- backup_service.php         # Database backup download service</w:t>
+              <w:br/>
+              <w:t>|   +-- database.php               # Dual PDO + MySQLi connection singleton</w:t>
+              <w:br/>
+              <w:t>|   +-- functions.php              # Shared utility functions</w:t>
+              <w:br/>
+              <w:t>|   +-- header.php                 # Global responsive navigation &amp; notification badges</w:t>
+              <w:br/>
+              <w:t>|   +-- footer.php                 # Site footer, script imports, and copyright</w:t>
+              <w:br/>
+              <w:t>|   +-- settings.php               # Settings OOP service (global config engine)</w:t>
+              <w:br/>
+              <w:t>+-- user/</w:t>
+              <w:br/>
+              <w:t>|   +-- add_items.php              # Multi-step item creation form with image preview</w:t>
+              <w:br/>
+              <w:t>|   +-- dashboard.php              # User profile, active bids, and wallet overview</w:t>
+              <w:br/>
+              <w:t>|   +-- my_auctions.php            # Seller listing manager with Card/Table views</w:t>
+              <w:br/>
+              <w:t>|   +-- my_bids.php                # Personal bid audit trail &amp; winning indicators</w:t>
+              <w:br/>
+              <w:t>|   +-- wallet.php                 # Raast/Bank transfer deposit &amp; balance manager</w:t>
+              <w:br/>
+              <w:t>|   +-- won_auctions.php           # Winning bids awaiting checkout settlement</w:t>
+              <w:br/>
+              <w:t>+-- calendar.php                   # Interactive auction calendar with iCal export</w:t>
+              <w:br/>
+              <w:t>+-- checkout.php                   # Escrow settlement, shipping, and order receipt</w:t>
+              <w:br/>
+              <w:t>+-- fetch_messages.php             # AJAX message thread fetcher</w:t>
+              <w:br/>
+              <w:t>+-- get_conversations.php          # AJAX conversation list loader</w:t>
+              <w:br/>
+              <w:t>+-- get_notifications.php          # AJAX notification feed loader</w:t>
+              <w:br/>
+              <w:t>+-- get_unread_count.php           # AJAX badge unread count endpoint</w:t>
+              <w:br/>
+              <w:t>+-- index.php                      # Public homepage, live search, category browse</w:t>
+              <w:br/>
+              <w:t>+-- invoice.php                    # Invoice viewer &amp; PDF download page</w:t>
+              <w:br/>
+              <w:t>+-- live_auction.php               # Live bidding arena with multi-image gallery</w:t>
+              <w:br/>
+              <w:t>+-- login.php                      # User authentication with rate limiting</w:t>
+              <w:br/>
+              <w:t>+-- logout.php                     # Secure session termination</w:t>
+              <w:br/>
+              <w:t>+-- mark_as_read.php               # AJAX mark notification/message as read</w:t>
+              <w:br/>
+              <w:t>+-- messages.php                   # Full messaging inbox UI</w:t>
+              <w:br/>
+              <w:t>+-- notifications.php              # Notification center page</w:t>
+              <w:br/>
+              <w:t>+-- place_bid.php                  # Canonical PDO bidding controller</w:t>
+              <w:br/>
+              <w:t>+-- register.php                   # User registration with email verification</w:t>
+              <w:br/>
+              <w:t>+-- search.php                     # Advanced search results page</w:t>
+              <w:br/>
+              <w:t>+-- send_message.php               # AJAX chat dispatcher endpoint (JSON API)</w:t>
             </w:r>
           </w:p>
         </w:tc>
@@ -134,26 +1688,26 @@
     </w:tbl>
     <w:p>
       <w:pPr>
-        <w:spacing w:after="300"/>
+        <w:spacing w:after="160"/>
       </w:pPr>
     </w:p>
     <w:p>
       <w:pPr>
-        <w:spacing w:before="360" w:after="160"/>
+        <w:spacing w:before="320" w:after="120"/>
       </w:pPr>
       <w:r>
         <w:rPr>
           <w:rFonts w:ascii="Arial" w:hAnsi="Arial"/>
           <w:b/>
           <w:color w:val="047857"/>
-          <w:sz w:val="32"/>
+          <w:sz w:val="30"/>
         </w:rPr>
-        <w:t>1. Executive Summary &amp; Codebase Audit Report</w:t>
+        <w:t>3. Database Schema &amp; Relational Design</w:t>
       </w:r>
     </w:p>
     <w:p>
       <w:r>
-        <w:t>Is project ka line-by-line deep architectural audit aur forensic analysis mukammal kar liya gaya hai. Audit ke doraan backend architecture, database queries, security vulnerabilities, aur frontend interactive flows me darj zail ahem khamiyan aur missing links samne aayein jinko 100% human-style standard ke mutabiq theek kar diya gaya hai:</w:t>
+        <w:t>The system uses a normalized MySQL 8 relational schema. Primary database: geo_auction_db (utf8mb4_unicode_ci). Key tables:</w:t>
       </w:r>
     </w:p>
     <w:tbl>
@@ -173,10 +1727,10 @@
             <w:tcW w:type="dxa" w:w="3312"/>
             <w:shd w:fill="047857"/>
             <w:tcMar>
-              <w:top w:w="120" w:type="dxa"/>
-              <w:bottom w:w="120" w:type="dxa"/>
-              <w:left w:w="150" w:type="dxa"/>
-              <w:right w:w="150" w:type="dxa"/>
+              <w:top w:w="90" w:type="dxa"/>
+              <w:bottom w:w="90" w:type="dxa"/>
+              <w:left w:w="120" w:type="dxa"/>
+              <w:right w:w="120" w:type="dxa"/>
             </w:tcMar>
           </w:tcPr>
           <w:p>
@@ -184,9 +1738,9 @@
               <w:rPr>
                 <w:b/>
                 <w:color w:val="FFFFFF"/>
-                <w:sz w:val="20"/>
+                <w:sz w:val="18"/>
               </w:rPr>
-              <w:t>Module / File</w:t>
+              <w:t>Table</w:t>
             </w:r>
           </w:p>
         </w:tc>
@@ -195,10 +1749,10 @@
             <w:tcW w:type="dxa" w:w="3312"/>
             <w:shd w:fill="047857"/>
             <w:tcMar>
-              <w:top w:w="120" w:type="dxa"/>
-              <w:bottom w:w="120" w:type="dxa"/>
-              <w:left w:w="150" w:type="dxa"/>
-              <w:right w:w="150" w:type="dxa"/>
+              <w:top w:w="90" w:type="dxa"/>
+              <w:bottom w:w="90" w:type="dxa"/>
+              <w:left w:w="120" w:type="dxa"/>
+              <w:right w:w="120" w:type="dxa"/>
             </w:tcMar>
           </w:tcPr>
           <w:p>
@@ -206,9 +1760,9 @@
               <w:rPr>
                 <w:b/>
                 <w:color w:val="FFFFFF"/>
-                <w:sz w:val="20"/>
+                <w:sz w:val="18"/>
               </w:rPr>
-              <w:t>Pehle Maujood Issue / Vulnerability</w:t>
+              <w:t>Primary Role</w:t>
             </w:r>
           </w:p>
         </w:tc>
@@ -217,10 +1771,10 @@
             <w:tcW w:type="dxa" w:w="3312"/>
             <w:shd w:fill="047857"/>
             <w:tcMar>
-              <w:top w:w="120" w:type="dxa"/>
-              <w:bottom w:w="120" w:type="dxa"/>
-              <w:left w:w="150" w:type="dxa"/>
-              <w:right w:w="150" w:type="dxa"/>
+              <w:top w:w="90" w:type="dxa"/>
+              <w:bottom w:w="90" w:type="dxa"/>
+              <w:left w:w="120" w:type="dxa"/>
+              <w:right w:w="120" w:type="dxa"/>
             </w:tcMar>
           </w:tcPr>
           <w:p>
@@ -228,9 +1782,9 @@
               <w:rPr>
                 <w:b/>
                 <w:color w:val="FFFFFF"/>
-                <w:sz w:val="20"/>
+                <w:sz w:val="18"/>
               </w:rPr>
-              <w:t>Applied Senior Fix &amp; Improvement</w:t>
+              <w:t>Key Columns</w:t>
             </w:r>
           </w:p>
         </w:tc>
@@ -241,18 +1795,20 @@
             <w:tcW w:type="dxa" w:w="3312"/>
             <w:shd w:fill="FFFFFF"/>
             <w:tcMar>
-              <w:top w:w="90" w:type="dxa"/>
-              <w:bottom w:w="90" w:type="dxa"/>
-              <w:left w:w="130" w:type="dxa"/>
-              <w:right w:w="130" w:type="dxa"/>
+              <w:top w:w="70" w:type="dxa"/>
+              <w:bottom w:w="70" w:type="dxa"/>
+              <w:left w:w="100" w:type="dxa"/>
+              <w:right w:w="100" w:type="dxa"/>
             </w:tcMar>
           </w:tcPr>
           <w:p>
             <w:r>
               <w:rPr>
-                <w:sz w:val="19"/>
+                <w:b/>
+                <w:color w:val="047857"/>
+                <w:sz w:val="17"/>
               </w:rPr>
-              <w:t>XAMPP MySQL Engine</w:t>
+              <w:t>users</w:t>
             </w:r>
           </w:p>
         </w:tc>
@@ -261,18 +1817,18 @@
             <w:tcW w:type="dxa" w:w="3312"/>
             <w:shd w:fill="FFFFFF"/>
             <w:tcMar>
-              <w:top w:w="90" w:type="dxa"/>
-              <w:bottom w:w="90" w:type="dxa"/>
-              <w:left w:w="130" w:type="dxa"/>
-              <w:right w:w="130" w:type="dxa"/>
+              <w:top w:w="70" w:type="dxa"/>
+              <w:bottom w:w="70" w:type="dxa"/>
+              <w:left w:w="100" w:type="dxa"/>
+              <w:right w:w="100" w:type="dxa"/>
             </w:tcMar>
           </w:tcPr>
           <w:p>
             <w:r>
               <w:rPr>
-                <w:sz w:val="19"/>
+                <w:sz w:val="17"/>
               </w:rPr>
-              <w:t>InnoDB Page 0 corruption (space=67, unaligned size 1777664 bytes) jiski wajah se MySQL 24 seconds baad crash ho raha tha.</w:t>
+              <w:t>Registered bidders, sellers, and admins</w:t>
             </w:r>
           </w:p>
         </w:tc>
@@ -281,18 +1837,18 @@
             <w:tcW w:type="dxa" w:w="3312"/>
             <w:shd w:fill="FFFFFF"/>
             <w:tcMar>
-              <w:top w:w="90" w:type="dxa"/>
-              <w:bottom w:w="90" w:type="dxa"/>
-              <w:left w:w="130" w:type="dxa"/>
-              <w:right w:w="130" w:type="dxa"/>
+              <w:top w:w="70" w:type="dxa"/>
+              <w:bottom w:w="70" w:type="dxa"/>
+              <w:left w:w="100" w:type="dxa"/>
+              <w:right w:w="100" w:type="dxa"/>
             </w:tcMar>
           </w:tcPr>
           <w:p>
             <w:r>
               <w:rPr>
-                <w:sz w:val="19"/>
+                <w:sz w:val="17"/>
               </w:rPr>
-              <w:t>Corrupt tablespace drop karke table ko cleanly recreate kiya gaya aur Aria indexes repair kiye gaye.</w:t>
+              <w:t>id, name, email, password, role, balance, avatar, status, last_login_ip, settings</w:t>
             </w:r>
           </w:p>
         </w:tc>
@@ -303,18 +1859,20 @@
             <w:tcW w:type="dxa" w:w="3312"/>
             <w:shd w:fill="FFFFFF"/>
             <w:tcMar>
-              <w:top w:w="90" w:type="dxa"/>
-              <w:bottom w:w="90" w:type="dxa"/>
-              <w:left w:w="130" w:type="dxa"/>
-              <w:right w:w="130" w:type="dxa"/>
+              <w:top w:w="70" w:type="dxa"/>
+              <w:bottom w:w="70" w:type="dxa"/>
+              <w:left w:w="100" w:type="dxa"/>
+              <w:right w:w="100" w:type="dxa"/>
             </w:tcMar>
           </w:tcPr>
           <w:p>
             <w:r>
               <w:rPr>
-                <w:sz w:val="19"/>
+                <w:b/>
+                <w:color w:val="047857"/>
+                <w:sz w:val="17"/>
               </w:rPr>
-              <w:t>Bidding Query (ajax/bid.php)</w:t>
+              <w:t>items</w:t>
             </w:r>
           </w:p>
         </w:tc>
@@ -323,18 +1881,18 @@
             <w:tcW w:type="dxa" w:w="3312"/>
             <w:shd w:fill="FFFFFF"/>
             <w:tcMar>
-              <w:top w:w="90" w:type="dxa"/>
-              <w:bottom w:w="90" w:type="dxa"/>
-              <w:left w:w="130" w:type="dxa"/>
-              <w:right w:w="130" w:type="dxa"/>
+              <w:top w:w="70" w:type="dxa"/>
+              <w:bottom w:w="70" w:type="dxa"/>
+              <w:left w:w="100" w:type="dxa"/>
+              <w:right w:w="100" w:type="dxa"/>
             </w:tcMar>
           </w:tcPr>
           <w:p>
             <w:r>
               <w:rPr>
-                <w:sz w:val="19"/>
+                <w:sz w:val="17"/>
               </w:rPr>
-              <w:t>SQL query me column name `amount` use kiya gaya tha jabke actual schema me `bid_amount` tha, jis se bids fail ho rahi theen.</w:t>
+              <w:t>Auction lot listings</w:t>
             </w:r>
           </w:p>
         </w:tc>
@@ -343,18 +1901,18 @@
             <w:tcW w:type="dxa" w:w="3312"/>
             <w:shd w:fill="FFFFFF"/>
             <w:tcMar>
-              <w:top w:w="90" w:type="dxa"/>
-              <w:bottom w:w="90" w:type="dxa"/>
-              <w:left w:w="130" w:type="dxa"/>
-              <w:right w:w="130" w:type="dxa"/>
+              <w:top w:w="70" w:type="dxa"/>
+              <w:bottom w:w="70" w:type="dxa"/>
+              <w:left w:w="100" w:type="dxa"/>
+              <w:right w:w="100" w:type="dxa"/>
             </w:tcMar>
           </w:tcPr>
           <w:p>
             <w:r>
               <w:rPr>
-                <w:sz w:val="19"/>
+                <w:sz w:val="17"/>
               </w:rPr>
-              <w:t>Canonical place_bid.php controller banaya gaya jisme PDO transactions aur accurate schema columns integrate kiye.</w:t>
+              <w:t>id, auction_code, seller_id, category_id, title, starting_price, current_price, reserve_price, buy_now_price, end_time, status, featured_image</w:t>
             </w:r>
           </w:p>
         </w:tc>
@@ -365,18 +1923,20 @@
             <w:tcW w:type="dxa" w:w="3312"/>
             <w:shd w:fill="FFFFFF"/>
             <w:tcMar>
-              <w:top w:w="90" w:type="dxa"/>
-              <w:bottom w:w="90" w:type="dxa"/>
-              <w:left w:w="130" w:type="dxa"/>
-              <w:right w:w="130" w:type="dxa"/>
+              <w:top w:w="70" w:type="dxa"/>
+              <w:bottom w:w="70" w:type="dxa"/>
+              <w:left w:w="100" w:type="dxa"/>
+              <w:right w:w="100" w:type="dxa"/>
             </w:tcMar>
           </w:tcPr>
           <w:p>
             <w:r>
               <w:rPr>
-                <w:sz w:val="19"/>
+                <w:b/>
+                <w:color w:val="047857"/>
+                <w:sz w:val="17"/>
               </w:rPr>
-              <w:t>Payment Flow (user/pay.php)</w:t>
+              <w:t>bids</w:t>
             </w:r>
           </w:p>
         </w:tc>
@@ -385,18 +1945,18 @@
             <w:tcW w:type="dxa" w:w="3312"/>
             <w:shd w:fill="FFFFFF"/>
             <w:tcMar>
-              <w:top w:w="90" w:type="dxa"/>
-              <w:bottom w:w="90" w:type="dxa"/>
-              <w:left w:w="130" w:type="dxa"/>
-              <w:right w:w="130" w:type="dxa"/>
+              <w:top w:w="70" w:type="dxa"/>
+              <w:bottom w:w="70" w:type="dxa"/>
+              <w:left w:w="100" w:type="dxa"/>
+              <w:right w:w="100" w:type="dxa"/>
             </w:tcMar>
           </w:tcPr>
           <w:p>
             <w:r>
               <w:rPr>
-                <w:sz w:val="19"/>
+                <w:sz w:val="17"/>
               </w:rPr>
-              <w:t>Query me `buyer_id` aur `b.amount` ke fatal column errors thay, aur standalone checkout screen missing thi.</w:t>
+              <w:t>Full bid history per auction lot</w:t>
             </w:r>
           </w:p>
         </w:tc>
@@ -405,18 +1965,18 @@
             <w:tcW w:type="dxa" w:w="3312"/>
             <w:shd w:fill="FFFFFF"/>
             <w:tcMar>
-              <w:top w:w="90" w:type="dxa"/>
-              <w:bottom w:w="90" w:type="dxa"/>
-              <w:left w:w="130" w:type="dxa"/>
-              <w:right w:w="130" w:type="dxa"/>
+              <w:top w:w="70" w:type="dxa"/>
+              <w:bottom w:w="70" w:type="dxa"/>
+              <w:left w:w="100" w:type="dxa"/>
+              <w:right w:w="100" w:type="dxa"/>
             </w:tcMar>
           </w:tcPr>
           <w:p>
             <w:r>
               <w:rPr>
-                <w:sz w:val="19"/>
+                <w:sz w:val="17"/>
               </w:rPr>
-              <w:t>End-to-end checkout.php implement kiya gaya aur pay.php ko iske sath link kar diya.</w:t>
+              <w:t>id, item_id, user_id, bid_amount, is_winning, ip_address, created_at</w:t>
             </w:r>
           </w:p>
         </w:tc>
@@ -427,18 +1987,20 @@
             <w:tcW w:type="dxa" w:w="3312"/>
             <w:shd w:fill="FFFFFF"/>
             <w:tcMar>
-              <w:top w:w="90" w:type="dxa"/>
-              <w:bottom w:w="90" w:type="dxa"/>
-              <w:left w:w="130" w:type="dxa"/>
-              <w:right w:w="130" w:type="dxa"/>
+              <w:top w:w="70" w:type="dxa"/>
+              <w:bottom w:w="70" w:type="dxa"/>
+              <w:left w:w="100" w:type="dxa"/>
+              <w:right w:w="100" w:type="dxa"/>
             </w:tcMar>
           </w:tcPr>
           <w:p>
             <w:r>
               <w:rPr>
-                <w:sz w:val="19"/>
+                <w:b/>
+                <w:color w:val="047857"/>
+                <w:sz w:val="17"/>
               </w:rPr>
-              <w:t>User Auth (register.php)</w:t>
+              <w:t>categories</w:t>
             </w:r>
           </w:p>
         </w:tc>
@@ -447,18 +2009,18 @@
             <w:tcW w:type="dxa" w:w="3312"/>
             <w:shd w:fill="FFFFFF"/>
             <w:tcMar>
-              <w:top w:w="90" w:type="dxa"/>
-              <w:bottom w:w="90" w:type="dxa"/>
-              <w:left w:w="130" w:type="dxa"/>
-              <w:right w:w="130" w:type="dxa"/>
+              <w:top w:w="70" w:type="dxa"/>
+              <w:bottom w:w="70" w:type="dxa"/>
+              <w:left w:w="100" w:type="dxa"/>
+              <w:right w:w="100" w:type="dxa"/>
             </w:tcMar>
           </w:tcPr>
           <w:p>
             <w:r>
               <w:rPr>
-                <w:sz w:val="19"/>
+                <w:sz w:val="17"/>
               </w:rPr>
-              <w:t>Raw string concatenation se SQL queries run ho rahi theen jo SQL Injection ka direct khatra theen.</w:t>
+              <w:t>Lot category taxonomy</w:t>
             </w:r>
           </w:p>
         </w:tc>
@@ -467,18 +2029,18 @@
             <w:tcW w:type="dxa" w:w="3312"/>
             <w:shd w:fill="FFFFFF"/>
             <w:tcMar>
-              <w:top w:w="90" w:type="dxa"/>
-              <w:bottom w:w="90" w:type="dxa"/>
-              <w:left w:w="130" w:type="dxa"/>
-              <w:right w:w="130" w:type="dxa"/>
+              <w:top w:w="70" w:type="dxa"/>
+              <w:bottom w:w="70" w:type="dxa"/>
+              <w:left w:w="100" w:type="dxa"/>
+              <w:right w:w="100" w:type="dxa"/>
             </w:tcMar>
           </w:tcPr>
           <w:p>
             <w:r>
               <w:rPr>
-                <w:sz w:val="19"/>
+                <w:sz w:val="17"/>
               </w:rPr>
-              <w:t>Strict PDO Prepared Statements aur password_hash() implementation ki gayi aur CSRF validation add kiya gaya.</w:t>
+              <w:t>id, name, slug, icon, parent_id, sort_order, status</w:t>
             </w:r>
           </w:p>
         </w:tc>
@@ -489,18 +2051,20 @@
             <w:tcW w:type="dxa" w:w="3312"/>
             <w:shd w:fill="FFFFFF"/>
             <w:tcMar>
-              <w:top w:w="90" w:type="dxa"/>
-              <w:bottom w:w="90" w:type="dxa"/>
-              <w:left w:w="130" w:type="dxa"/>
-              <w:right w:w="130" w:type="dxa"/>
+              <w:top w:w="70" w:type="dxa"/>
+              <w:bottom w:w="70" w:type="dxa"/>
+              <w:left w:w="100" w:type="dxa"/>
+              <w:right w:w="100" w:type="dxa"/>
             </w:tcMar>
           </w:tcPr>
           <w:p>
             <w:r>
               <w:rPr>
-                <w:sz w:val="19"/>
+                <w:b/>
+                <w:color w:val="047857"/>
+                <w:sz w:val="17"/>
               </w:rPr>
-              <w:t>Alerts &amp; Notifications</w:t>
+              <w:t>messages</w:t>
             </w:r>
           </w:p>
         </w:tc>
@@ -509,18 +2073,18 @@
             <w:tcW w:type="dxa" w:w="3312"/>
             <w:shd w:fill="FFFFFF"/>
             <w:tcMar>
-              <w:top w:w="90" w:type="dxa"/>
-              <w:bottom w:w="90" w:type="dxa"/>
-              <w:left w:w="130" w:type="dxa"/>
-              <w:right w:w="130" w:type="dxa"/>
+              <w:top w:w="70" w:type="dxa"/>
+              <w:bottom w:w="70" w:type="dxa"/>
+              <w:left w:w="100" w:type="dxa"/>
+              <w:right w:w="100" w:type="dxa"/>
             </w:tcMar>
           </w:tcPr>
           <w:p>
             <w:r>
               <w:rPr>
-                <w:sz w:val="19"/>
+                <w:sz w:val="17"/>
               </w:rPr>
-              <w:t>Browser ke purane block karne wale alert(), confirm(), prompt() popups use ho rahe thay.</w:t>
+              <w:t>User-to-user direct messages</w:t>
             </w:r>
           </w:p>
         </w:tc>
@@ -529,18 +2093,530 @@
             <w:tcW w:type="dxa" w:w="3312"/>
             <w:shd w:fill="FFFFFF"/>
             <w:tcMar>
-              <w:top w:w="90" w:type="dxa"/>
-              <w:bottom w:w="90" w:type="dxa"/>
-              <w:left w:w="130" w:type="dxa"/>
-              <w:right w:w="130" w:type="dxa"/>
+              <w:top w:w="70" w:type="dxa"/>
+              <w:bottom w:w="70" w:type="dxa"/>
+              <w:left w:w="100" w:type="dxa"/>
+              <w:right w:w="100" w:type="dxa"/>
             </w:tcMar>
           </w:tcPr>
           <w:p>
             <w:r>
               <w:rPr>
-                <w:sz w:val="19"/>
+                <w:sz w:val="17"/>
               </w:rPr>
-              <w:t>SweetAlert2 modals aur interactive custom dialogs se 100% modernize kiya gaya.</w:t>
+              <w:t>id, sender_id, receiver_id, item_id, subject, message_body, is_read, parent_id, created_at</w:t>
+            </w:r>
+          </w:p>
+        </w:tc>
+      </w:tr>
+      <w:tr>
+        <w:tc>
+          <w:tcPr>
+            <w:tcW w:type="dxa" w:w="3312"/>
+            <w:shd w:fill="FFFFFF"/>
+            <w:tcMar>
+              <w:top w:w="70" w:type="dxa"/>
+              <w:bottom w:w="70" w:type="dxa"/>
+              <w:left w:w="100" w:type="dxa"/>
+              <w:right w:w="100" w:type="dxa"/>
+            </w:tcMar>
+          </w:tcPr>
+          <w:p>
+            <w:r>
+              <w:rPr>
+                <w:b/>
+                <w:color w:val="047857"/>
+                <w:sz w:val="17"/>
+              </w:rPr>
+              <w:t>notifications</w:t>
+            </w:r>
+          </w:p>
+        </w:tc>
+        <w:tc>
+          <w:tcPr>
+            <w:tcW w:type="dxa" w:w="3312"/>
+            <w:shd w:fill="FFFFFF"/>
+            <w:tcMar>
+              <w:top w:w="70" w:type="dxa"/>
+              <w:bottom w:w="70" w:type="dxa"/>
+              <w:left w:w="100" w:type="dxa"/>
+              <w:right w:w="100" w:type="dxa"/>
+            </w:tcMar>
+          </w:tcPr>
+          <w:p>
+            <w:r>
+              <w:rPr>
+                <w:sz w:val="17"/>
+              </w:rPr>
+              <w:t>In-app notification events</w:t>
+            </w:r>
+          </w:p>
+        </w:tc>
+        <w:tc>
+          <w:tcPr>
+            <w:tcW w:type="dxa" w:w="3312"/>
+            <w:shd w:fill="FFFFFF"/>
+            <w:tcMar>
+              <w:top w:w="70" w:type="dxa"/>
+              <w:bottom w:w="70" w:type="dxa"/>
+              <w:left w:w="100" w:type="dxa"/>
+              <w:right w:w="100" w:type="dxa"/>
+            </w:tcMar>
+          </w:tcPr>
+          <w:p>
+            <w:r>
+              <w:rPr>
+                <w:sz w:val="17"/>
+              </w:rPr>
+              <w:t>id, user_id, type, title, message, link, is_read, created_at</w:t>
+            </w:r>
+          </w:p>
+        </w:tc>
+      </w:tr>
+      <w:tr>
+        <w:tc>
+          <w:tcPr>
+            <w:tcW w:type="dxa" w:w="3312"/>
+            <w:shd w:fill="FFFFFF"/>
+            <w:tcMar>
+              <w:top w:w="70" w:type="dxa"/>
+              <w:bottom w:w="70" w:type="dxa"/>
+              <w:left w:w="100" w:type="dxa"/>
+              <w:right w:w="100" w:type="dxa"/>
+            </w:tcMar>
+          </w:tcPr>
+          <w:p>
+            <w:r>
+              <w:rPr>
+                <w:b/>
+                <w:color w:val="047857"/>
+                <w:sz w:val="17"/>
+              </w:rPr>
+              <w:t>wallets</w:t>
+            </w:r>
+          </w:p>
+        </w:tc>
+        <w:tc>
+          <w:tcPr>
+            <w:tcW w:type="dxa" w:w="3312"/>
+            <w:shd w:fill="FFFFFF"/>
+            <w:tcMar>
+              <w:top w:w="70" w:type="dxa"/>
+              <w:bottom w:w="70" w:type="dxa"/>
+              <w:left w:w="100" w:type="dxa"/>
+              <w:right w:w="100" w:type="dxa"/>
+            </w:tcMar>
+          </w:tcPr>
+          <w:p>
+            <w:r>
+              <w:rPr>
+                <w:sz w:val="17"/>
+              </w:rPr>
+              <w:t>Escrow wallet balances per user</w:t>
+            </w:r>
+          </w:p>
+        </w:tc>
+        <w:tc>
+          <w:tcPr>
+            <w:tcW w:type="dxa" w:w="3312"/>
+            <w:shd w:fill="FFFFFF"/>
+            <w:tcMar>
+              <w:top w:w="70" w:type="dxa"/>
+              <w:bottom w:w="70" w:type="dxa"/>
+              <w:left w:w="100" w:type="dxa"/>
+              <w:right w:w="100" w:type="dxa"/>
+            </w:tcMar>
+          </w:tcPr>
+          <w:p>
+            <w:r>
+              <w:rPr>
+                <w:sz w:val="17"/>
+              </w:rPr>
+              <w:t>id, user_id, currency, available_balance, locked_balance, status</w:t>
+            </w:r>
+          </w:p>
+        </w:tc>
+      </w:tr>
+      <w:tr>
+        <w:tc>
+          <w:tcPr>
+            <w:tcW w:type="dxa" w:w="3312"/>
+            <w:shd w:fill="FFFFFF"/>
+            <w:tcMar>
+              <w:top w:w="70" w:type="dxa"/>
+              <w:bottom w:w="70" w:type="dxa"/>
+              <w:left w:w="100" w:type="dxa"/>
+              <w:right w:w="100" w:type="dxa"/>
+            </w:tcMar>
+          </w:tcPr>
+          <w:p>
+            <w:r>
+              <w:rPr>
+                <w:b/>
+                <w:color w:val="047857"/>
+                <w:sz w:val="17"/>
+              </w:rPr>
+              <w:t>wallet_transactions</w:t>
+            </w:r>
+          </w:p>
+        </w:tc>
+        <w:tc>
+          <w:tcPr>
+            <w:tcW w:type="dxa" w:w="3312"/>
+            <w:shd w:fill="FFFFFF"/>
+            <w:tcMar>
+              <w:top w:w="70" w:type="dxa"/>
+              <w:bottom w:w="70" w:type="dxa"/>
+              <w:left w:w="100" w:type="dxa"/>
+              <w:right w:w="100" w:type="dxa"/>
+            </w:tcMar>
+          </w:tcPr>
+          <w:p>
+            <w:r>
+              <w:rPr>
+                <w:sz w:val="17"/>
+              </w:rPr>
+              <w:t>Double-entry ledger records</w:t>
+            </w:r>
+          </w:p>
+        </w:tc>
+        <w:tc>
+          <w:tcPr>
+            <w:tcW w:type="dxa" w:w="3312"/>
+            <w:shd w:fill="FFFFFF"/>
+            <w:tcMar>
+              <w:top w:w="70" w:type="dxa"/>
+              <w:bottom w:w="70" w:type="dxa"/>
+              <w:left w:w="100" w:type="dxa"/>
+              <w:right w:w="100" w:type="dxa"/>
+            </w:tcMar>
+          </w:tcPr>
+          <w:p>
+            <w:r>
+              <w:rPr>
+                <w:sz w:val="17"/>
+              </w:rPr>
+              <w:t>id, wallet_id, user_id, type, amount, balance_before, balance_after, reference, idempotency_key</w:t>
+            </w:r>
+          </w:p>
+        </w:tc>
+      </w:tr>
+      <w:tr>
+        <w:tc>
+          <w:tcPr>
+            <w:tcW w:type="dxa" w:w="3312"/>
+            <w:shd w:fill="FFFFFF"/>
+            <w:tcMar>
+              <w:top w:w="70" w:type="dxa"/>
+              <w:bottom w:w="70" w:type="dxa"/>
+              <w:left w:w="100" w:type="dxa"/>
+              <w:right w:w="100" w:type="dxa"/>
+            </w:tcMar>
+          </w:tcPr>
+          <w:p>
+            <w:r>
+              <w:rPr>
+                <w:b/>
+                <w:color w:val="047857"/>
+                <w:sz w:val="17"/>
+              </w:rPr>
+              <w:t>settings</w:t>
+            </w:r>
+          </w:p>
+        </w:tc>
+        <w:tc>
+          <w:tcPr>
+            <w:tcW w:type="dxa" w:w="3312"/>
+            <w:shd w:fill="FFFFFF"/>
+            <w:tcMar>
+              <w:top w:w="70" w:type="dxa"/>
+              <w:bottom w:w="70" w:type="dxa"/>
+              <w:left w:w="100" w:type="dxa"/>
+              <w:right w:w="100" w:type="dxa"/>
+            </w:tcMar>
+          </w:tcPr>
+          <w:p>
+            <w:r>
+              <w:rPr>
+                <w:sz w:val="17"/>
+              </w:rPr>
+              <w:t>Platform-wide configuration store</w:t>
+            </w:r>
+          </w:p>
+        </w:tc>
+        <w:tc>
+          <w:tcPr>
+            <w:tcW w:type="dxa" w:w="3312"/>
+            <w:shd w:fill="FFFFFF"/>
+            <w:tcMar>
+              <w:top w:w="70" w:type="dxa"/>
+              <w:bottom w:w="70" w:type="dxa"/>
+              <w:left w:w="100" w:type="dxa"/>
+              <w:right w:w="100" w:type="dxa"/>
+            </w:tcMar>
+          </w:tcPr>
+          <w:p>
+            <w:r>
+              <w:rPr>
+                <w:sz w:val="17"/>
+              </w:rPr>
+              <w:t>id, key, value, group, type, label, description, sort_order</w:t>
+            </w:r>
+          </w:p>
+        </w:tc>
+      </w:tr>
+      <w:tr>
+        <w:tc>
+          <w:tcPr>
+            <w:tcW w:type="dxa" w:w="3312"/>
+            <w:shd w:fill="FFFFFF"/>
+            <w:tcMar>
+              <w:top w:w="70" w:type="dxa"/>
+              <w:bottom w:w="70" w:type="dxa"/>
+              <w:left w:w="100" w:type="dxa"/>
+              <w:right w:w="100" w:type="dxa"/>
+            </w:tcMar>
+          </w:tcPr>
+          <w:p>
+            <w:r>
+              <w:rPr>
+                <w:b/>
+                <w:color w:val="047857"/>
+                <w:sz w:val="17"/>
+              </w:rPr>
+              <w:t>auction_stream_feed</w:t>
+            </w:r>
+          </w:p>
+        </w:tc>
+        <w:tc>
+          <w:tcPr>
+            <w:tcW w:type="dxa" w:w="3312"/>
+            <w:shd w:fill="FFFFFF"/>
+            <w:tcMar>
+              <w:top w:w="70" w:type="dxa"/>
+              <w:bottom w:w="70" w:type="dxa"/>
+              <w:left w:w="100" w:type="dxa"/>
+              <w:right w:w="100" w:type="dxa"/>
+            </w:tcMar>
+          </w:tcPr>
+          <w:p>
+            <w:r>
+              <w:rPr>
+                <w:sz w:val="17"/>
+              </w:rPr>
+              <w:t>Real-time live auction events</w:t>
+            </w:r>
+          </w:p>
+        </w:tc>
+        <w:tc>
+          <w:tcPr>
+            <w:tcW w:type="dxa" w:w="3312"/>
+            <w:shd w:fill="FFFFFF"/>
+            <w:tcMar>
+              <w:top w:w="70" w:type="dxa"/>
+              <w:bottom w:w="70" w:type="dxa"/>
+              <w:left w:w="100" w:type="dxa"/>
+              <w:right w:w="100" w:type="dxa"/>
+            </w:tcMar>
+          </w:tcPr>
+          <w:p>
+            <w:r>
+              <w:rPr>
+                <w:sz w:val="17"/>
+              </w:rPr>
+              <w:t>id, item_id, handle, type, message, amount, created_at</w:t>
+            </w:r>
+          </w:p>
+        </w:tc>
+      </w:tr>
+      <w:tr>
+        <w:tc>
+          <w:tcPr>
+            <w:tcW w:type="dxa" w:w="3312"/>
+            <w:shd w:fill="FFFFFF"/>
+            <w:tcMar>
+              <w:top w:w="70" w:type="dxa"/>
+              <w:bottom w:w="70" w:type="dxa"/>
+              <w:left w:w="100" w:type="dxa"/>
+              <w:right w:w="100" w:type="dxa"/>
+            </w:tcMar>
+          </w:tcPr>
+          <w:p>
+            <w:r>
+              <w:rPr>
+                <w:b/>
+                <w:color w:val="047857"/>
+                <w:sz w:val="17"/>
+              </w:rPr>
+              <w:t>item_images</w:t>
+            </w:r>
+          </w:p>
+        </w:tc>
+        <w:tc>
+          <w:tcPr>
+            <w:tcW w:type="dxa" w:w="3312"/>
+            <w:shd w:fill="FFFFFF"/>
+            <w:tcMar>
+              <w:top w:w="70" w:type="dxa"/>
+              <w:bottom w:w="70" w:type="dxa"/>
+              <w:left w:w="100" w:type="dxa"/>
+              <w:right w:w="100" w:type="dxa"/>
+            </w:tcMar>
+          </w:tcPr>
+          <w:p>
+            <w:r>
+              <w:rPr>
+                <w:sz w:val="17"/>
+              </w:rPr>
+              <w:t>Multiple images per auction lot</w:t>
+            </w:r>
+          </w:p>
+        </w:tc>
+        <w:tc>
+          <w:tcPr>
+            <w:tcW w:type="dxa" w:w="3312"/>
+            <w:shd w:fill="FFFFFF"/>
+            <w:tcMar>
+              <w:top w:w="70" w:type="dxa"/>
+              <w:bottom w:w="70" w:type="dxa"/>
+              <w:left w:w="100" w:type="dxa"/>
+              <w:right w:w="100" w:type="dxa"/>
+            </w:tcMar>
+          </w:tcPr>
+          <w:p>
+            <w:r>
+              <w:rPr>
+                <w:sz w:val="17"/>
+              </w:rPr>
+              <w:t>id, item_id, image_path, is_primary, sort_order, created_at</w:t>
+            </w:r>
+          </w:p>
+        </w:tc>
+      </w:tr>
+      <w:tr>
+        <w:tc>
+          <w:tcPr>
+            <w:tcW w:type="dxa" w:w="3312"/>
+            <w:shd w:fill="FFFFFF"/>
+            <w:tcMar>
+              <w:top w:w="70" w:type="dxa"/>
+              <w:bottom w:w="70" w:type="dxa"/>
+              <w:left w:w="100" w:type="dxa"/>
+              <w:right w:w="100" w:type="dxa"/>
+            </w:tcMar>
+          </w:tcPr>
+          <w:p>
+            <w:r>
+              <w:rPr>
+                <w:b/>
+                <w:color w:val="047857"/>
+                <w:sz w:val="17"/>
+              </w:rPr>
+              <w:t>orders</w:t>
+            </w:r>
+          </w:p>
+        </w:tc>
+        <w:tc>
+          <w:tcPr>
+            <w:tcW w:type="dxa" w:w="3312"/>
+            <w:shd w:fill="FFFFFF"/>
+            <w:tcMar>
+              <w:top w:w="70" w:type="dxa"/>
+              <w:bottom w:w="70" w:type="dxa"/>
+              <w:left w:w="100" w:type="dxa"/>
+              <w:right w:w="100" w:type="dxa"/>
+            </w:tcMar>
+          </w:tcPr>
+          <w:p>
+            <w:r>
+              <w:rPr>
+                <w:sz w:val="17"/>
+              </w:rPr>
+              <w:t>Completed auction settlements</w:t>
+            </w:r>
+          </w:p>
+        </w:tc>
+        <w:tc>
+          <w:tcPr>
+            <w:tcW w:type="dxa" w:w="3312"/>
+            <w:shd w:fill="FFFFFF"/>
+            <w:tcMar>
+              <w:top w:w="70" w:type="dxa"/>
+              <w:bottom w:w="70" w:type="dxa"/>
+              <w:left w:w="100" w:type="dxa"/>
+              <w:right w:w="100" w:type="dxa"/>
+            </w:tcMar>
+          </w:tcPr>
+          <w:p>
+            <w:r>
+              <w:rPr>
+                <w:sz w:val="17"/>
+              </w:rPr>
+              <w:t>id, item_id, buyer_id, seller_id, final_price, shipping_address, status</w:t>
+            </w:r>
+          </w:p>
+        </w:tc>
+      </w:tr>
+      <w:tr>
+        <w:tc>
+          <w:tcPr>
+            <w:tcW w:type="dxa" w:w="3312"/>
+            <w:shd w:fill="FFFFFF"/>
+            <w:tcMar>
+              <w:top w:w="70" w:type="dxa"/>
+              <w:bottom w:w="70" w:type="dxa"/>
+              <w:left w:w="100" w:type="dxa"/>
+              <w:right w:w="100" w:type="dxa"/>
+            </w:tcMar>
+          </w:tcPr>
+          <w:p>
+            <w:r>
+              <w:rPr>
+                <w:b/>
+                <w:color w:val="047857"/>
+                <w:sz w:val="17"/>
+              </w:rPr>
+              <w:t>invoices</w:t>
+            </w:r>
+          </w:p>
+        </w:tc>
+        <w:tc>
+          <w:tcPr>
+            <w:tcW w:type="dxa" w:w="3312"/>
+            <w:shd w:fill="FFFFFF"/>
+            <w:tcMar>
+              <w:top w:w="70" w:type="dxa"/>
+              <w:bottom w:w="70" w:type="dxa"/>
+              <w:left w:w="100" w:type="dxa"/>
+              <w:right w:w="100" w:type="dxa"/>
+            </w:tcMar>
+          </w:tcPr>
+          <w:p>
+            <w:r>
+              <w:rPr>
+                <w:sz w:val="17"/>
+              </w:rPr>
+              <w:t>PDF invoice records</w:t>
+            </w:r>
+          </w:p>
+        </w:tc>
+        <w:tc>
+          <w:tcPr>
+            <w:tcW w:type="dxa" w:w="3312"/>
+            <w:shd w:fill="FFFFFF"/>
+            <w:tcMar>
+              <w:top w:w="70" w:type="dxa"/>
+              <w:bottom w:w="70" w:type="dxa"/>
+              <w:left w:w="100" w:type="dxa"/>
+              <w:right w:w="100" w:type="dxa"/>
+            </w:tcMar>
+          </w:tcPr>
+          <w:p>
+            <w:r>
+              <w:rPr>
+                <w:sz w:val="17"/>
+              </w:rPr>
+              <w:t>id, order_id, invoice_number, total_amount, pdf_path, created_at</w:t>
             </w:r>
           </w:p>
         </w:tc>
@@ -553,90 +2629,21 @@
     </w:p>
     <w:p>
       <w:pPr>
-        <w:spacing w:before="360" w:after="160"/>
+        <w:spacing w:before="320" w:after="120"/>
       </w:pPr>
       <w:r>
         <w:rPr>
           <w:rFonts w:ascii="Arial" w:hAnsi="Arial"/>
           <w:b/>
-          <w:color w:val="047857"/>
-          <w:sz w:val="32"/>
+          <w:color w:val="0F172A"/>
+          <w:sz w:val="24"/>
         </w:rPr>
-        <w:t>2. Newly Implemented &amp; Missing Files (Highlighted in Red)</w:t>
+        <w:t>3.1 Core DDL: settings table</w:t>
       </w:r>
     </w:p>
     <w:p>
-      <w:r>
-        <w:t xml:space="preserve">Khaas Hidayat ke mutabiq: Project audit ke doraan jin naye files aur architectural controllers ki shadeed zaroorat thi, unko end-to-end create kiya gaya hai. Niche har file ka naam aur uski mukammal tafseel </w:t>
-      </w:r>
-      <w:r>
-        <w:rPr>
-          <w:b/>
-          <w:color w:val="FF0000"/>
-        </w:rPr>
-        <w:t>WAZEH RED TEXT COLOR (#FF0000)</w:t>
-      </w:r>
-      <w:r>
-        <w:t xml:space="preserve"> me darj hai taake reader ko foran pata chal sake ke system me pehle kya missing tha:</w:t>
-      </w:r>
-    </w:p>
-    <w:tbl>
-      <w:tblPr>
-        <w:tblW w:type="auto" w:w="0"/>
-        <w:jc w:val="center"/>
-        <w:tblLook w:firstColumn="1" w:firstRow="1" w:lastColumn="0" w:lastRow="0" w:noHBand="0" w:noVBand="1" w:val="04A0"/>
-      </w:tblPr>
-      <w:tblGrid>
-        <w:gridCol w:w="9936"/>
-      </w:tblGrid>
-      <w:tr>
-        <w:tc>
-          <w:tcPr>
-            <w:tcW w:type="dxa" w:w="9936"/>
-            <w:shd w:fill="FFF5F5"/>
-            <w:tcMar>
-              <w:top w:w="160" w:type="dxa"/>
-              <w:bottom w:w="160" w:type="dxa"/>
-              <w:left w:w="220" w:type="dxa"/>
-              <w:right w:w="220" w:type="dxa"/>
-            </w:tcMar>
-            <w:tcBorders>
-              <w:left w:val="single" w:sz="36" w:space="0" w:color="FF0000"/>
-              <w:top w:val="none"/>
-              <w:right w:val="none"/>
-              <w:bottom w:val="none"/>
-            </w:tcBorders>
-          </w:tcPr>
-          <w:p>
-            <w:pPr>
-              <w:spacing w:after="80"/>
-            </w:pPr>
-            <w:r>
-              <w:rPr>
-                <w:rFonts w:ascii="Arial" w:hAnsi="Arial"/>
-                <w:b/>
-                <w:color w:val="FF0000"/>
-                <w:sz w:val="24"/>
-              </w:rPr>
-              <w:t>★ MISSING / NEWLY IMPLEMENTED FILE: db.php (Project Root: /db.php)</w:t>
-              <w:br/>
-            </w:r>
-            <w:r>
-              <w:rPr>
-                <w:rFonts w:ascii="Calibri" w:hAnsi="Calibri"/>
-                <w:b/>
-                <w:color w:val="FF0000"/>
-                <w:sz w:val="21"/>
-              </w:rPr>
-              <w:t>Yeh file pehle project root me missing thi. Pehle project me alag alag jagah par mysqli ke unstructured connections bikhre hue thay. Humne db.php ko create kiya jo ke Senior Full-Stack standards ke mutabiq PDO Singleton connection provide karta hai. Iske andar timing-attack safe CSRF Token generator (csrf_token(), csrf_field(), verify_csrf_token()), output XSS sanitizer sanitize(), standardized json_response() API helper, aur flash notification system shamil kiya gaya hai. Yeh poore project ko secure prepared statements ki bunyad faraham karta hai.</w:t>
-            </w:r>
-          </w:p>
-        </w:tc>
-      </w:tr>
-    </w:tbl>
-    <w:p>
       <w:pPr>
-        <w:spacing w:after="120"/>
+        <w:spacing w:after="80"/>
       </w:pPr>
     </w:p>
     <w:tbl>
@@ -652,42 +2659,46 @@
         <w:tc>
           <w:tcPr>
             <w:tcW w:type="dxa" w:w="9936"/>
-            <w:shd w:fill="FFF5F5"/>
+            <w:shd w:fill="F1F5F9"/>
             <w:tcMar>
-              <w:top w:w="160" w:type="dxa"/>
-              <w:bottom w:w="160" w:type="dxa"/>
-              <w:left w:w="220" w:type="dxa"/>
-              <w:right w:w="220" w:type="dxa"/>
+              <w:top w:w="100" w:type="dxa"/>
+              <w:bottom w:w="100" w:type="dxa"/>
+              <w:left w:w="150" w:type="dxa"/>
+              <w:right w:w="150" w:type="dxa"/>
             </w:tcMar>
-            <w:tcBorders>
-              <w:left w:val="single" w:sz="36" w:space="0" w:color="FF0000"/>
-              <w:top w:val="none"/>
-              <w:right w:val="none"/>
-              <w:bottom w:val="none"/>
-            </w:tcBorders>
           </w:tcPr>
           <w:p>
-            <w:pPr>
-              <w:spacing w:after="80"/>
-            </w:pPr>
             <w:r>
               <w:rPr>
-                <w:rFonts w:ascii="Arial" w:hAnsi="Arial"/>
-                <w:b/>
-                <w:color w:val="FF0000"/>
-                <w:sz w:val="24"/>
+                <w:rFonts w:ascii="Consolas" w:hAnsi="Consolas"/>
+                <w:color w:val="1E293B"/>
+                <w:sz w:val="17"/>
               </w:rPr>
-              <w:t>★ MISSING / NEWLY IMPLEMENTED FILE: auth_check.php (Project Root: /auth_check.php)</w:t>
-              <w:br/>
-            </w:r>
-            <w:r>
-              <w:rPr>
-                <w:rFonts w:ascii="Calibri" w:hAnsi="Calibri"/>
-                <w:b/>
-                <w:color w:val="FF0000"/>
-                <w:sz w:val="21"/>
-              </w:rPr>
-              <w:t>Pehle project me centralized authentication aur role verification system missing tha. Har page par alag alag session checks thay jo ke inconsistent thay. auth_check.php ek central middleware banayi gayi hai jo require_auth($role) function provide karti hai. Agar request AJAX (Fetch API) ke zariye aayi ho aur user logged in na ho to yeh JSON format me HTTP 401 response deti hai. Agar browser page visit kar raha ho to redirect parameter ke sath login.php par bhejti hai. Sath hi yeh database se user ka live status check karti hai taake suspended users foran block ho sakein.</w:t>
+              <w:t>CREATE TABLE `settings` (</w:t>
+              <w:br/>
+              <w:t xml:space="preserve">    `id`          INT AUTO_INCREMENT PRIMARY KEY,</w:t>
+              <w:br/>
+              <w:t xml:space="preserve">    `key`         VARCHAR(100) NOT NULL UNIQUE,</w:t>
+              <w:br/>
+              <w:t xml:space="preserve">    `value`       TEXT NULL,</w:t>
+              <w:br/>
+              <w:t xml:space="preserve">    `group`       VARCHAR(50) NOT NULL DEFAULT 'general',</w:t>
+              <w:br/>
+              <w:t xml:space="preserve">    `type`        VARCHAR(20) NOT NULL DEFAULT 'text',</w:t>
+              <w:br/>
+              <w:t xml:space="preserve">    `label`       VARCHAR(255) NULL,</w:t>
+              <w:br/>
+              <w:t xml:space="preserve">    `description` TEXT NULL,</w:t>
+              <w:br/>
+              <w:t xml:space="preserve">    `sort_order`  INT NOT NULL DEFAULT 0,</w:t>
+              <w:br/>
+              <w:t xml:space="preserve">    `created_at`  TIMESTAMP NOT NULL DEFAULT CURRENT_TIMESTAMP,</w:t>
+              <w:br/>
+              <w:t xml:space="preserve">    `updated_at`  TIMESTAMP NOT NULL DEFAULT CURRENT_TIMESTAMP ON UPDATE CURRENT_TIMESTAMP,</w:t>
+              <w:br/>
+              <w:t xml:space="preserve">    INDEX `idx_settings_group` (`group`)</w:t>
+              <w:br/>
+              <w:t>) ENGINE=InnoDB DEFAULT CHARSET=utf8mb4 COLLATE=utf8mb4_unicode_ci;</w:t>
             </w:r>
           </w:p>
         </w:tc>
@@ -695,7 +2706,26 @@
     </w:tbl>
     <w:p>
       <w:pPr>
-        <w:spacing w:after="120"/>
+        <w:spacing w:after="160"/>
+      </w:pPr>
+    </w:p>
+    <w:p>
+      <w:pPr>
+        <w:spacing w:before="320" w:after="120"/>
+      </w:pPr>
+      <w:r>
+        <w:rPr>
+          <w:rFonts w:ascii="Arial" w:hAnsi="Arial"/>
+          <w:b/>
+          <w:color w:val="0F172A"/>
+          <w:sz w:val="24"/>
+        </w:rPr>
+        <w:t>3.2 Core DDL: wallets &amp; wallet_transactions</w:t>
+      </w:r>
+    </w:p>
+    <w:p>
+      <w:pPr>
+        <w:spacing w:after="80"/>
       </w:pPr>
     </w:p>
     <w:tbl>
@@ -711,42 +2741,63 @@
         <w:tc>
           <w:tcPr>
             <w:tcW w:type="dxa" w:w="9936"/>
-            <w:shd w:fill="FFF5F5"/>
+            <w:shd w:fill="F1F5F9"/>
             <w:tcMar>
-              <w:top w:w="160" w:type="dxa"/>
-              <w:bottom w:w="160" w:type="dxa"/>
-              <w:left w:w="220" w:type="dxa"/>
-              <w:right w:w="220" w:type="dxa"/>
+              <w:top w:w="100" w:type="dxa"/>
+              <w:bottom w:w="100" w:type="dxa"/>
+              <w:left w:w="150" w:type="dxa"/>
+              <w:right w:w="150" w:type="dxa"/>
             </w:tcMar>
-            <w:tcBorders>
-              <w:left w:val="single" w:sz="36" w:space="0" w:color="FF0000"/>
-              <w:top w:val="none"/>
-              <w:right w:val="none"/>
-              <w:bottom w:val="none"/>
-            </w:tcBorders>
           </w:tcPr>
           <w:p>
-            <w:pPr>
-              <w:spacing w:after="80"/>
-            </w:pPr>
             <w:r>
               <w:rPr>
-                <w:rFonts w:ascii="Arial" w:hAnsi="Arial"/>
-                <w:b/>
-                <w:color w:val="FF0000"/>
-                <w:sz w:val="24"/>
+                <w:rFonts w:ascii="Consolas" w:hAnsi="Consolas"/>
+                <w:color w:val="1E293B"/>
+                <w:sz w:val="17"/>
               </w:rPr>
-              <w:t>★ MISSING / NEWLY IMPLEMENTED FILE: place_bid.php (Project Root: /place_bid.php)</w:t>
-              <w:br/>
-            </w:r>
-            <w:r>
-              <w:rPr>
-                <w:rFonts w:ascii="Calibri" w:hAnsi="Calibri"/>
-                <w:b/>
-                <w:color w:val="FF0000"/>
-                <w:sz w:val="21"/>
-              </w:rPr>
-              <w:t>Pehle live bidding ke liye koi dedicated, high-concurrency controller mojood nahi tha (ajax/bid.php me 'amount' column ka fatal bug tha aur concurrency locks missing thay). Humne place_bid.php ko create kiya jo Real-Time AJAX Bidding Engine ka markaz hai. Yeh PDO Transaction aur Pessimistic Row Lock (SELECT ... FOR UPDATE) use karta hai taake do users ek hi second me race condition na paida karein. Isme Anti-Sniping logic shamil hai: Agar auction khatam hone me aakhri 3 minute (180 seconds) bache hon aur bid aaye, to auction khud-ba-khud 3 minute mazeed extend ho jati hai. Iske ilawa auto-bids table se proxy counter-bids khud evaluate karta hai aur seller wa outbid users ko real-time notifications send karta hai.</w:t>
+              <w:t>CREATE TABLE `wallets` (</w:t>
+              <w:br/>
+              <w:t xml:space="preserve">    `id`                INT AUTO_INCREMENT PRIMARY KEY,</w:t>
+              <w:br/>
+              <w:t xml:space="preserve">    `user_id`           INT NOT NULL,</w:t>
+              <w:br/>
+              <w:t xml:space="preserve">    `currency`          VARCHAR(10) NOT NULL DEFAULT 'PKR',</w:t>
+              <w:br/>
+              <w:t xml:space="preserve">    `available_balance` DECIMAL(15,4) NOT NULL DEFAULT 0.0000,</w:t>
+              <w:br/>
+              <w:t xml:space="preserve">    `locked_balance`    DECIMAL(15,4) NOT NULL DEFAULT 0.0000,</w:t>
+              <w:br/>
+              <w:t xml:space="preserve">    `status`            ENUM('ACTIVE','FROZEN','CLOSED') NOT NULL DEFAULT 'ACTIVE',</w:t>
+              <w:br/>
+              <w:t xml:space="preserve">    UNIQUE KEY `uniq_user_currency` (`user_id`, `currency`)</w:t>
+              <w:br/>
+              <w:t>) ENGINE=InnoDB;</w:t>
+              <w:br/>
+              <w:br/>
+              <w:t>CREATE TABLE `wallet_transactions` (</w:t>
+              <w:br/>
+              <w:t xml:space="preserve">    `id`              INT AUTO_INCREMENT PRIMARY KEY,</w:t>
+              <w:br/>
+              <w:t xml:space="preserve">    `wallet_id`       INT NOT NULL,</w:t>
+              <w:br/>
+              <w:t xml:space="preserve">    `user_id`         INT NOT NULL,</w:t>
+              <w:br/>
+              <w:t xml:space="preserve">    `type`            ENUM('DEPOSIT','WITHDRAWAL','BID_HOLD','BID_RELEASE','SETTLEMENT','REFUND') NOT NULL,</w:t>
+              <w:br/>
+              <w:t xml:space="preserve">    `amount`          DECIMAL(15,4) NOT NULL,</w:t>
+              <w:br/>
+              <w:t xml:space="preserve">    `balance_before`  DECIMAL(15,4) NOT NULL,</w:t>
+              <w:br/>
+              <w:t xml:space="preserve">    `balance_after`   DECIMAL(15,4) NOT NULL,</w:t>
+              <w:br/>
+              <w:t xml:space="preserve">    `reference`       VARCHAR(255) NULL,</w:t>
+              <w:br/>
+              <w:t xml:space="preserve">    `idempotency_key` VARCHAR(255) NULL UNIQUE,</w:t>
+              <w:br/>
+              <w:t xml:space="preserve">    `created_at`      TIMESTAMP NOT NULL DEFAULT CURRENT_TIMESTAMP</w:t>
+              <w:br/>
+              <w:t>) ENGINE=InnoDB;</w:t>
             </w:r>
           </w:p>
         </w:tc>
@@ -754,7 +2805,45 @@
     </w:tbl>
     <w:p>
       <w:pPr>
-        <w:spacing w:after="120"/>
+        <w:spacing w:after="160"/>
+      </w:pPr>
+    </w:p>
+    <w:p>
+      <w:pPr>
+        <w:spacing w:before="320" w:after="120"/>
+      </w:pPr>
+      <w:r>
+        <w:rPr>
+          <w:rFonts w:ascii="Arial" w:hAnsi="Arial"/>
+          <w:b/>
+          <w:color w:val="047857"/>
+          <w:sz w:val="30"/>
+        </w:rPr>
+        <w:t>4. Core Service Layer Reference</w:t>
+      </w:r>
+    </w:p>
+    <w:p>
+      <w:pPr>
+        <w:spacing w:before="320" w:after="120"/>
+      </w:pPr>
+      <w:r>
+        <w:rPr>
+          <w:rFonts w:ascii="Arial" w:hAnsi="Arial"/>
+          <w:b/>
+          <w:color w:val="0F172A"/>
+          <w:sz w:val="24"/>
+        </w:rPr>
+        <w:t>4.1 Database Service: includes/database.php</w:t>
+      </w:r>
+    </w:p>
+    <w:p>
+      <w:r>
+        <w:t>Dual-connection singleton providing both PDO (for OOP services) and MySQLi (for legacy code). Reads credentials from config/database.php, falls back to XAMPP defaults.</w:t>
+      </w:r>
+    </w:p>
+    <w:p>
+      <w:pPr>
+        <w:spacing w:after="80"/>
       </w:pPr>
     </w:p>
     <w:tbl>
@@ -770,42 +2859,26 @@
         <w:tc>
           <w:tcPr>
             <w:tcW w:type="dxa" w:w="9936"/>
-            <w:shd w:fill="FFF5F5"/>
+            <w:shd w:fill="F1F5F9"/>
             <w:tcMar>
-              <w:top w:w="160" w:type="dxa"/>
-              <w:bottom w:w="160" w:type="dxa"/>
-              <w:left w:w="220" w:type="dxa"/>
-              <w:right w:w="220" w:type="dxa"/>
+              <w:top w:w="100" w:type="dxa"/>
+              <w:bottom w:w="100" w:type="dxa"/>
+              <w:left w:w="150" w:type="dxa"/>
+              <w:right w:w="150" w:type="dxa"/>
             </w:tcMar>
-            <w:tcBorders>
-              <w:left w:val="single" w:sz="36" w:space="0" w:color="FF0000"/>
-              <w:top w:val="none"/>
-              <w:right w:val="none"/>
-              <w:bottom w:val="none"/>
-            </w:tcBorders>
           </w:tcPr>
           <w:p>
-            <w:pPr>
-              <w:spacing w:after="80"/>
-            </w:pPr>
             <w:r>
               <w:rPr>
-                <w:rFonts w:ascii="Arial" w:hAnsi="Arial"/>
-                <w:b/>
-                <w:color w:val="FF0000"/>
-                <w:sz w:val="24"/>
+                <w:rFonts w:ascii="Consolas" w:hAnsi="Consolas"/>
+                <w:color w:val="1E293B"/>
+                <w:sz w:val="17"/>
               </w:rPr>
-              <w:t>★ MISSING / NEWLY IMPLEMENTED FILE: get_live_bid.php (Project Root: /get_live_bid.php)</w:t>
-              <w:br/>
-            </w:r>
-            <w:r>
-              <w:rPr>
-                <w:rFonts w:ascii="Calibri" w:hAnsi="Calibri"/>
-                <w:b/>
-                <w:color w:val="FF0000"/>
-                <w:sz w:val="21"/>
-              </w:rPr>
-              <w:t>Client-side JavaScript ke liye ek dedicated lightweight polling endpoint missing tha jo bina page reload kiye live auction ka snapshot de sake. get_live_bid.php create kiya gaya hai jo har 2-3 second baad call hota hai. Yeh current highest price, bidder ka masked name, avatar, remaining countdown seconds, aur total bids return karta hai. Sab se ahem feature: Jaise hi countdown timer 0 hota hai, yeh script background me auction ko status='ended' karti hai, winner declare karti hai, aur winner ko 'can_checkout: true' ke sath checkout.php ka secure button provide karti hai.</w:t>
+              <w:t>$pdo  = Database::getPdo();      // OOP PDO connection</w:t>
+              <w:br/>
+              <w:t>$conn = Database::getMysqli();   // Legacy MySQLi connection</w:t>
+              <w:br/>
+              <w:t>$db   = Database::getInstance(); // Singleton instance</w:t>
             </w:r>
           </w:p>
         </w:tc>
@@ -813,7 +2886,26 @@
     </w:tbl>
     <w:p>
       <w:pPr>
-        <w:spacing w:after="120"/>
+        <w:spacing w:after="160"/>
+      </w:pPr>
+    </w:p>
+    <w:p>
+      <w:pPr>
+        <w:spacing w:before="320" w:after="120"/>
+      </w:pPr>
+      <w:r>
+        <w:rPr>
+          <w:rFonts w:ascii="Arial" w:hAnsi="Arial"/>
+          <w:b/>
+          <w:color w:val="0F172A"/>
+          <w:sz w:val="24"/>
+        </w:rPr>
+        <w:t>4.2 Authentication Service: includes/auth.php</w:t>
+      </w:r>
+    </w:p>
+    <w:p>
+      <w:pPr>
+        <w:spacing w:after="80"/>
       </w:pPr>
     </w:p>
     <w:tbl>
@@ -829,42 +2921,32 @@
         <w:tc>
           <w:tcPr>
             <w:tcW w:type="dxa" w:w="9936"/>
-            <w:shd w:fill="FFF5F5"/>
+            <w:shd w:fill="F1F5F9"/>
             <w:tcMar>
-              <w:top w:w="160" w:type="dxa"/>
-              <w:bottom w:w="160" w:type="dxa"/>
-              <w:left w:w="220" w:type="dxa"/>
-              <w:right w:w="220" w:type="dxa"/>
+              <w:top w:w="100" w:type="dxa"/>
+              <w:bottom w:w="100" w:type="dxa"/>
+              <w:left w:w="150" w:type="dxa"/>
+              <w:right w:w="150" w:type="dxa"/>
             </w:tcMar>
-            <w:tcBorders>
-              <w:left w:val="single" w:sz="36" w:space="0" w:color="FF0000"/>
-              <w:top w:val="none"/>
-              <w:right w:val="none"/>
-              <w:bottom w:val="none"/>
-            </w:tcBorders>
           </w:tcPr>
           <w:p>
-            <w:pPr>
-              <w:spacing w:after="80"/>
-            </w:pPr>
             <w:r>
               <w:rPr>
-                <w:rFonts w:ascii="Arial" w:hAnsi="Arial"/>
-                <w:b/>
-                <w:color w:val="FF0000"/>
-                <w:sz w:val="24"/>
+                <w:rFonts w:ascii="Consolas" w:hAnsi="Consolas"/>
+                <w:color w:val="1E293B"/>
+                <w:sz w:val="17"/>
               </w:rPr>
-              <w:t>★ MISSING / NEWLY IMPLEMENTED FILE: checkout.php (Project Root: /checkout.php)</w:t>
-              <w:br/>
-            </w:r>
-            <w:r>
-              <w:rPr>
-                <w:rFonts w:ascii="Calibri" w:hAnsi="Calibri"/>
-                <w:b/>
-                <w:color w:val="FF0000"/>
-                <w:sz w:val="21"/>
-              </w:rPr>
-              <w:t>Poore project me auction jeetne ke baad purchase karne aur order place karne ka complete checkout flow ghayab (missing) tha. Humne checkout.php ko mukammal taur par Bootstrap 5, interactive forms, aur PDO transaction engine ke sath banaya hai. Access Control: Sirf wahi user is page ko access kar sakta hai jo officially auction ka winning bidder ho. Features: Winning Hammer Price, 2% platform protection fee, aur shipping logistics breakdown. Shipping Address Form: Recipient Name, Phone, Delivery Address, City, Postal Code. Payment Options: Platform Wallet Balance (auto-deduction with transactions table entry), Cash on Delivery (COD) / Direct Escrow, Direct Bank Transfer, aur Debit/Credit Card. Order Finalization: Form submit hone par orders aur payments table me secure insertion hoti hai, item status 'sold' hota hai, aur printable official receipt generate hoti hai.</w:t>
+              <w:t>require_login('../login.php?redirect=page.php'); // Redirect if not logged in</w:t>
+              <w:br/>
+              <w:t>require_admin('../index.php');                   // Admin-only gate</w:t>
+              <w:br/>
+              <w:t>is_logged_in()  // bool</w:t>
+              <w:br/>
+              <w:t>is_admin()      // bool</w:t>
+              <w:br/>
+              <w:t>is_seller()     // bool</w:t>
+              <w:br/>
+              <w:t>get_user_id()   // int - current session user ID</w:t>
             </w:r>
           </w:p>
         </w:tc>
@@ -872,7 +2954,26 @@
     </w:tbl>
     <w:p>
       <w:pPr>
-        <w:spacing w:after="120"/>
+        <w:spacing w:after="160"/>
+      </w:pPr>
+    </w:p>
+    <w:p>
+      <w:pPr>
+        <w:spacing w:before="320" w:after="120"/>
+      </w:pPr>
+      <w:r>
+        <w:rPr>
+          <w:rFonts w:ascii="Arial" w:hAnsi="Arial"/>
+          <w:b/>
+          <w:color w:val="0F172A"/>
+          <w:sz w:val="24"/>
+        </w:rPr>
+        <w:t>4.3 NotificationService: includes/NotificationService.php</w:t>
+      </w:r>
+    </w:p>
+    <w:p>
+      <w:pPr>
+        <w:spacing w:after="80"/>
       </w:pPr>
     </w:p>
     <w:tbl>
@@ -888,42 +2989,31 @@
         <w:tc>
           <w:tcPr>
             <w:tcW w:type="dxa" w:w="9936"/>
-            <w:shd w:fill="FFF5F5"/>
+            <w:shd w:fill="F1F5F9"/>
             <w:tcMar>
-              <w:top w:w="160" w:type="dxa"/>
-              <w:bottom w:w="160" w:type="dxa"/>
-              <w:left w:w="220" w:type="dxa"/>
-              <w:right w:w="220" w:type="dxa"/>
+              <w:top w:w="100" w:type="dxa"/>
+              <w:bottom w:w="100" w:type="dxa"/>
+              <w:left w:w="150" w:type="dxa"/>
+              <w:right w:w="150" w:type="dxa"/>
             </w:tcMar>
-            <w:tcBorders>
-              <w:left w:val="single" w:sz="36" w:space="0" w:color="FF0000"/>
-              <w:top w:val="none"/>
-              <w:right w:val="none"/>
-              <w:bottom w:val="none"/>
-            </w:tcBorders>
           </w:tcPr>
           <w:p>
-            <w:pPr>
-              <w:spacing w:after="80"/>
-            </w:pPr>
             <w:r>
               <w:rPr>
-                <w:rFonts w:ascii="Arial" w:hAnsi="Arial"/>
-                <w:b/>
-                <w:color w:val="FF0000"/>
-                <w:sz w:val="24"/>
+                <w:rFonts w:ascii="Consolas" w:hAnsi="Consolas"/>
+                <w:color w:val="1E293B"/>
+                <w:sz w:val="17"/>
               </w:rPr>
-              <w:t>★ MISSING / NEWLY IMPLEMENTED FILE: notifications.php (Project Root: /notifications.php)</w:t>
-              <w:br/>
-            </w:r>
-            <w:r>
-              <w:rPr>
-                <w:rFonts w:ascii="Calibri" w:hAnsi="Calibri"/>
-                <w:b/>
-                <w:color w:val="FF0000"/>
-                <w:sz w:val="21"/>
-              </w:rPr>
-              <w:t>Navbar ke notification bell icon par click karne par root level par notifications.php missing thi jis se 404 error aata tha. Humne root notifications.php ko create kiya jo user ke tamam alerts (New Bids, Outbid warnings, Won Auctions, Orders) ko sleek cards me dikhata hai. Isme AJAX powered 'Mark as Read', 'Mark All Read', aur Category Tabs (Bids, Orders, Unread) shamil kiye gaye hain.</w:t>
+              <w:t>$notif = new NotificationService($pdo);</w:t>
+              <w:br/>
+              <w:br/>
+              <w:t>$notif-&gt;create($userId, 'new_message', 'New Message', 'You have a message.', '/messages.php');</w:t>
+              <w:br/>
+              <w:t>$count = $notif-&gt;getUnreadCount($userId);</w:t>
+              <w:br/>
+              <w:t>$notif-&gt;markAsRead($notificationId, $userId);</w:t>
+              <w:br/>
+              <w:t>$notif-&gt;markAllAsRead($userId);</w:t>
             </w:r>
           </w:p>
         </w:tc>
@@ -931,7 +3021,26 @@
     </w:tbl>
     <w:p>
       <w:pPr>
-        <w:spacing w:after="120"/>
+        <w:spacing w:after="160"/>
+      </w:pPr>
+    </w:p>
+    <w:p>
+      <w:pPr>
+        <w:spacing w:before="320" w:after="120"/>
+      </w:pPr>
+      <w:r>
+        <w:rPr>
+          <w:rFonts w:ascii="Arial" w:hAnsi="Arial"/>
+          <w:b/>
+          <w:color w:val="0F172A"/>
+          <w:sz w:val="24"/>
+        </w:rPr>
+        <w:t>4.4 MessageService: includes/MessageService.php</w:t>
+      </w:r>
+    </w:p>
+    <w:p>
+      <w:pPr>
+        <w:spacing w:after="80"/>
       </w:pPr>
     </w:p>
     <w:tbl>
@@ -947,42 +3056,42 @@
         <w:tc>
           <w:tcPr>
             <w:tcW w:type="dxa" w:w="9936"/>
-            <w:shd w:fill="FFF5F5"/>
+            <w:shd w:fill="F1F5F9"/>
             <w:tcMar>
-              <w:top w:w="160" w:type="dxa"/>
-              <w:bottom w:w="160" w:type="dxa"/>
-              <w:left w:w="220" w:type="dxa"/>
-              <w:right w:w="220" w:type="dxa"/>
+              <w:top w:w="100" w:type="dxa"/>
+              <w:bottom w:w="100" w:type="dxa"/>
+              <w:left w:w="150" w:type="dxa"/>
+              <w:right w:w="150" w:type="dxa"/>
             </w:tcMar>
-            <w:tcBorders>
-              <w:left w:val="single" w:sz="36" w:space="0" w:color="FF0000"/>
-              <w:top w:val="none"/>
-              <w:right w:val="none"/>
-              <w:bottom w:val="none"/>
-            </w:tcBorders>
           </w:tcPr>
           <w:p>
-            <w:pPr>
-              <w:spacing w:after="80"/>
-            </w:pPr>
             <w:r>
               <w:rPr>
-                <w:rFonts w:ascii="Arial" w:hAnsi="Arial"/>
-                <w:b/>
-                <w:color w:val="FF0000"/>
-                <w:sz w:val="24"/>
+                <w:rFonts w:ascii="Consolas" w:hAnsi="Consolas"/>
+                <w:color w:val="1E293B"/>
+                <w:sz w:val="17"/>
               </w:rPr>
-              <w:t>★ MISSING / NEWLY IMPLEMENTED FILE: user/messages.php (User Subdirectory: /user/messages.php)</w:t>
-              <w:br/>
-            </w:r>
-            <w:r>
-              <w:rPr>
-                <w:rFonts w:ascii="Calibri" w:hAnsi="Calibri"/>
-                <w:b/>
-                <w:color w:val="FF0000"/>
-                <w:sz w:val="21"/>
-              </w:rPr>
-              <w:t>Pehle user dashboard, profile ya notification dropdown se jab koi user kisi message alert par click karta tha to relative path ki wajah se browser 'user/messages.php?user_id=...' ko request karta tha aur Apache 404 Not Found error return karta tha. Humne user/messages.php router create kiya jo request ke tamam query parameters (user_id, item_id wagera) ko mehfooz rakhte hue user ko smoothly canonical ../messages.php par redirect karta hai. Sath hi header.php ke handleNotificationClick() me bhi automatic root prefixing implement kar di gayi hai.</w:t>
+              <w:t>$msgService = new MessageService($pdo);</w:t>
+              <w:br/>
+              <w:br/>
+              <w:t>// Send a message (returns ['message_id', 'created_at', 'time_fmt']):</w:t>
+              <w:br/>
+              <w:t>$result = $msgService-&gt;sendMessage($senderId, $receiverId, $body, $itemId, $subject);</w:t>
+              <w:br/>
+              <w:br/>
+              <w:t>// Fetch conversation thread:</w:t>
+              <w:br/>
+              <w:t>$messages = $msgService-&gt;getThread($userId1, $userId2, $itemId);</w:t>
+              <w:br/>
+              <w:br/>
+              <w:t>// Get all conversations for inbox:</w:t>
+              <w:br/>
+              <w:t>$conversations = $msgService-&gt;getConversations($userId);</w:t>
+              <w:br/>
+              <w:br/>
+              <w:t>// Mark thread as read:</w:t>
+              <w:br/>
+              <w:t>$msgService-&gt;markAsRead($senderId, $receiverId, $userId);</w:t>
             </w:r>
           </w:p>
         </w:tc>
@@ -990,7 +3099,26 @@
     </w:tbl>
     <w:p>
       <w:pPr>
-        <w:spacing w:after="120"/>
+        <w:spacing w:after="160"/>
+      </w:pPr>
+    </w:p>
+    <w:p>
+      <w:pPr>
+        <w:spacing w:before="320" w:after="120"/>
+      </w:pPr>
+      <w:r>
+        <w:rPr>
+          <w:rFonts w:ascii="Arial" w:hAnsi="Arial"/>
+          <w:b/>
+          <w:color w:val="0F172A"/>
+          <w:sz w:val="24"/>
+        </w:rPr>
+        <w:t>4.5 WalletService: includes/WalletService.php</w:t>
+      </w:r>
+    </w:p>
+    <w:p>
+      <w:pPr>
+        <w:spacing w:after="80"/>
       </w:pPr>
     </w:p>
     <w:tbl>
@@ -1006,42 +3134,37 @@
         <w:tc>
           <w:tcPr>
             <w:tcW w:type="dxa" w:w="9936"/>
-            <w:shd w:fill="FFF5F5"/>
+            <w:shd w:fill="F1F5F9"/>
             <w:tcMar>
-              <w:top w:w="160" w:type="dxa"/>
-              <w:bottom w:w="160" w:type="dxa"/>
-              <w:left w:w="220" w:type="dxa"/>
-              <w:right w:w="220" w:type="dxa"/>
+              <w:top w:w="100" w:type="dxa"/>
+              <w:bottom w:w="100" w:type="dxa"/>
+              <w:left w:w="150" w:type="dxa"/>
+              <w:right w:w="150" w:type="dxa"/>
             </w:tcMar>
-            <w:tcBorders>
-              <w:left w:val="single" w:sz="36" w:space="0" w:color="FF0000"/>
-              <w:top w:val="none"/>
-              <w:right w:val="none"/>
-              <w:bottom w:val="none"/>
-            </w:tcBorders>
           </w:tcPr>
           <w:p>
-            <w:pPr>
-              <w:spacing w:after="80"/>
-            </w:pPr>
             <w:r>
               <w:rPr>
-                <w:rFonts w:ascii="Arial" w:hAnsi="Arial"/>
-                <w:b/>
-                <w:color w:val="FF0000"/>
-                <w:sz w:val="24"/>
+                <w:rFonts w:ascii="Consolas" w:hAnsi="Consolas"/>
+                <w:color w:val="1E293B"/>
+                <w:sz w:val="17"/>
               </w:rPr>
-              <w:t>★ MISSING / NEWLY IMPLEMENTED FILE: user/notifications.php (User Subdirectory: /user/notifications.php)</w:t>
-              <w:br/>
-            </w:r>
-            <w:r>
-              <w:rPr>
-                <w:rFonts w:ascii="Calibri" w:hAnsi="Calibri"/>
-                <w:b/>
-                <w:color w:val="FF0000"/>
-                <w:sz w:val="21"/>
-              </w:rPr>
-              <w:t>User panel aur header dropdown se pehle notifications par click karne par ek purani basic unstyled table khulti thi jo naye filters aur mark-as-read ko support nahi karti thi. Humne user/notifications.php ko canonical ../notifications.php par smoothly redirect karne wale router me convert kar diya hai aur header dropdown me direct root path link set kar diya hai.</w:t>
+              <w:t>$wallet = new WalletService($conn);</w:t>
+              <w:br/>
+              <w:br/>
+              <w:t>$w = $wallet-&gt;getOrCreateWallet($userId, 'PKR');</w:t>
+              <w:br/>
+              <w:t>$wallet-&gt;placeBidHold($userId, $auctionId, $amount, $idempotencyKey);</w:t>
+              <w:br/>
+              <w:t>$wallet-&gt;releaseBidHold($userId, $auctionId);</w:t>
+              <w:br/>
+              <w:t>$wallet-&gt;settleAuction($buyerId, $sellerId, $auctionId, $finalPrice);</w:t>
+              <w:br/>
+              <w:t>$wallet-&gt;deposit($userId, $amount, $reference);</w:t>
+              <w:br/>
+              <w:t>$wallet-&gt;withdraw($userId, $amount, $reference);</w:t>
+              <w:br/>
+              <w:t>$txns = $wallet-&gt;getTransactions($userId, $limit=20, $offset=0);</w:t>
             </w:r>
           </w:p>
         </w:tc>
@@ -1049,162 +3172,102 @@
     </w:tbl>
     <w:p>
       <w:pPr>
-        <w:spacing w:after="120"/>
+        <w:spacing w:after="160"/>
       </w:pPr>
     </w:p>
     <w:p>
       <w:pPr>
-        <w:spacing w:before="360" w:after="160"/>
+        <w:spacing w:before="320" w:after="120"/>
+      </w:pPr>
+      <w:r>
+        <w:rPr>
+          <w:rFonts w:ascii="Arial" w:hAnsi="Arial"/>
+          <w:b/>
+          <w:color w:val="0F172A"/>
+          <w:sz w:val="24"/>
+        </w:rPr>
+        <w:t>4.6 AiReservePriceService: includes/AiReservePriceService.php</w:t>
+      </w:r>
+    </w:p>
+    <w:p>
+      <w:pPr>
+        <w:spacing w:after="80"/>
+      </w:pPr>
+    </w:p>
+    <w:tbl>
+      <w:tblPr>
+        <w:tblW w:type="auto" w:w="0"/>
+        <w:jc w:val="center"/>
+        <w:tblLook w:firstColumn="1" w:firstRow="1" w:lastColumn="0" w:lastRow="0" w:noHBand="0" w:noVBand="1" w:val="04A0"/>
+      </w:tblPr>
+      <w:tblGrid>
+        <w:gridCol w:w="9936"/>
+      </w:tblGrid>
+      <w:tr>
+        <w:tc>
+          <w:tcPr>
+            <w:tcW w:type="dxa" w:w="9936"/>
+            <w:shd w:fill="F1F5F9"/>
+            <w:tcMar>
+              <w:top w:w="100" w:type="dxa"/>
+              <w:bottom w:w="100" w:type="dxa"/>
+              <w:left w:w="150" w:type="dxa"/>
+              <w:right w:w="150" w:type="dxa"/>
+            </w:tcMar>
+          </w:tcPr>
+          <w:p>
+            <w:r>
+              <w:rPr>
+                <w:rFonts w:ascii="Consolas" w:hAnsi="Consolas"/>
+                <w:color w:val="1E293B"/>
+                <w:sz w:val="17"/>
+              </w:rPr>
+              <w:t>// AJAX endpoint: ajax/ai_reserve_price.php</w:t>
+              <w:br/>
+              <w:t>// POST: { "category_id": 3, "starting_price": 50000 }</w:t>
+              <w:br/>
+              <w:t>// Response:</w:t>
+              <w:br/>
+              <w:t>{</w:t>
+              <w:br/>
+              <w:t xml:space="preserve">  "success": true,</w:t>
+              <w:br/>
+              <w:t xml:space="preserve">  "suggested_reserve": 72500,</w:t>
+              <w:br/>
+              <w:t xml:space="preserve">  "confidence": "HIGH",</w:t>
+              <w:br/>
+              <w:t xml:space="preserve">  "basis": "Based on 47 closed auctions in this category",</w:t>
+              <w:br/>
+              <w:t xml:space="preserve">  "formatted": "Rs. 72,500"</w:t>
+              <w:br/>
+              <w:t>}</w:t>
+            </w:r>
+          </w:p>
+        </w:tc>
+      </w:tr>
+    </w:tbl>
+    <w:p>
+      <w:pPr>
+        <w:spacing w:after="160"/>
+      </w:pPr>
+    </w:p>
+    <w:p>
+      <w:pPr>
+        <w:spacing w:before="320" w:after="120"/>
       </w:pPr>
       <w:r>
         <w:rPr>
           <w:rFonts w:ascii="Arial" w:hAnsi="Arial"/>
           <w:b/>
           <w:color w:val="047857"/>
-          <w:sz w:val="32"/>
+          <w:sz w:val="30"/>
         </w:rPr>
-        <w:t>3. Core Modules Deep Architectural Breakdown</w:t>
-      </w:r>
-    </w:p>
-    <w:p>
-      <w:pPr>
-        <w:spacing w:before="360" w:after="160"/>
-      </w:pPr>
-      <w:r>
-        <w:rPr>
-          <w:rFonts w:ascii="Arial" w:hAnsi="Arial"/>
-          <w:b/>
-          <w:color w:val="0F172A"/>
-          <w:sz w:val="26"/>
-        </w:rPr>
-        <w:t>A. User Registration &amp; Role-Based Authentication Flow</w:t>
+        <w:t>5. Settings Management System</w:t>
       </w:r>
     </w:p>
     <w:p>
       <w:r>
-        <w:t>Authentication flow ko dynamic role-based banaya gaya hai jisme Buyer, Seller aur Admin roles strictly segregated hain:</w:t>
-        <w:br/>
-        <w:t>• Registration (register.php): Form me Full Name, Email, Phone, Gender, Password, aur Role selection (Buyer ya Seller) mojud hai. Server-side par PDO prepared statement se duplicate email check hoti hai aur password ko password_hash(PASSWORD_DEFAULT) se encrypt kiya jata hai. Client side par SweetAlert2 validation lagayi gayi hai jo password mismatch hone par smooth red popup show karti hai.</w:t>
-        <w:br/>
-        <w:t>• Login Engine (login.php): Email aur password ko fetch karke password_verify() ke zariye validate kiya jata hai. Session me uniform keys set ki jati hain: $_SESSION['user_id'], $_SESSION['role'], $_SESSION['user_name'], $_SESSION['user_email']. Agar 'Remember Me' select kiya jaye to 30-din ka cryptographically random sha256 token cookie me store hota hai jo auto-login provide karta hai.</w:t>
-        <w:br/>
-        <w:t>• Role Redirection: Admin user login karte hi admin/dashboard.php par jata hai jabke Buyer/Seller user/dashboard.php par smoothly redirect hotay hain.</w:t>
-      </w:r>
-    </w:p>
-    <w:p>
-      <w:pPr>
-        <w:spacing w:before="360" w:after="160"/>
-      </w:pPr>
-      <w:r>
-        <w:rPr>
-          <w:rFonts w:ascii="Arial" w:hAnsi="Arial"/>
-          <w:b/>
-          <w:color w:val="0F172A"/>
-          <w:sz w:val="26"/>
-        </w:rPr>
-        <w:t>B. Seller Product Entry &amp; Secure Multi-Image Upload System</w:t>
-      </w:r>
-    </w:p>
-    <w:p>
-      <w:r>
-        <w:t>Seller side product creation (/user/add_items.php) me mukammal audit karke darj zail checks enforce kiye gaye hain:</w:t>
-        <w:br/>
-        <w:t>• Form Fields: Item Title (5-255 chars), Category selection, Detailed Description, Starting Price, Reserve Price, Minimum Bid Increment, City/Area, Start Date/Time, aur End Date/Time.</w:t>
-        <w:br/>
-        <w:t>• Image Upload Security: File uploads par sirf extension nahi balke server-side mime_content_type() function se binary MIME verification ki jati hai (image/jpeg, image/png, image/webp). Har image ka unique random filename (item_timestamp_uniqid.ext) generate hota hai taake directory traversal ya script execution ka koi chance na rahe. Max file size 5MB aur max 5 images allowed hain.</w:t>
-        <w:br/>
-        <w:t>• Database Integrity: Item insert hote hi unique lot code (AUC-XXXXXX) assign hota hai, status='active' set hota hai, aur primary image ke sath sath baki images JSON format me images column aur item_images table me store hoti hain.</w:t>
-      </w:r>
-    </w:p>
-    <w:p>
-      <w:pPr>
-        <w:spacing w:before="360" w:after="160"/>
-      </w:pPr>
-      <w:r>
-        <w:rPr>
-          <w:rFonts w:ascii="Arial" w:hAnsi="Arial"/>
-          <w:b/>
-          <w:color w:val="0F172A"/>
-          <w:sz w:val="26"/>
-        </w:rPr>
-        <w:t>C. Real-Time Bidding Engine &amp; Anti-Sniping Protection</w:t>
-      </w:r>
-    </w:p>
-    <w:p>
-      <w:r>
-        <w:t>Bidding engine (/place_bid.php aur /get_live_bid.php) system ka sab se sensitive hissa hai. Iska workflow mandarja zail hai:</w:t>
-        <w:br/>
-        <w:t>1. Instant AJAX Submission: Frontend JavaScript bidForm submit hone par Fetch API ke zariye place_bid.php ko POST call bhejta hai. Page reload bilkul nahi hota.</w:t>
-        <w:br/>
-        <w:t>2. Row Locking (Pessimistic): MySQL InnoDB table par `SELECT ... FOR UPDATE` lock lagaya jata hai taake do mukhtalif buyers ek hi waqt me conflicting price place na kar sakein.</w:t>
-        <w:br/>
-        <w:t>3. Strict Validation Pipeline:</w:t>
-        <w:br/>
-        <w:t xml:space="preserve">   - Bid Amount must be &gt;= (Current Price + Minimum Increment).</w:t>
-        <w:br/>
-        <w:t xml:space="preserve">   - Seller apni hi listing par bid nahi laga sakta.</w:t>
-        <w:br/>
-        <w:t xml:space="preserve">   - Current highest bidder apne hi bid ke khilaf dobara bid nahi laga sakta.</w:t>
-        <w:br/>
-        <w:t xml:space="preserve">   - Expired ya closed auction par bid reject hoti hai.</w:t>
-        <w:br/>
-        <w:t>4. Anti-Sniping Feature: Bidders aksar aakhri second me bid lagate hain (sniping). Hamara system aakhri 180 seconds me aane wali har valid bid par auction end time me 3 minutes ka izafa kar deta hai aur extended_time record karta hai.</w:t>
-        <w:br/>
-        <w:t>5. Proxy Auto-Bidding: Agar kisi doosre user ne auto_bids table me max limit set kar rakhi ho, to system foran unki taraf se counter-bid generate karta hai.</w:t>
-        <w:br/>
-        <w:t>6. In-App Notifications: Pehle wale bidder ko 'You Have Been Outbid!' ka alert jata hai aur seller ko 'New Bid Placed' ka notification milta hai.</w:t>
-      </w:r>
-    </w:p>
-    <w:p>
-      <w:pPr>
-        <w:spacing w:before="360" w:after="160"/>
-      </w:pPr>
-      <w:r>
-        <w:rPr>
-          <w:rFonts w:ascii="Arial" w:hAnsi="Arial"/>
-          <w:b/>
-          <w:color w:val="0F172A"/>
-          <w:sz w:val="26"/>
-        </w:rPr>
-        <w:t>D. Auction Closing, Winner Declaration &amp; End-to-End Checkout</w:t>
-      </w:r>
-    </w:p>
-    <w:p>
-      <w:r>
-        <w:t>Auction khatam hone par system ka automatic checkout aur order fulfillment flow is tarah execute hota hai:</w:t>
-        <w:br/>
-        <w:t>1. Auto-Finalization: Countdown timer 0 hote hi get_live_bid.php status ko 'ended' mark karta hai, highest bidder ko items.winner_id aur items.winning_bid_id assign karta hai, aur bids table me winning bid ko is_winning=1, bid_status='won' set karta hai.</w:t>
-        <w:br/>
-        <w:t>2. Winner-Only Checkout Access: live_auction.php par sirf verified winner ko green congratulatory card ke sath 'Proceed to Checkout' button nazar aata hai. Agar koi aur user direct URL khole to checkout.php use access denied ka card dikhata hai.</w:t>
-        <w:br/>
-        <w:t>3. Complete Order &amp; Payment Flow (/checkout.php):</w:t>
-        <w:br/>
-        <w:t xml:space="preserve">   - Price Breakdown: Winning Hammer Price + 2% Platform Marketplace Protection Fee + Insured Shipping Logistics Fee.</w:t>
-        <w:br/>
-        <w:t xml:space="preserve">   - Shipping Form: Recipient Name, Contact Number, Full Delivery Address, City, Postal Code.</w:t>
-        <w:br/>
-        <w:t xml:space="preserve">   - Multiple Payment Options: Account Wallet (instant deduction), Cash on Delivery (COD) / Escrow, Bank Wire Transfer, Credit/Debit Card.</w:t>
-        <w:br/>
-        <w:t xml:space="preserve">   - Database Transaction: orders table me order_number (ORD-YYYYMMDD-XXXXXX) insert hota hai, payments table me invoice_no generate hoti hai, item status 'sold' mark ho jata hai, aur buyer wa seller dono ko instant confirmations mil jati hain.</w:t>
-      </w:r>
-    </w:p>
-    <w:p>
-      <w:pPr>
-        <w:spacing w:before="360" w:after="160"/>
-      </w:pPr>
-      <w:r>
-        <w:rPr>
-          <w:rFonts w:ascii="Arial" w:hAnsi="Arial"/>
-          <w:b/>
-          <w:color w:val="047857"/>
-          <w:sz w:val="32"/>
-        </w:rPr>
-        <w:t>4. Complete MySQL Database Schema &amp; Relationship Mapping</w:t>
-      </w:r>
-    </w:p>
-    <w:p>
-      <w:r>
-        <w:t>Database schema (/database/schema.sql) ko fully relational, third-normal-form (3NF), aur foreign key constraints ke sath organize kiya gaya hai:</w:t>
+        <w:t>The Settings engine (includes/settings.php) is a database-driven configuration service replacing all hardcoded values. Three panels at different privilege levels:</w:t>
       </w:r>
     </w:p>
     <w:tbl>
@@ -1224,10 +3287,10 @@
             <w:tcW w:type="dxa" w:w="3312"/>
             <w:shd w:fill="047857"/>
             <w:tcMar>
-              <w:top w:w="100" w:type="dxa"/>
-              <w:bottom w:w="100" w:type="dxa"/>
-              <w:left w:w="140" w:type="dxa"/>
-              <w:right w:w="140" w:type="dxa"/>
+              <w:top w:w="90" w:type="dxa"/>
+              <w:bottom w:w="90" w:type="dxa"/>
+              <w:left w:w="120" w:type="dxa"/>
+              <w:right w:w="120" w:type="dxa"/>
             </w:tcMar>
           </w:tcPr>
           <w:p>
@@ -1235,9 +3298,9 @@
               <w:rPr>
                 <w:b/>
                 <w:color w:val="FFFFFF"/>
-                <w:sz w:val="19"/>
+                <w:sz w:val="18"/>
               </w:rPr>
-              <w:t>Table Name</w:t>
+              <w:t>Panel</w:t>
             </w:r>
           </w:p>
         </w:tc>
@@ -1246,10 +3309,10 @@
             <w:tcW w:type="dxa" w:w="3312"/>
             <w:shd w:fill="047857"/>
             <w:tcMar>
-              <w:top w:w="100" w:type="dxa"/>
-              <w:bottom w:w="100" w:type="dxa"/>
-              <w:left w:w="140" w:type="dxa"/>
-              <w:right w:w="140" w:type="dxa"/>
+              <w:top w:w="90" w:type="dxa"/>
+              <w:bottom w:w="90" w:type="dxa"/>
+              <w:left w:w="120" w:type="dxa"/>
+              <w:right w:w="120" w:type="dxa"/>
             </w:tcMar>
           </w:tcPr>
           <w:p>
@@ -1257,9 +3320,9 @@
               <w:rPr>
                 <w:b/>
                 <w:color w:val="FFFFFF"/>
-                <w:sz w:val="19"/>
+                <w:sz w:val="18"/>
               </w:rPr>
-              <w:t>Key Columns &amp; Datatypes</w:t>
+              <w:t>URL / File</w:t>
             </w:r>
           </w:p>
         </w:tc>
@@ -1268,10 +3331,10 @@
             <w:tcW w:type="dxa" w:w="3312"/>
             <w:shd w:fill="047857"/>
             <w:tcMar>
-              <w:top w:w="100" w:type="dxa"/>
-              <w:bottom w:w="100" w:type="dxa"/>
-              <w:left w:w="140" w:type="dxa"/>
-              <w:right w:w="140" w:type="dxa"/>
+              <w:top w:w="90" w:type="dxa"/>
+              <w:bottom w:w="90" w:type="dxa"/>
+              <w:left w:w="120" w:type="dxa"/>
+              <w:right w:w="120" w:type="dxa"/>
             </w:tcMar>
           </w:tcPr>
           <w:p>
@@ -1279,9 +3342,9 @@
               <w:rPr>
                 <w:b/>
                 <w:color w:val="FFFFFF"/>
-                <w:sz w:val="19"/>
+                <w:sz w:val="18"/>
               </w:rPr>
-              <w:t>Relational Constraints &amp; Role</w:t>
+              <w:t>Access Level</w:t>
             </w:r>
           </w:p>
         </w:tc>
@@ -1292,18 +3355,18 @@
             <w:tcW w:type="dxa" w:w="3312"/>
             <w:shd w:fill="FFFFFF"/>
             <w:tcMar>
-              <w:top w:w="80" w:type="dxa"/>
-              <w:bottom w:w="80" w:type="dxa"/>
-              <w:left w:w="120" w:type="dxa"/>
-              <w:right w:w="120" w:type="dxa"/>
+              <w:top w:w="70" w:type="dxa"/>
+              <w:bottom w:w="70" w:type="dxa"/>
+              <w:left w:w="100" w:type="dxa"/>
+              <w:right w:w="100" w:type="dxa"/>
             </w:tcMar>
           </w:tcPr>
           <w:p>
             <w:r>
               <w:rPr>
-                <w:sz w:val="18"/>
+                <w:sz w:val="17"/>
               </w:rPr>
-              <w:t>users</w:t>
+              <w:t>Admin Platform Settings</w:t>
             </w:r>
           </w:p>
         </w:tc>
@@ -1312,18 +3375,18 @@
             <w:tcW w:type="dxa" w:w="3312"/>
             <w:shd w:fill="FFFFFF"/>
             <w:tcMar>
-              <w:top w:w="80" w:type="dxa"/>
-              <w:bottom w:w="80" w:type="dxa"/>
-              <w:left w:w="120" w:type="dxa"/>
-              <w:right w:w="120" w:type="dxa"/>
+              <w:top w:w="70" w:type="dxa"/>
+              <w:bottom w:w="70" w:type="dxa"/>
+              <w:left w:w="100" w:type="dxa"/>
+              <w:right w:w="100" w:type="dxa"/>
             </w:tcMar>
           </w:tcPr>
           <w:p>
             <w:r>
               <w:rPr>
-                <w:sz w:val="18"/>
+                <w:sz w:val="17"/>
               </w:rPr>
-              <w:t>id, name, email, password, role, status, balance, remember_token</w:t>
+              <w:t>admin/settings.php</w:t>
             </w:r>
           </w:p>
         </w:tc>
@@ -1332,18 +3395,18 @@
             <w:tcW w:type="dxa" w:w="3312"/>
             <w:shd w:fill="FFFFFF"/>
             <w:tcMar>
-              <w:top w:w="80" w:type="dxa"/>
-              <w:bottom w:w="80" w:type="dxa"/>
-              <w:left w:w="120" w:type="dxa"/>
-              <w:right w:w="120" w:type="dxa"/>
+              <w:top w:w="70" w:type="dxa"/>
+              <w:bottom w:w="70" w:type="dxa"/>
+              <w:left w:w="100" w:type="dxa"/>
+              <w:right w:w="100" w:type="dxa"/>
             </w:tcMar>
           </w:tcPr>
           <w:p>
             <w:r>
               <w:rPr>
-                <w:sz w:val="18"/>
+                <w:sz w:val="17"/>
               </w:rPr>
-              <w:t>Core user entities (buyer, seller, admin). Has wallet balance and tokens.</w:t>
+              <w:t>Admin only</w:t>
             </w:r>
           </w:p>
         </w:tc>
@@ -1354,18 +3417,18 @@
             <w:tcW w:type="dxa" w:w="3312"/>
             <w:shd w:fill="FFFFFF"/>
             <w:tcMar>
-              <w:top w:w="80" w:type="dxa"/>
-              <w:bottom w:w="80" w:type="dxa"/>
-              <w:left w:w="120" w:type="dxa"/>
-              <w:right w:w="120" w:type="dxa"/>
+              <w:top w:w="70" w:type="dxa"/>
+              <w:bottom w:w="70" w:type="dxa"/>
+              <w:left w:w="100" w:type="dxa"/>
+              <w:right w:w="100" w:type="dxa"/>
             </w:tcMar>
           </w:tcPr>
           <w:p>
             <w:r>
               <w:rPr>
-                <w:sz w:val="18"/>
+                <w:sz w:val="17"/>
               </w:rPr>
-              <w:t>categories</w:t>
+              <w:t>Auction Configuration</w:t>
             </w:r>
           </w:p>
         </w:tc>
@@ -1374,18 +3437,18 @@
             <w:tcW w:type="dxa" w:w="3312"/>
             <w:shd w:fill="FFFFFF"/>
             <w:tcMar>
-              <w:top w:w="80" w:type="dxa"/>
-              <w:bottom w:w="80" w:type="dxa"/>
-              <w:left w:w="120" w:type="dxa"/>
-              <w:right w:w="120" w:type="dxa"/>
+              <w:top w:w="70" w:type="dxa"/>
+              <w:bottom w:w="70" w:type="dxa"/>
+              <w:left w:w="100" w:type="dxa"/>
+              <w:right w:w="100" w:type="dxa"/>
             </w:tcMar>
           </w:tcPr>
           <w:p>
             <w:r>
               <w:rPr>
-                <w:sz w:val="18"/>
+                <w:sz w:val="17"/>
               </w:rPr>
-              <w:t>id, name, slug, icon, sort_order, status</w:t>
+              <w:t>auction/settings.php</w:t>
             </w:r>
           </w:p>
         </w:tc>
@@ -1394,18 +3457,18 @@
             <w:tcW w:type="dxa" w:w="3312"/>
             <w:shd w:fill="FFFFFF"/>
             <w:tcMar>
-              <w:top w:w="80" w:type="dxa"/>
-              <w:bottom w:w="80" w:type="dxa"/>
-              <w:left w:w="120" w:type="dxa"/>
-              <w:right w:w="120" w:type="dxa"/>
+              <w:top w:w="70" w:type="dxa"/>
+              <w:bottom w:w="70" w:type="dxa"/>
+              <w:left w:w="100" w:type="dxa"/>
+              <w:right w:w="100" w:type="dxa"/>
             </w:tcMar>
           </w:tcPr>
           <w:p>
             <w:r>
               <w:rPr>
-                <w:sz w:val="18"/>
+                <w:sz w:val="17"/>
               </w:rPr>
-              <w:t>Product categorization hierarchy.</w:t>
+              <w:t>Admin + Seller</w:t>
             </w:r>
           </w:p>
         </w:tc>
@@ -1416,18 +3479,18 @@
             <w:tcW w:type="dxa" w:w="3312"/>
             <w:shd w:fill="FFFFFF"/>
             <w:tcMar>
-              <w:top w:w="80" w:type="dxa"/>
-              <w:bottom w:w="80" w:type="dxa"/>
-              <w:left w:w="120" w:type="dxa"/>
-              <w:right w:w="120" w:type="dxa"/>
+              <w:top w:w="70" w:type="dxa"/>
+              <w:bottom w:w="70" w:type="dxa"/>
+              <w:left w:w="100" w:type="dxa"/>
+              <w:right w:w="100" w:type="dxa"/>
             </w:tcMar>
           </w:tcPr>
           <w:p>
             <w:r>
               <w:rPr>
-                <w:sz w:val="18"/>
+                <w:sz w:val="17"/>
               </w:rPr>
-              <w:t>items</w:t>
+              <w:t>User Personal Settings</w:t>
             </w:r>
           </w:p>
         </w:tc>
@@ -1436,18 +3499,18 @@
             <w:tcW w:type="dxa" w:w="3312"/>
             <w:shd w:fill="FFFFFF"/>
             <w:tcMar>
-              <w:top w:w="80" w:type="dxa"/>
-              <w:bottom w:w="80" w:type="dxa"/>
-              <w:left w:w="120" w:type="dxa"/>
-              <w:right w:w="120" w:type="dxa"/>
+              <w:top w:w="70" w:type="dxa"/>
+              <w:bottom w:w="70" w:type="dxa"/>
+              <w:left w:w="100" w:type="dxa"/>
+              <w:right w:w="100" w:type="dxa"/>
             </w:tcMar>
           </w:tcPr>
           <w:p>
             <w:r>
               <w:rPr>
-                <w:sz w:val="18"/>
+                <w:sz w:val="17"/>
               </w:rPr>
-              <w:t>id, auction_code, title, starting_price, current_price, seller_id, winner_id, status</w:t>
+              <w:t>user/settings.php</w:t>
             </w:r>
           </w:p>
         </w:tc>
@@ -1456,8 +3519,817 @@
             <w:tcW w:type="dxa" w:w="3312"/>
             <w:shd w:fill="FFFFFF"/>
             <w:tcMar>
-              <w:top w:w="80" w:type="dxa"/>
-              <w:bottom w:w="80" w:type="dxa"/>
+              <w:top w:w="70" w:type="dxa"/>
+              <w:bottom w:w="70" w:type="dxa"/>
+              <w:left w:w="100" w:type="dxa"/>
+              <w:right w:w="100" w:type="dxa"/>
+            </w:tcMar>
+          </w:tcPr>
+          <w:p>
+            <w:r>
+              <w:rPr>
+                <w:sz w:val="17"/>
+              </w:rPr>
+              <w:t>Logged-in user</w:t>
+            </w:r>
+          </w:p>
+        </w:tc>
+      </w:tr>
+    </w:tbl>
+    <w:p>
+      <w:pPr>
+        <w:spacing w:after="160"/>
+      </w:pPr>
+    </w:p>
+    <w:p>
+      <w:pPr>
+        <w:spacing w:before="320" w:after="120"/>
+      </w:pPr>
+      <w:r>
+        <w:rPr>
+          <w:rFonts w:ascii="Arial" w:hAnsi="Arial"/>
+          <w:b/>
+          <w:color w:val="0F172A"/>
+          <w:sz w:val="24"/>
+        </w:rPr>
+        <w:t>5.1 Settings Groups &amp; Keys</w:t>
+      </w:r>
+    </w:p>
+    <w:p>
+      <w:r>
+        <w:rPr>
+          <w:b/>
+          <w:color w:val="047857"/>
+          <w:sz w:val="19"/>
+        </w:rPr>
+        <w:t xml:space="preserve">Group 'general': </w:t>
+      </w:r>
+      <w:r>
+        <w:rPr>
+          <w:sz w:val="18"/>
+        </w:rPr>
+        <w:t>site_name, site_logo, site_email, site_phone, site_address, currency_symbol, currency_code, timezone, site_status, maintenance_mode</w:t>
+      </w:r>
+    </w:p>
+    <w:p>
+      <w:r>
+        <w:rPr>
+          <w:b/>
+          <w:color w:val="047857"/>
+          <w:sz w:val="19"/>
+        </w:rPr>
+        <w:t xml:space="preserve">Group 'auction': </w:t>
+      </w:r>
+      <w:r>
+        <w:rPr>
+          <w:sz w:val="18"/>
+        </w:rPr>
+        <w:t>min_starting_price, max_starting_price, min_bid_increment, default_auction_duration_hours, max_auction_duration_days, auto_extend_enabled, auto_extend_minutes, auto_extend_trigger_seconds, buy_now_enabled, reserve_price_enabled, auto_bid_enabled, bid_confirmation_required, bid_cancellation_allowed, seller_approval_required, auction_approval_required, max_images_per_auction, require_item_location</w:t>
+      </w:r>
+    </w:p>
+    <w:p>
+      <w:r>
+        <w:rPr>
+          <w:b/>
+          <w:color w:val="047857"/>
+          <w:sz w:val="19"/>
+        </w:rPr>
+        <w:t xml:space="preserve">Group 'users': </w:t>
+      </w:r>
+      <w:r>
+        <w:rPr>
+          <w:sz w:val="18"/>
+        </w:rPr>
+        <w:t>enable_registration, require_email_verification, user_approval_required, enable_seller_registration, max_login_attempts, session_timeout_minutes</w:t>
+      </w:r>
+    </w:p>
+    <w:p>
+      <w:r>
+        <w:rPr>
+          <w:b/>
+          <w:color w:val="047857"/>
+          <w:sz w:val="19"/>
+        </w:rPr>
+        <w:t xml:space="preserve">Group 'notifications': </w:t>
+      </w:r>
+      <w:r>
+        <w:rPr>
+          <w:sz w:val="18"/>
+        </w:rPr>
+        <w:t>enable_email_notifications, enable_bid_notifications, enable_outbid_notifications, enable_ending_notifications, enable_winning_notifications, enable_system_notifications</w:t>
+      </w:r>
+    </w:p>
+    <w:p>
+      <w:r>
+        <w:rPr>
+          <w:b/>
+          <w:color w:val="047857"/>
+          <w:sz w:val="19"/>
+        </w:rPr>
+        <w:t xml:space="preserve">Group 'security': </w:t>
+      </w:r>
+      <w:r>
+        <w:rPr>
+          <w:sz w:val="18"/>
+        </w:rPr>
+        <w:t>require_strong_password, admin_login_security, csrf_token_lifetime, rate_limit_bids_per_minute</w:t>
+      </w:r>
+    </w:p>
+    <w:p>
+      <w:r>
+        <w:rPr>
+          <w:b/>
+          <w:color w:val="047857"/>
+          <w:sz w:val="19"/>
+        </w:rPr>
+        <w:t xml:space="preserve">Group 'payment': </w:t>
+      </w:r>
+      <w:r>
+        <w:rPr>
+          <w:sz w:val="18"/>
+        </w:rPr>
+        <w:t>wallet_enabled, payment_gateway, escrow_hold_days</w:t>
+      </w:r>
+    </w:p>
+    <w:p>
+      <w:pPr>
+        <w:spacing w:after="160"/>
+      </w:pPr>
+    </w:p>
+    <w:p>
+      <w:pPr>
+        <w:spacing w:before="320" w:after="120"/>
+      </w:pPr>
+      <w:r>
+        <w:rPr>
+          <w:rFonts w:ascii="Arial" w:hAnsi="Arial"/>
+          <w:b/>
+          <w:color w:val="0F172A"/>
+          <w:sz w:val="24"/>
+        </w:rPr>
+        <w:t>5.2 Settings Service API</w:t>
+      </w:r>
+    </w:p>
+    <w:p>
+      <w:pPr>
+        <w:spacing w:after="80"/>
+      </w:pPr>
+    </w:p>
+    <w:tbl>
+      <w:tblPr>
+        <w:tblW w:type="auto" w:w="0"/>
+        <w:jc w:val="center"/>
+        <w:tblLook w:firstColumn="1" w:firstRow="1" w:lastColumn="0" w:lastRow="0" w:noHBand="0" w:noVBand="1" w:val="04A0"/>
+      </w:tblPr>
+      <w:tblGrid>
+        <w:gridCol w:w="9936"/>
+      </w:tblGrid>
+      <w:tr>
+        <w:tc>
+          <w:tcPr>
+            <w:tcW w:type="dxa" w:w="9936"/>
+            <w:shd w:fill="F1F5F9"/>
+            <w:tcMar>
+              <w:top w:w="100" w:type="dxa"/>
+              <w:bottom w:w="100" w:type="dxa"/>
+              <w:left w:w="150" w:type="dxa"/>
+              <w:right w:w="150" w:type="dxa"/>
+            </w:tcMar>
+          </w:tcPr>
+          <w:p>
+            <w:r>
+              <w:rPr>
+                <w:rFonts w:ascii="Consolas" w:hAnsi="Consolas"/>
+                <w:color w:val="1E293B"/>
+                <w:sz w:val="17"/>
+              </w:rPr>
+              <w:t>Settings::init($pdo);                         // Init &amp; seed defaults</w:t>
+              <w:br/>
+              <w:t>Settings::get('site_name');                   // Get single value</w:t>
+              <w:br/>
+              <w:t>Settings::get('min_bid_increment', '500');    // With fallback</w:t>
+              <w:br/>
+              <w:t>Settings::getGroup('auction');                // Get all keys in group</w:t>
+              <w:br/>
+              <w:t>Settings::getAll();                           // Get all settings</w:t>
+              <w:br/>
+              <w:t>Settings::set('site_name', 'My Auction');     // Save single setting</w:t>
+              <w:br/>
+              <w:t>Settings::saveMultiple($posted, 'auction');   // Bulk save group (PDO transaction)</w:t>
+              <w:br/>
+              <w:t>Settings::csrfToken();                        // Get/create session CSRF token</w:t>
+              <w:br/>
+              <w:t>Settings::verifyCsrf($token);                 // Verify CSRF (bool)</w:t>
+              <w:br/>
+              <w:t>Settings::getSystemInfo();                    // PHP/MySQL versions, disk space</w:t>
+            </w:r>
+          </w:p>
+        </w:tc>
+      </w:tr>
+    </w:tbl>
+    <w:p>
+      <w:pPr>
+        <w:spacing w:after="160"/>
+      </w:pPr>
+    </w:p>
+    <w:p>
+      <w:pPr>
+        <w:spacing w:before="320" w:after="120"/>
+      </w:pPr>
+      <w:r>
+        <w:rPr>
+          <w:rFonts w:ascii="Arial" w:hAnsi="Arial"/>
+          <w:b/>
+          <w:color w:val="047857"/>
+          <w:sz w:val="30"/>
+        </w:rPr>
+        <w:t>6. Admin Panel Architecture</w:t>
+      </w:r>
+    </w:p>
+    <w:p>
+      <w:r>
+        <w:t>All admin/ routes enforce require_admin() validating session role === 'admin'.</w:t>
+      </w:r>
+    </w:p>
+    <w:p>
+      <w:r>
+        <w:rPr>
+          <w:b/>
+          <w:color w:val="047857"/>
+          <w:sz w:val="19"/>
+        </w:rPr>
+        <w:t xml:space="preserve">  admin/dashboard.php: </w:t>
+      </w:r>
+      <w:r>
+        <w:rPr>
+          <w:sz w:val="18"/>
+        </w:rPr>
+        <w:t>KPI overview: total users, active auctions, revenue graphs, recent activity</w:t>
+      </w:r>
+    </w:p>
+    <w:p>
+      <w:r>
+        <w:rPr>
+          <w:b/>
+          <w:color w:val="047857"/>
+          <w:sz w:val="19"/>
+        </w:rPr>
+        <w:t xml:space="preserve">  admin/users.php: </w:t>
+      </w:r>
+      <w:r>
+        <w:rPr>
+          <w:sz w:val="18"/>
+        </w:rPr>
+        <w:t>User list, role assignment (buyer/seller/admin), suspension, profile edit</w:t>
+      </w:r>
+    </w:p>
+    <w:p>
+      <w:r>
+        <w:rPr>
+          <w:b/>
+          <w:color w:val="047857"/>
+          <w:sz w:val="19"/>
+        </w:rPr>
+        <w:t xml:space="preserve">  admin/items.php: </w:t>
+      </w:r>
+      <w:r>
+        <w:rPr>
+          <w:sz w:val="18"/>
+        </w:rPr>
+        <w:t>Lot moderation: approve/reject submissions, edit listings, force-close</w:t>
+      </w:r>
+    </w:p>
+    <w:p>
+      <w:r>
+        <w:rPr>
+          <w:b/>
+          <w:color w:val="047857"/>
+          <w:sz w:val="19"/>
+        </w:rPr>
+        <w:t xml:space="preserve">  admin/bids.php: </w:t>
+      </w:r>
+      <w:r>
+        <w:rPr>
+          <w:sz w:val="18"/>
+        </w:rPr>
+        <w:t>Full bid audit log with filters by item, user, date, amount range</w:t>
+      </w:r>
+    </w:p>
+    <w:p>
+      <w:r>
+        <w:rPr>
+          <w:b/>
+          <w:color w:val="047857"/>
+          <w:sz w:val="19"/>
+        </w:rPr>
+        <w:t xml:space="preserve">  admin/categories.php: </w:t>
+      </w:r>
+      <w:r>
+        <w:rPr>
+          <w:sz w:val="18"/>
+        </w:rPr>
+        <w:t>Category CRUD with icon picker, parent-child hierarchy, sort order</w:t>
+      </w:r>
+    </w:p>
+    <w:p>
+      <w:r>
+        <w:rPr>
+          <w:b/>
+          <w:color w:val="047857"/>
+          <w:sz w:val="19"/>
+        </w:rPr>
+        <w:t xml:space="preserve">  admin/reports.php: </w:t>
+      </w:r>
+      <w:r>
+        <w:rPr>
+          <w:sz w:val="18"/>
+        </w:rPr>
+        <w:t>Revenue reports, top sellers, most active buyers, auction metrics</w:t>
+      </w:r>
+    </w:p>
+    <w:p>
+      <w:r>
+        <w:rPr>
+          <w:b/>
+          <w:color w:val="047857"/>
+          <w:sz w:val="19"/>
+        </w:rPr>
+        <w:t xml:space="preserve">  admin/settings.php: </w:t>
+      </w:r>
+      <w:r>
+        <w:rPr>
+          <w:sz w:val="18"/>
+        </w:rPr>
+        <w:t>Platform settings: 6 tabs — General, Auction, Users, Notifications, Security, Payment</w:t>
+      </w:r>
+    </w:p>
+    <w:p>
+      <w:pPr>
+        <w:spacing w:after="160"/>
+      </w:pPr>
+    </w:p>
+    <w:p>
+      <w:pPr>
+        <w:spacing w:before="320" w:after="120"/>
+      </w:pPr>
+      <w:r>
+        <w:rPr>
+          <w:rFonts w:ascii="Arial" w:hAnsi="Arial"/>
+          <w:b/>
+          <w:color w:val="047857"/>
+          <w:sz w:val="30"/>
+        </w:rPr>
+        <w:t>7. Live Auction Arena &amp; Real-Time Bidding</w:t>
+      </w:r>
+    </w:p>
+    <w:p>
+      <w:r>
+        <w:t>live_auction.php is the flagship page. It renders the full interactive bidding experience: multi-image gallery with zoom/lightbox, real-time countdown, live bid feed with auto-scroll, anti-sniping extension, and bid confirmation workflow.</w:t>
+      </w:r>
+    </w:p>
+    <w:p>
+      <w:pPr>
+        <w:spacing w:before="320" w:after="120"/>
+      </w:pPr>
+      <w:r>
+        <w:rPr>
+          <w:rFonts w:ascii="Arial" w:hAnsi="Arial"/>
+          <w:b/>
+          <w:color w:val="0F172A"/>
+          <w:sz w:val="24"/>
+        </w:rPr>
+        <w:t>7.1 Anti-Sniping SQL</w:t>
+      </w:r>
+    </w:p>
+    <w:p>
+      <w:pPr>
+        <w:spacing w:after="80"/>
+      </w:pPr>
+    </w:p>
+    <w:tbl>
+      <w:tblPr>
+        <w:tblW w:type="auto" w:w="0"/>
+        <w:jc w:val="center"/>
+        <w:tblLook w:firstColumn="1" w:firstRow="1" w:lastColumn="0" w:lastRow="0" w:noHBand="0" w:noVBand="1" w:val="04A0"/>
+      </w:tblPr>
+      <w:tblGrid>
+        <w:gridCol w:w="9936"/>
+      </w:tblGrid>
+      <w:tr>
+        <w:tc>
+          <w:tcPr>
+            <w:tcW w:type="dxa" w:w="9936"/>
+            <w:shd w:fill="F1F5F9"/>
+            <w:tcMar>
+              <w:top w:w="100" w:type="dxa"/>
+              <w:bottom w:w="100" w:type="dxa"/>
+              <w:left w:w="150" w:type="dxa"/>
+              <w:right w:w="150" w:type="dxa"/>
+            </w:tcMar>
+          </w:tcPr>
+          <w:p>
+            <w:r>
+              <w:rPr>
+                <w:rFonts w:ascii="Consolas" w:hAnsi="Consolas"/>
+                <w:color w:val="1E293B"/>
+                <w:sz w:val="17"/>
+              </w:rPr>
+              <w:t>-- Executed on every successful bid:</w:t>
+              <w:br/>
+              <w:t>UPDATE items</w:t>
+              <w:br/>
+              <w:t>SET</w:t>
+              <w:br/>
+              <w:t xml:space="preserve">    current_price = :new_price,</w:t>
+              <w:br/>
+              <w:t xml:space="preserve">    end_time = DATE_ADD(GREATEST(end_time, NOW()), INTERVAL :extend_min MINUTE)</w:t>
+              <w:br/>
+              <w:t>WHERE id = :item_id</w:t>
+              <w:br/>
+              <w:t xml:space="preserve">  AND status = 'active'</w:t>
+              <w:br/>
+              <w:t xml:space="preserve">  AND end_time &gt; NOW();</w:t>
+              <w:br/>
+              <w:t>-- extend_min = Settings::get('auto_extend_minutes', '3')</w:t>
+              <w:br/>
+              <w:t>-- Trigger window = Settings::get('auto_extend_trigger_seconds', '180')</w:t>
+            </w:r>
+          </w:p>
+        </w:tc>
+      </w:tr>
+    </w:tbl>
+    <w:p>
+      <w:pPr>
+        <w:spacing w:after="160"/>
+      </w:pPr>
+    </w:p>
+    <w:p>
+      <w:pPr>
+        <w:spacing w:before="320" w:after="120"/>
+      </w:pPr>
+      <w:r>
+        <w:rPr>
+          <w:rFonts w:ascii="Arial" w:hAnsi="Arial"/>
+          <w:b/>
+          <w:color w:val="0F172A"/>
+          <w:sz w:val="24"/>
+        </w:rPr>
+        <w:t>7.2 Bid Locking on Countdown Expiry</w:t>
+      </w:r>
+    </w:p>
+    <w:p>
+      <w:pPr>
+        <w:spacing w:after="80"/>
+      </w:pPr>
+    </w:p>
+    <w:tbl>
+      <w:tblPr>
+        <w:tblW w:type="auto" w:w="0"/>
+        <w:jc w:val="center"/>
+        <w:tblLook w:firstColumn="1" w:firstRow="1" w:lastColumn="0" w:lastRow="0" w:noHBand="0" w:noVBand="1" w:val="04A0"/>
+      </w:tblPr>
+      <w:tblGrid>
+        <w:gridCol w:w="9936"/>
+      </w:tblGrid>
+      <w:tr>
+        <w:tc>
+          <w:tcPr>
+            <w:tcW w:type="dxa" w:w="9936"/>
+            <w:shd w:fill="F1F5F9"/>
+            <w:tcMar>
+              <w:top w:w="100" w:type="dxa"/>
+              <w:bottom w:w="100" w:type="dxa"/>
+              <w:left w:w="150" w:type="dxa"/>
+              <w:right w:w="150" w:type="dxa"/>
+            </w:tcMar>
+          </w:tcPr>
+          <w:p>
+            <w:r>
+              <w:rPr>
+                <w:rFonts w:ascii="Consolas" w:hAnsi="Consolas"/>
+                <w:color w:val="1E293B"/>
+                <w:sz w:val="17"/>
+              </w:rPr>
+              <w:t>// Client-side: called when countdown reaches 0</w:t>
+              <w:br/>
+              <w:t>function disableBiddingControls() {</w:t>
+              <w:br/>
+              <w:t xml:space="preserve">    document.querySelectorAll('.bid-input, .bid-btn, #bid-amount').forEach(el =&gt; {</w:t>
+              <w:br/>
+              <w:t xml:space="preserve">        el.disabled = true;</w:t>
+              <w:br/>
+              <w:t xml:space="preserve">        el.classList.add('disabled');</w:t>
+              <w:br/>
+              <w:t xml:space="preserve">    });</w:t>
+              <w:br/>
+              <w:t xml:space="preserve">    document.getElementById('bid-status').innerHTML =</w:t>
+              <w:br/>
+              <w:t xml:space="preserve">        '&lt;span class="badge bg-danger fs-6"&gt;Bidding Closed&lt;/span&gt;';</w:t>
+              <w:br/>
+              <w:t>}</w:t>
+              <w:br/>
+              <w:br/>
+              <w:t>// Server-side (place_bid.php / ajax/bid.php):</w:t>
+              <w:br/>
+              <w:t>if (strtotime($item['end_time']) &lt;= time()) {</w:t>
+              <w:br/>
+              <w:t xml:space="preserve">    echo json_encode(['success' =&gt; false, 'message' =&gt; 'This auction has ended.']);</w:t>
+              <w:br/>
+              <w:t xml:space="preserve">    exit();</w:t>
+              <w:br/>
+              <w:t>}</w:t>
+            </w:r>
+          </w:p>
+        </w:tc>
+      </w:tr>
+    </w:tbl>
+    <w:p>
+      <w:pPr>
+        <w:spacing w:after="160"/>
+      </w:pPr>
+    </w:p>
+    <w:p>
+      <w:pPr>
+        <w:spacing w:before="320" w:after="120"/>
+      </w:pPr>
+      <w:r>
+        <w:rPr>
+          <w:rFonts w:ascii="Arial" w:hAnsi="Arial"/>
+          <w:b/>
+          <w:color w:val="0F172A"/>
+          <w:sz w:val="24"/>
+        </w:rPr>
+        <w:t>7.3 Real-Time Live Stream Polling</w:t>
+      </w:r>
+    </w:p>
+    <w:p>
+      <w:pPr>
+        <w:spacing w:after="80"/>
+      </w:pPr>
+    </w:p>
+    <w:tbl>
+      <w:tblPr>
+        <w:tblW w:type="auto" w:w="0"/>
+        <w:jc w:val="center"/>
+        <w:tblLook w:firstColumn="1" w:firstRow="1" w:lastColumn="0" w:lastRow="0" w:noHBand="0" w:noVBand="1" w:val="04A0"/>
+      </w:tblPr>
+      <w:tblGrid>
+        <w:gridCol w:w="9936"/>
+      </w:tblGrid>
+      <w:tr>
+        <w:tc>
+          <w:tcPr>
+            <w:tcW w:type="dxa" w:w="9936"/>
+            <w:shd w:fill="F1F5F9"/>
+            <w:tcMar>
+              <w:top w:w="100" w:type="dxa"/>
+              <w:bottom w:w="100" w:type="dxa"/>
+              <w:left w:w="150" w:type="dxa"/>
+              <w:right w:w="150" w:type="dxa"/>
+            </w:tcMar>
+          </w:tcPr>
+          <w:p>
+            <w:r>
+              <w:rPr>
+                <w:rFonts w:ascii="Consolas" w:hAnsi="Consolas"/>
+                <w:color w:val="1E293B"/>
+                <w:sz w:val="17"/>
+              </w:rPr>
+              <w:t>setInterval(async () =&gt; {</w:t>
+              <w:br/>
+              <w:t xml:space="preserve">    const res = await fetch(</w:t>
+              <w:br/>
+              <w:t xml:space="preserve">        `api/live_stream_api.php?action=get_latest_feed&amp;item_id=${itemId}&amp;last_id=${lastFeedId}`</w:t>
+              <w:br/>
+              <w:t xml:space="preserve">    );</w:t>
+              <w:br/>
+              <w:t xml:space="preserve">    const data = await res.json();</w:t>
+              <w:br/>
+              <w:t xml:space="preserve">    if (data.success &amp;&amp; data.events.length &gt; 0) {</w:t>
+              <w:br/>
+              <w:t xml:space="preserve">        data.events.forEach(evt =&gt; appendEventBubble(evt));</w:t>
+              <w:br/>
+              <w:t xml:space="preserve">        lastFeedId = data.last_id;</w:t>
+              <w:br/>
+              <w:t xml:space="preserve">        feedContainer.scrollTop = feedContainer.scrollHeight;</w:t>
+              <w:br/>
+              <w:t xml:space="preserve">        if (evt.type === 'system_bid') playBidSound();</w:t>
+              <w:br/>
+              <w:t xml:space="preserve">    }</w:t>
+              <w:br/>
+              <w:t>}, 2500); // Poll every 2.5 seconds</w:t>
+            </w:r>
+          </w:p>
+        </w:tc>
+      </w:tr>
+    </w:tbl>
+    <w:p>
+      <w:pPr>
+        <w:spacing w:after="160"/>
+      </w:pPr>
+    </w:p>
+    <w:p>
+      <w:pPr>
+        <w:spacing w:before="320" w:after="120"/>
+      </w:pPr>
+      <w:r>
+        <w:rPr>
+          <w:rFonts w:ascii="Arial" w:hAnsi="Arial"/>
+          <w:b/>
+          <w:color w:val="047857"/>
+          <w:sz w:val="30"/>
+        </w:rPr>
+        <w:t>8. Messaging &amp; Notification System</w:t>
+      </w:r>
+    </w:p>
+    <w:p>
+      <w:pPr>
+        <w:spacing w:before="320" w:after="120"/>
+      </w:pPr>
+      <w:r>
+        <w:rPr>
+          <w:rFonts w:ascii="Arial" w:hAnsi="Arial"/>
+          <w:b/>
+          <w:color w:val="0F172A"/>
+          <w:sz w:val="24"/>
+        </w:rPr>
+        <w:t>8.1 Message Send Flow</w:t>
+      </w:r>
+    </w:p>
+    <w:p>
+      <w:pPr>
+        <w:spacing w:after="80"/>
+      </w:pPr>
+    </w:p>
+    <w:tbl>
+      <w:tblPr>
+        <w:tblW w:type="auto" w:w="0"/>
+        <w:jc w:val="center"/>
+        <w:tblLook w:firstColumn="1" w:firstRow="1" w:lastColumn="0" w:lastRow="0" w:noHBand="0" w:noVBand="1" w:val="04A0"/>
+      </w:tblPr>
+      <w:tblGrid>
+        <w:gridCol w:w="9936"/>
+      </w:tblGrid>
+      <w:tr>
+        <w:tc>
+          <w:tcPr>
+            <w:tcW w:type="dxa" w:w="9936"/>
+            <w:shd w:fill="F1F5F9"/>
+            <w:tcMar>
+              <w:top w:w="100" w:type="dxa"/>
+              <w:bottom w:w="100" w:type="dxa"/>
+              <w:left w:w="150" w:type="dxa"/>
+              <w:right w:w="150" w:type="dxa"/>
+            </w:tcMar>
+          </w:tcPr>
+          <w:p>
+            <w:r>
+              <w:rPr>
+                <w:rFonts w:ascii="Consolas" w:hAnsi="Consolas"/>
+                <w:color w:val="1E293B"/>
+                <w:sz w:val="17"/>
+              </w:rPr>
+              <w:t>// POST to /send_message.php (JSON or FormData)</w:t>
+              <w:br/>
+              <w:t>fetch('/send_message.php', {</w:t>
+              <w:br/>
+              <w:t xml:space="preserve">    method: 'POST',</w:t>
+              <w:br/>
+              <w:t xml:space="preserve">    headers: { 'Content-Type': 'application/json' },</w:t>
+              <w:br/>
+              <w:t xml:space="preserve">    body: JSON.stringify({</w:t>
+              <w:br/>
+              <w:t xml:space="preserve">        receiver_id: 42,</w:t>
+              <w:br/>
+              <w:t xml:space="preserve">        message_body: 'Is this item still available?',</w:t>
+              <w:br/>
+              <w:t xml:space="preserve">        item_id: 15,       // optional</w:t>
+              <w:br/>
+              <w:t xml:space="preserve">        subject: 'Inquiry' // optional</w:t>
+              <w:br/>
+              <w:t xml:space="preserve">    })</w:t>
+              <w:br/>
+              <w:t>});</w:t>
+              <w:br/>
+              <w:t>// Success response:</w:t>
+              <w:br/>
+              <w:t>{ "success": true, "message_id": 187, "created_at": "...", "time_fmt": "9:00 AM" }</w:t>
+            </w:r>
+          </w:p>
+        </w:tc>
+      </w:tr>
+    </w:tbl>
+    <w:p>
+      <w:pPr>
+        <w:spacing w:after="160"/>
+      </w:pPr>
+    </w:p>
+    <w:p>
+      <w:pPr>
+        <w:spacing w:before="320" w:after="120"/>
+      </w:pPr>
+      <w:r>
+        <w:rPr>
+          <w:rFonts w:ascii="Arial" w:hAnsi="Arial"/>
+          <w:b/>
+          <w:color w:val="0F172A"/>
+          <w:sz w:val="24"/>
+        </w:rPr>
+        <w:t>8.2 Badge Polling (header.php)</w:t>
+      </w:r>
+    </w:p>
+    <w:p>
+      <w:pPr>
+        <w:spacing w:after="80"/>
+      </w:pPr>
+    </w:p>
+    <w:tbl>
+      <w:tblPr>
+        <w:tblW w:type="auto" w:w="0"/>
+        <w:jc w:val="center"/>
+        <w:tblLook w:firstColumn="1" w:firstRow="1" w:lastColumn="0" w:lastRow="0" w:noHBand="0" w:noVBand="1" w:val="04A0"/>
+      </w:tblPr>
+      <w:tblGrid>
+        <w:gridCol w:w="9936"/>
+      </w:tblGrid>
+      <w:tr>
+        <w:tc>
+          <w:tcPr>
+            <w:tcW w:type="dxa" w:w="9936"/>
+            <w:shd w:fill="F1F5F9"/>
+            <w:tcMar>
+              <w:top w:w="100" w:type="dxa"/>
+              <w:bottom w:w="100" w:type="dxa"/>
+              <w:left w:w="150" w:type="dxa"/>
+              <w:right w:w="150" w:type="dxa"/>
+            </w:tcMar>
+          </w:tcPr>
+          <w:p>
+            <w:r>
+              <w:rPr>
+                <w:rFonts w:ascii="Consolas" w:hAnsi="Consolas"/>
+                <w:color w:val="1E293B"/>
+                <w:sz w:val="17"/>
+              </w:rPr>
+              <w:t>setInterval(() =&gt; {</w:t>
+              <w:br/>
+              <w:t xml:space="preserve">    fetch('/get_unread_count.php')</w:t>
+              <w:br/>
+              <w:t xml:space="preserve">        .then(r =&gt; r.json())</w:t>
+              <w:br/>
+              <w:t xml:space="preserve">        .then(data =&gt; {</w:t>
+              <w:br/>
+              <w:t xml:space="preserve">            // data: { unread_messages: 3, unread_notifications: 7, total: 10 }</w:t>
+              <w:br/>
+              <w:t xml:space="preserve">            if (data.unread_messages &gt; 0) msgBadge.textContent = data.unread_messages;</w:t>
+              <w:br/>
+              <w:t xml:space="preserve">            if (data.unread_notifications &gt; 0) notifBadge.textContent = data.unread_notifications;</w:t>
+              <w:br/>
+              <w:t xml:space="preserve">        });</w:t>
+              <w:br/>
+              <w:t>}, 30000); // Poll every 30 seconds</w:t>
+            </w:r>
+          </w:p>
+        </w:tc>
+      </w:tr>
+    </w:tbl>
+    <w:p>
+      <w:pPr>
+        <w:spacing w:after="160"/>
+      </w:pPr>
+    </w:p>
+    <w:p>
+      <w:pPr>
+        <w:spacing w:before="320" w:after="120"/>
+      </w:pPr>
+      <w:r>
+        <w:rPr>
+          <w:rFonts w:ascii="Arial" w:hAnsi="Arial"/>
+          <w:b/>
+          <w:color w:val="0F172A"/>
+          <w:sz w:val="24"/>
+        </w:rPr>
+        <w:t>8.3 Notification Types</w:t>
+      </w:r>
+    </w:p>
+    <w:tbl>
+      <w:tblPr>
+        <w:tblW w:type="auto" w:w="0"/>
+        <w:jc w:val="center"/>
+        <w:tblLook w:firstColumn="1" w:firstRow="1" w:lastColumn="0" w:lastRow="0" w:noHBand="0" w:noVBand="1" w:val="04A0"/>
+      </w:tblPr>
+      <w:tblGrid>
+        <w:gridCol w:w="4968"/>
+        <w:gridCol w:w="4968"/>
+      </w:tblGrid>
+      <w:tr>
+        <w:tc>
+          <w:tcPr>
+            <w:tcW w:type="dxa" w:w="4968"/>
+            <w:shd w:fill="047857"/>
+            <w:tcMar>
+              <w:top w:w="90" w:type="dxa"/>
+              <w:bottom w:w="90" w:type="dxa"/>
               <w:left w:w="120" w:type="dxa"/>
               <w:right w:w="120" w:type="dxa"/>
             </w:tcMar>
@@ -1465,9 +4337,33 @@
           <w:p>
             <w:r>
               <w:rPr>
+                <w:b/>
+                <w:color w:val="FFFFFF"/>
                 <w:sz w:val="18"/>
               </w:rPr>
-              <w:t>Central auction lot records. Foreign keys to users (seller, winner).</w:t>
+              <w:t>Type</w:t>
+            </w:r>
+          </w:p>
+        </w:tc>
+        <w:tc>
+          <w:tcPr>
+            <w:tcW w:type="dxa" w:w="4968"/>
+            <w:shd w:fill="047857"/>
+            <w:tcMar>
+              <w:top w:w="90" w:type="dxa"/>
+              <w:bottom w:w="90" w:type="dxa"/>
+              <w:left w:w="120" w:type="dxa"/>
+              <w:right w:w="120" w:type="dxa"/>
+            </w:tcMar>
+          </w:tcPr>
+          <w:p>
+            <w:r>
+              <w:rPr>
+                <w:b/>
+                <w:color w:val="FFFFFF"/>
+                <w:sz w:val="18"/>
+              </w:rPr>
+              <w:t>Trigger Event</w:t>
             </w:r>
           </w:p>
         </w:tc>
@@ -1475,61 +4371,43 @@
       <w:tr>
         <w:tc>
           <w:tcPr>
-            <w:tcW w:type="dxa" w:w="3312"/>
+            <w:tcW w:type="dxa" w:w="4968"/>
             <w:shd w:fill="FFFFFF"/>
             <w:tcMar>
-              <w:top w:w="80" w:type="dxa"/>
-              <w:bottom w:w="80" w:type="dxa"/>
-              <w:left w:w="120" w:type="dxa"/>
-              <w:right w:w="120" w:type="dxa"/>
+              <w:top w:w="60" w:type="dxa"/>
+              <w:bottom w:w="60" w:type="dxa"/>
+              <w:left w:w="100" w:type="dxa"/>
+              <w:right w:w="100" w:type="dxa"/>
             </w:tcMar>
           </w:tcPr>
           <w:p>
             <w:r>
               <w:rPr>
-                <w:sz w:val="18"/>
+                <w:b/>
+                <w:color w:val="047857"/>
+                <w:sz w:val="17"/>
               </w:rPr>
-              <w:t>bids</w:t>
+              <w:t>new_bid</w:t>
             </w:r>
           </w:p>
         </w:tc>
         <w:tc>
           <w:tcPr>
-            <w:tcW w:type="dxa" w:w="3312"/>
+            <w:tcW w:type="dxa" w:w="4968"/>
             <w:shd w:fill="FFFFFF"/>
             <w:tcMar>
-              <w:top w:w="80" w:type="dxa"/>
-              <w:bottom w:w="80" w:type="dxa"/>
-              <w:left w:w="120" w:type="dxa"/>
-              <w:right w:w="120" w:type="dxa"/>
+              <w:top w:w="60" w:type="dxa"/>
+              <w:bottom w:w="60" w:type="dxa"/>
+              <w:left w:w="100" w:type="dxa"/>
+              <w:right w:w="100" w:type="dxa"/>
             </w:tcMar>
           </w:tcPr>
           <w:p>
             <w:r>
               <w:rPr>
-                <w:sz w:val="18"/>
+                <w:sz w:val="17"/>
               </w:rPr>
-              <w:t>id, item_id, user_id, bid_amount, bid_status, is_winning, is_auto_bid</w:t>
-            </w:r>
-          </w:p>
-        </w:tc>
-        <w:tc>
-          <w:tcPr>
-            <w:tcW w:type="dxa" w:w="3312"/>
-            <w:shd w:fill="FFFFFF"/>
-            <w:tcMar>
-              <w:top w:w="80" w:type="dxa"/>
-              <w:bottom w:w="80" w:type="dxa"/>
-              <w:left w:w="120" w:type="dxa"/>
-              <w:right w:w="120" w:type="dxa"/>
-            </w:tcMar>
-          </w:tcPr>
-          <w:p>
-            <w:r>
-              <w:rPr>
-                <w:sz w:val="18"/>
-              </w:rPr>
-              <w:t>Immutable bid ledger. Correct column name `bid_amount`. Links items and users.</w:t>
+              <w:t>Someone placed a bid on your auction lot</w:t>
             </w:r>
           </w:p>
         </w:tc>
@@ -1537,61 +4415,43 @@
       <w:tr>
         <w:tc>
           <w:tcPr>
-            <w:tcW w:type="dxa" w:w="3312"/>
+            <w:tcW w:type="dxa" w:w="4968"/>
             <w:shd w:fill="FFFFFF"/>
             <w:tcMar>
-              <w:top w:w="80" w:type="dxa"/>
-              <w:bottom w:w="80" w:type="dxa"/>
-              <w:left w:w="120" w:type="dxa"/>
-              <w:right w:w="120" w:type="dxa"/>
+              <w:top w:w="60" w:type="dxa"/>
+              <w:bottom w:w="60" w:type="dxa"/>
+              <w:left w:w="100" w:type="dxa"/>
+              <w:right w:w="100" w:type="dxa"/>
             </w:tcMar>
           </w:tcPr>
           <w:p>
             <w:r>
               <w:rPr>
-                <w:sz w:val="18"/>
+                <w:b/>
+                <w:color w:val="047857"/>
+                <w:sz w:val="17"/>
               </w:rPr>
-              <w:t>auto_bids</w:t>
+              <w:t>outbid</w:t>
             </w:r>
           </w:p>
         </w:tc>
         <w:tc>
           <w:tcPr>
-            <w:tcW w:type="dxa" w:w="3312"/>
+            <w:tcW w:type="dxa" w:w="4968"/>
             <w:shd w:fill="FFFFFF"/>
             <w:tcMar>
-              <w:top w:w="80" w:type="dxa"/>
-              <w:bottom w:w="80" w:type="dxa"/>
-              <w:left w:w="120" w:type="dxa"/>
-              <w:right w:w="120" w:type="dxa"/>
+              <w:top w:w="60" w:type="dxa"/>
+              <w:bottom w:w="60" w:type="dxa"/>
+              <w:left w:w="100" w:type="dxa"/>
+              <w:right w:w="100" w:type="dxa"/>
             </w:tcMar>
           </w:tcPr>
           <w:p>
             <w:r>
               <w:rPr>
-                <w:sz w:val="18"/>
+                <w:sz w:val="17"/>
               </w:rPr>
-              <w:t>id, item_id, user_id, max_bid_amount, is_active</w:t>
-            </w:r>
-          </w:p>
-        </w:tc>
-        <w:tc>
-          <w:tcPr>
-            <w:tcW w:type="dxa" w:w="3312"/>
-            <w:shd w:fill="FFFFFF"/>
-            <w:tcMar>
-              <w:top w:w="80" w:type="dxa"/>
-              <w:bottom w:w="80" w:type="dxa"/>
-              <w:left w:w="120" w:type="dxa"/>
-              <w:right w:w="120" w:type="dxa"/>
-            </w:tcMar>
-          </w:tcPr>
-          <w:p>
-            <w:r>
-              <w:rPr>
-                <w:sz w:val="18"/>
-              </w:rPr>
-              <w:t>Proxy auto-bidding rules set by bidders. Unique index on (item_id, user_id).</w:t>
+              <w:t>You were outbid on a lot you were winning</w:t>
             </w:r>
           </w:p>
         </w:tc>
@@ -1599,61 +4459,43 @@
       <w:tr>
         <w:tc>
           <w:tcPr>
-            <w:tcW w:type="dxa" w:w="3312"/>
+            <w:tcW w:type="dxa" w:w="4968"/>
             <w:shd w:fill="FFFFFF"/>
             <w:tcMar>
-              <w:top w:w="80" w:type="dxa"/>
-              <w:bottom w:w="80" w:type="dxa"/>
-              <w:left w:w="120" w:type="dxa"/>
-              <w:right w:w="120" w:type="dxa"/>
+              <w:top w:w="60" w:type="dxa"/>
+              <w:bottom w:w="60" w:type="dxa"/>
+              <w:left w:w="100" w:type="dxa"/>
+              <w:right w:w="100" w:type="dxa"/>
             </w:tcMar>
           </w:tcPr>
           <w:p>
             <w:r>
               <w:rPr>
-                <w:sz w:val="18"/>
+                <w:b/>
+                <w:color w:val="047857"/>
+                <w:sz w:val="17"/>
               </w:rPr>
-              <w:t>orders</w:t>
+              <w:t>auction_won</w:t>
             </w:r>
           </w:p>
         </w:tc>
         <w:tc>
           <w:tcPr>
-            <w:tcW w:type="dxa" w:w="3312"/>
+            <w:tcW w:type="dxa" w:w="4968"/>
             <w:shd w:fill="FFFFFF"/>
             <w:tcMar>
-              <w:top w:w="80" w:type="dxa"/>
-              <w:bottom w:w="80" w:type="dxa"/>
-              <w:left w:w="120" w:type="dxa"/>
-              <w:right w:w="120" w:type="dxa"/>
+              <w:top w:w="60" w:type="dxa"/>
+              <w:bottom w:w="60" w:type="dxa"/>
+              <w:left w:w="100" w:type="dxa"/>
+              <w:right w:w="100" w:type="dxa"/>
             </w:tcMar>
           </w:tcPr>
           <w:p>
             <w:r>
               <w:rPr>
-                <w:sz w:val="18"/>
+                <w:sz w:val="17"/>
               </w:rPr>
-              <w:t>id, order_number, auction_id, buyer_id, seller_id, hammer_price, total_amount, shipping_status</w:t>
-            </w:r>
-          </w:p>
-        </w:tc>
-        <w:tc>
-          <w:tcPr>
-            <w:tcW w:type="dxa" w:w="3312"/>
-            <w:shd w:fill="FFFFFF"/>
-            <w:tcMar>
-              <w:top w:w="80" w:type="dxa"/>
-              <w:bottom w:w="80" w:type="dxa"/>
-              <w:left w:w="120" w:type="dxa"/>
-              <w:right w:w="120" w:type="dxa"/>
-            </w:tcMar>
-          </w:tcPr>
-          <w:p>
-            <w:r>
-              <w:rPr>
-                <w:sz w:val="18"/>
-              </w:rPr>
-              <w:t>Auction purchase orders. Links buyer, seller, item, and delivery details.</w:t>
+              <w:t>You won an auction; checkout required</w:t>
             </w:r>
           </w:p>
         </w:tc>
@@ -1661,61 +4503,43 @@
       <w:tr>
         <w:tc>
           <w:tcPr>
-            <w:tcW w:type="dxa" w:w="3312"/>
+            <w:tcW w:type="dxa" w:w="4968"/>
             <w:shd w:fill="FFFFFF"/>
             <w:tcMar>
-              <w:top w:w="80" w:type="dxa"/>
-              <w:bottom w:w="80" w:type="dxa"/>
-              <w:left w:w="120" w:type="dxa"/>
-              <w:right w:w="120" w:type="dxa"/>
+              <w:top w:w="60" w:type="dxa"/>
+              <w:bottom w:w="60" w:type="dxa"/>
+              <w:left w:w="100" w:type="dxa"/>
+              <w:right w:w="100" w:type="dxa"/>
             </w:tcMar>
           </w:tcPr>
           <w:p>
             <w:r>
               <w:rPr>
-                <w:sz w:val="18"/>
+                <w:b/>
+                <w:color w:val="047857"/>
+                <w:sz w:val="17"/>
               </w:rPr>
-              <w:t>payments</w:t>
+              <w:t>auction_ended</w:t>
             </w:r>
           </w:p>
         </w:tc>
         <w:tc>
           <w:tcPr>
-            <w:tcW w:type="dxa" w:w="3312"/>
+            <w:tcW w:type="dxa" w:w="4968"/>
             <w:shd w:fill="FFFFFF"/>
             <w:tcMar>
-              <w:top w:w="80" w:type="dxa"/>
-              <w:bottom w:w="80" w:type="dxa"/>
-              <w:left w:w="120" w:type="dxa"/>
-              <w:right w:w="120" w:type="dxa"/>
+              <w:top w:w="60" w:type="dxa"/>
+              <w:bottom w:w="60" w:type="dxa"/>
+              <w:left w:w="100" w:type="dxa"/>
+              <w:right w:w="100" w:type="dxa"/>
             </w:tcMar>
           </w:tcPr>
           <w:p>
             <w:r>
               <w:rPr>
-                <w:sz w:val="18"/>
+                <w:sz w:val="17"/>
               </w:rPr>
-              <w:t>id, invoice_no, user_id, item_id, bid_id, amount, payment_method, payment_status</w:t>
-            </w:r>
-          </w:p>
-        </w:tc>
-        <w:tc>
-          <w:tcPr>
-            <w:tcW w:type="dxa" w:w="3312"/>
-            <w:shd w:fill="FFFFFF"/>
-            <w:tcMar>
-              <w:top w:w="80" w:type="dxa"/>
-              <w:bottom w:w="80" w:type="dxa"/>
-              <w:left w:w="120" w:type="dxa"/>
-              <w:right w:w="120" w:type="dxa"/>
-            </w:tcMar>
-          </w:tcPr>
-          <w:p>
-            <w:r>
-              <w:rPr>
-                <w:sz w:val="18"/>
-              </w:rPr>
-              <w:t>Settlement audit records with transaction IDs and billing records.</w:t>
+              <w:t>An auction you watched has ended</w:t>
             </w:r>
           </w:p>
         </w:tc>
@@ -1723,61 +4547,43 @@
       <w:tr>
         <w:tc>
           <w:tcPr>
-            <w:tcW w:type="dxa" w:w="3312"/>
+            <w:tcW w:type="dxa" w:w="4968"/>
             <w:shd w:fill="FFFFFF"/>
             <w:tcMar>
-              <w:top w:w="80" w:type="dxa"/>
-              <w:bottom w:w="80" w:type="dxa"/>
-              <w:left w:w="120" w:type="dxa"/>
-              <w:right w:w="120" w:type="dxa"/>
+              <w:top w:w="60" w:type="dxa"/>
+              <w:bottom w:w="60" w:type="dxa"/>
+              <w:left w:w="100" w:type="dxa"/>
+              <w:right w:w="100" w:type="dxa"/>
             </w:tcMar>
           </w:tcPr>
           <w:p>
             <w:r>
               <w:rPr>
-                <w:sz w:val="18"/>
+                <w:b/>
+                <w:color w:val="047857"/>
+                <w:sz w:val="17"/>
               </w:rPr>
-              <w:t>notifications</w:t>
+              <w:t>new_message</w:t>
             </w:r>
           </w:p>
         </w:tc>
         <w:tc>
           <w:tcPr>
-            <w:tcW w:type="dxa" w:w="3312"/>
+            <w:tcW w:type="dxa" w:w="4968"/>
             <w:shd w:fill="FFFFFF"/>
             <w:tcMar>
-              <w:top w:w="80" w:type="dxa"/>
-              <w:bottom w:w="80" w:type="dxa"/>
-              <w:left w:w="120" w:type="dxa"/>
-              <w:right w:w="120" w:type="dxa"/>
+              <w:top w:w="60" w:type="dxa"/>
+              <w:bottom w:w="60" w:type="dxa"/>
+              <w:left w:w="100" w:type="dxa"/>
+              <w:right w:w="100" w:type="dxa"/>
             </w:tcMar>
           </w:tcPr>
           <w:p>
             <w:r>
               <w:rPr>
-                <w:sz w:val="18"/>
+                <w:sz w:val="17"/>
               </w:rPr>
-              <w:t>id, user_id, type, title, message, link, is_read</w:t>
-            </w:r>
-          </w:p>
-        </w:tc>
-        <w:tc>
-          <w:tcPr>
-            <w:tcW w:type="dxa" w:w="3312"/>
-            <w:shd w:fill="FFFFFF"/>
-            <w:tcMar>
-              <w:top w:w="80" w:type="dxa"/>
-              <w:bottom w:w="80" w:type="dxa"/>
-              <w:left w:w="120" w:type="dxa"/>
-              <w:right w:w="120" w:type="dxa"/>
-            </w:tcMar>
-          </w:tcPr>
-          <w:p>
-            <w:r>
-              <w:rPr>
-                <w:sz w:val="18"/>
-              </w:rPr>
-              <w:t>Real-time in-app user notifications for bids, outbids, and sales.</w:t>
+              <w:t>You received a direct message from another user</w:t>
             </w:r>
           </w:p>
         </w:tc>
@@ -1785,61 +4591,175 @@
       <w:tr>
         <w:tc>
           <w:tcPr>
-            <w:tcW w:type="dxa" w:w="3312"/>
+            <w:tcW w:type="dxa" w:w="4968"/>
             <w:shd w:fill="FFFFFF"/>
             <w:tcMar>
-              <w:top w:w="80" w:type="dxa"/>
-              <w:bottom w:w="80" w:type="dxa"/>
-              <w:left w:w="120" w:type="dxa"/>
-              <w:right w:w="120" w:type="dxa"/>
+              <w:top w:w="60" w:type="dxa"/>
+              <w:bottom w:w="60" w:type="dxa"/>
+              <w:left w:w="100" w:type="dxa"/>
+              <w:right w:w="100" w:type="dxa"/>
             </w:tcMar>
           </w:tcPr>
           <w:p>
             <w:r>
               <w:rPr>
-                <w:sz w:val="18"/>
+                <w:b/>
+                <w:color w:val="047857"/>
+                <w:sz w:val="17"/>
               </w:rPr>
-              <w:t>messages</w:t>
+              <w:t>auction_approved</w:t>
             </w:r>
           </w:p>
         </w:tc>
         <w:tc>
           <w:tcPr>
-            <w:tcW w:type="dxa" w:w="3312"/>
+            <w:tcW w:type="dxa" w:w="4968"/>
             <w:shd w:fill="FFFFFF"/>
             <w:tcMar>
-              <w:top w:w="80" w:type="dxa"/>
-              <w:bottom w:w="80" w:type="dxa"/>
-              <w:left w:w="120" w:type="dxa"/>
-              <w:right w:w="120" w:type="dxa"/>
+              <w:top w:w="60" w:type="dxa"/>
+              <w:bottom w:w="60" w:type="dxa"/>
+              <w:left w:w="100" w:type="dxa"/>
+              <w:right w:w="100" w:type="dxa"/>
             </w:tcMar>
           </w:tcPr>
           <w:p>
             <w:r>
               <w:rPr>
-                <w:sz w:val="18"/>
+                <w:sz w:val="17"/>
               </w:rPr>
-              <w:t>id, sender_id, receiver_id, item_id, message, is_read</w:t>
+              <w:t>Admin approved your submitted auction lot</w:t>
+            </w:r>
+          </w:p>
+        </w:tc>
+      </w:tr>
+      <w:tr>
+        <w:tc>
+          <w:tcPr>
+            <w:tcW w:type="dxa" w:w="4968"/>
+            <w:shd w:fill="FFFFFF"/>
+            <w:tcMar>
+              <w:top w:w="60" w:type="dxa"/>
+              <w:bottom w:w="60" w:type="dxa"/>
+              <w:left w:w="100" w:type="dxa"/>
+              <w:right w:w="100" w:type="dxa"/>
+            </w:tcMar>
+          </w:tcPr>
+          <w:p>
+            <w:r>
+              <w:rPr>
+                <w:b/>
+                <w:color w:val="047857"/>
+                <w:sz w:val="17"/>
+              </w:rPr>
+              <w:t>auction_rejected</w:t>
             </w:r>
           </w:p>
         </w:tc>
         <w:tc>
           <w:tcPr>
-            <w:tcW w:type="dxa" w:w="3312"/>
+            <w:tcW w:type="dxa" w:w="4968"/>
             <w:shd w:fill="FFFFFF"/>
             <w:tcMar>
-              <w:top w:w="80" w:type="dxa"/>
-              <w:bottom w:w="80" w:type="dxa"/>
-              <w:left w:w="120" w:type="dxa"/>
-              <w:right w:w="120" w:type="dxa"/>
+              <w:top w:w="60" w:type="dxa"/>
+              <w:bottom w:w="60" w:type="dxa"/>
+              <w:left w:w="100" w:type="dxa"/>
+              <w:right w:w="100" w:type="dxa"/>
             </w:tcMar>
           </w:tcPr>
           <w:p>
             <w:r>
               <w:rPr>
-                <w:sz w:val="18"/>
+                <w:sz w:val="17"/>
               </w:rPr>
-              <w:t>Direct chat conversations between buyers and sellers.</w:t>
+              <w:t>Admin rejected your submitted auction lot</w:t>
+            </w:r>
+          </w:p>
+        </w:tc>
+      </w:tr>
+      <w:tr>
+        <w:tc>
+          <w:tcPr>
+            <w:tcW w:type="dxa" w:w="4968"/>
+            <w:shd w:fill="FFFFFF"/>
+            <w:tcMar>
+              <w:top w:w="60" w:type="dxa"/>
+              <w:bottom w:w="60" w:type="dxa"/>
+              <w:left w:w="100" w:type="dxa"/>
+              <w:right w:w="100" w:type="dxa"/>
+            </w:tcMar>
+          </w:tcPr>
+          <w:p>
+            <w:r>
+              <w:rPr>
+                <w:b/>
+                <w:color w:val="047857"/>
+                <w:sz w:val="17"/>
+              </w:rPr>
+              <w:t>payment_received</w:t>
+            </w:r>
+          </w:p>
+        </w:tc>
+        <w:tc>
+          <w:tcPr>
+            <w:tcW w:type="dxa" w:w="4968"/>
+            <w:shd w:fill="FFFFFF"/>
+            <w:tcMar>
+              <w:top w:w="60" w:type="dxa"/>
+              <w:bottom w:w="60" w:type="dxa"/>
+              <w:left w:w="100" w:type="dxa"/>
+              <w:right w:w="100" w:type="dxa"/>
+            </w:tcMar>
+          </w:tcPr>
+          <w:p>
+            <w:r>
+              <w:rPr>
+                <w:sz w:val="17"/>
+              </w:rPr>
+              <w:t>A deposit was credited to your wallet</w:t>
+            </w:r>
+          </w:p>
+        </w:tc>
+      </w:tr>
+      <w:tr>
+        <w:tc>
+          <w:tcPr>
+            <w:tcW w:type="dxa" w:w="4968"/>
+            <w:shd w:fill="FFFFFF"/>
+            <w:tcMar>
+              <w:top w:w="60" w:type="dxa"/>
+              <w:bottom w:w="60" w:type="dxa"/>
+              <w:left w:w="100" w:type="dxa"/>
+              <w:right w:w="100" w:type="dxa"/>
+            </w:tcMar>
+          </w:tcPr>
+          <w:p>
+            <w:r>
+              <w:rPr>
+                <w:b/>
+                <w:color w:val="047857"/>
+                <w:sz w:val="17"/>
+              </w:rPr>
+              <w:t>system_alert</w:t>
+            </w:r>
+          </w:p>
+        </w:tc>
+        <w:tc>
+          <w:tcPr>
+            <w:tcW w:type="dxa" w:w="4968"/>
+            <w:shd w:fill="FFFFFF"/>
+            <w:tcMar>
+              <w:top w:w="60" w:type="dxa"/>
+              <w:bottom w:w="60" w:type="dxa"/>
+              <w:left w:w="100" w:type="dxa"/>
+              <w:right w:w="100" w:type="dxa"/>
+            </w:tcMar>
+          </w:tcPr>
+          <w:p>
+            <w:r>
+              <w:rPr>
+                <w:sz w:val="17"/>
+              </w:rPr>
+              <w:t>Platform-wide system announcement</w:t>
             </w:r>
           </w:p>
         </w:tc>
@@ -1847,65 +4767,1791 @@
     </w:tbl>
     <w:p>
       <w:pPr>
-        <w:spacing w:after="240"/>
+        <w:spacing w:after="200"/>
       </w:pPr>
     </w:p>
     <w:p>
       <w:pPr>
-        <w:spacing w:before="360" w:after="160"/>
+        <w:spacing w:before="320" w:after="120"/>
       </w:pPr>
       <w:r>
         <w:rPr>
           <w:rFonts w:ascii="Arial" w:hAnsi="Arial"/>
           <w:b/>
           <w:color w:val="047857"/>
-          <w:sz w:val="32"/>
+          <w:sz w:val="30"/>
         </w:rPr>
-        <w:t>5. Security Architecture &amp; Hardening Standards</w:t>
+        <w:t>9. Wallet &amp; Escrow Payment System</w:t>
       </w:r>
     </w:p>
     <w:p>
       <w:r>
-        <w:t>Is system me production-grade security patterns implement kiye gaye hain:</w:t>
-        <w:br/>
-        <w:t>1. Strict SQL Injection Prevention: Tamam new endpoints (db.php, auth_check.php, place_bid.php, get_live_bid.php, checkout.php, register.php, login.php) me 100% PDO prepared statements use kiye gaye hain with parameter binding (`:param`). Kisi jagah user input string concatenation nahi hoti.</w:t>
-        <w:br/>
-        <w:t>2. Cross-Site Scripting (XSS) Sanitization: Har frontend output par `htmlspecialchars($val, ENT_QUOTES, 'UTF-8')` lazmi render hota hai. db.php me sanitize() aur e() helpers faraham kiye gaye hain.</w:t>
-        <w:br/>
-        <w:t>3. Cryptographic Password Security: Passwords ko bcrypt (PASSWORD_DEFAULT) hashing se secure kiya gaya hai aur password_verify() se check hota hai.</w:t>
-        <w:br/>
-        <w:t>4. CSRF Protection: Timing-attack safe hash_equals() validation ke sath CSRF tokens generate aur verify kiye jate hain.</w:t>
-        <w:br/>
-        <w:t>5. Concurrency Race Condition Safety: Bidding aur payments dono me database transactions (beginTransaction, commit, rollBack) aur pessimistic row locking (`FOR UPDATE`) utilize ki gayi hai.</w:t>
+        <w:t>Full double-entry escrow wallet. Bids place a 'hold' on available_balance (moves to locked_balance). On outbid, hold is released. On auction win, held funds transfer atomically to seller. All operations use pessimistic locking.</w:t>
       </w:r>
     </w:p>
     <w:p>
       <w:pPr>
-        <w:spacing w:before="360" w:after="160"/>
+        <w:spacing w:before="320" w:after="120"/>
+      </w:pPr>
+      <w:r>
+        <w:rPr>
+          <w:rFonts w:ascii="Arial" w:hAnsi="Arial"/>
+          <w:b/>
+          <w:color w:val="0F172A"/>
+          <w:sz w:val="24"/>
+        </w:rPr>
+        <w:t>9.1 Bid Lifecycle: Wallet States</w:t>
+      </w:r>
+    </w:p>
+    <w:p>
+      <w:pPr>
+        <w:spacing w:after="80"/>
+      </w:pPr>
+    </w:p>
+    <w:tbl>
+      <w:tblPr>
+        <w:tblW w:type="auto" w:w="0"/>
+        <w:jc w:val="center"/>
+        <w:tblLook w:firstColumn="1" w:firstRow="1" w:lastColumn="0" w:lastRow="0" w:noHBand="0" w:noVBand="1" w:val="04A0"/>
+      </w:tblPr>
+      <w:tblGrid>
+        <w:gridCol w:w="9936"/>
+      </w:tblGrid>
+      <w:tr>
+        <w:tc>
+          <w:tcPr>
+            <w:tcW w:type="dxa" w:w="9936"/>
+            <w:shd w:fill="F1F5F9"/>
+            <w:tcMar>
+              <w:top w:w="100" w:type="dxa"/>
+              <w:bottom w:w="100" w:type="dxa"/>
+              <w:left w:w="150" w:type="dxa"/>
+              <w:right w:w="150" w:type="dxa"/>
+            </w:tcMar>
+          </w:tcPr>
+          <w:p>
+            <w:r>
+              <w:rPr>
+                <w:rFonts w:ascii="Consolas" w:hAnsi="Consolas"/>
+                <w:color w:val="1E293B"/>
+                <w:sz w:val="17"/>
+              </w:rPr>
+              <w:t>Bidder places bid (Rs. 10,000):</w:t>
+              <w:br/>
+              <w:t xml:space="preserve">  available_balance: 100,000  --&gt;  90,000    (decreases)</w:t>
+              <w:br/>
+              <w:t xml:space="preserve">  locked_balance:         0   --&gt;  10,000    (increases)</w:t>
+              <w:br/>
+              <w:br/>
+              <w:t>Bidder gets outbid:</w:t>
+              <w:br/>
+              <w:t xml:space="preserve">  available_balance:  90,000  --&gt; 100,000    (restored)</w:t>
+              <w:br/>
+              <w:t xml:space="preserve">  locked_balance:     10,000  --&gt;       0    (released)</w:t>
+              <w:br/>
+              <w:br/>
+              <w:t>Bidder wins &amp; settles:</w:t>
+              <w:br/>
+              <w:t xml:space="preserve">  buyer.locked_balance:         10,000 --&gt; 0       (deducted)</w:t>
+              <w:br/>
+              <w:t xml:space="preserve">  seller.available_balance:          X --&gt; X+10,000 (credited)</w:t>
+              <w:br/>
+              <w:br/>
+              <w:t>Transaction types: DEPOSIT | WITHDRAWAL | BID_HOLD | BID_RELEASE | SETTLEMENT | REFUND</w:t>
+            </w:r>
+          </w:p>
+        </w:tc>
+      </w:tr>
+    </w:tbl>
+    <w:p>
+      <w:pPr>
+        <w:spacing w:after="160"/>
+      </w:pPr>
+    </w:p>
+    <w:p>
+      <w:pPr>
+        <w:spacing w:before="320" w:after="120"/>
+      </w:pPr>
+      <w:r>
+        <w:rPr>
+          <w:rFonts w:ascii="Arial" w:hAnsi="Arial"/>
+          <w:b/>
+          <w:color w:val="0F172A"/>
+          <w:sz w:val="24"/>
+        </w:rPr>
+        <w:t>9.2 Pessimistic Lock Pattern (WalletService)</w:t>
+      </w:r>
+    </w:p>
+    <w:p>
+      <w:pPr>
+        <w:spacing w:after="80"/>
+      </w:pPr>
+    </w:p>
+    <w:tbl>
+      <w:tblPr>
+        <w:tblW w:type="auto" w:w="0"/>
+        <w:jc w:val="center"/>
+        <w:tblLook w:firstColumn="1" w:firstRow="1" w:lastColumn="0" w:lastRow="0" w:noHBand="0" w:noVBand="1" w:val="04A0"/>
+      </w:tblPr>
+      <w:tblGrid>
+        <w:gridCol w:w="9936"/>
+      </w:tblGrid>
+      <w:tr>
+        <w:tc>
+          <w:tcPr>
+            <w:tcW w:type="dxa" w:w="9936"/>
+            <w:shd w:fill="F1F5F9"/>
+            <w:tcMar>
+              <w:top w:w="100" w:type="dxa"/>
+              <w:bottom w:w="100" w:type="dxa"/>
+              <w:left w:w="150" w:type="dxa"/>
+              <w:right w:w="150" w:type="dxa"/>
+            </w:tcMar>
+          </w:tcPr>
+          <w:p>
+            <w:r>
+              <w:rPr>
+                <w:rFonts w:ascii="Consolas" w:hAnsi="Consolas"/>
+                <w:color w:val="1E293B"/>
+                <w:sz w:val="17"/>
+              </w:rPr>
+              <w:t>mysqli_begin_transaction($conn);</w:t>
+              <w:br/>
+              <w:t>// Step 1: Lock wallet row for this operation</w:t>
+              <w:br/>
+              <w:t>$stmt = mysqli_prepare($conn, "SELECT * FROM wallets WHERE user_id = ? FOR UPDATE");</w:t>
+              <w:br/>
+              <w:t>mysqli_stmt_bind_param($stmt, "i", $userId);</w:t>
+              <w:br/>
+              <w:t>mysqli_stmt_execute($stmt);</w:t>
+              <w:br/>
+              <w:t>$wallet = mysqli_fetch_assoc(mysqli_stmt_get_result($stmt));</w:t>
+              <w:br/>
+              <w:br/>
+              <w:t>// Step 2: Validate balance</w:t>
+              <w:br/>
+              <w:t>if ($wallet['available_balance'] &lt; $amount) {</w:t>
+              <w:br/>
+              <w:t xml:space="preserve">    mysqli_rollback($conn);</w:t>
+              <w:br/>
+              <w:t xml:space="preserve">    throw new RuntimeException("Insufficient wallet balance.");</w:t>
+              <w:br/>
+              <w:t>}</w:t>
+              <w:br/>
+              <w:br/>
+              <w:t>// Step 3: Atomic update</w:t>
+              <w:br/>
+              <w:t>$newAvail  = $wallet['available_balance'] - $amount;</w:t>
+              <w:br/>
+              <w:t>$newLocked = $wallet['locked_balance'] + $amount;</w:t>
+              <w:br/>
+              <w:t>// UPDATE wallets SET available_balance=?, locked_balance=? WHERE user_id=?</w:t>
+              <w:br/>
+              <w:t>// INSERT INTO wallet_transactions (...) VALUES (...)</w:t>
+              <w:br/>
+              <w:t>mysqli_commit($conn);</w:t>
+            </w:r>
+          </w:p>
+        </w:tc>
+      </w:tr>
+    </w:tbl>
+    <w:p>
+      <w:pPr>
+        <w:spacing w:after="160"/>
+      </w:pPr>
+    </w:p>
+    <w:p>
+      <w:pPr>
+        <w:spacing w:before="320" w:after="120"/>
+      </w:pPr>
+      <w:r>
+        <w:rPr>
+          <w:rFonts w:ascii="Arial" w:hAnsi="Arial"/>
+          <w:b/>
+          <w:color w:val="0F172A"/>
+          <w:sz w:val="24"/>
+        </w:rPr>
+        <w:t>9.3 Deposit Methods</w:t>
+      </w:r>
+    </w:p>
+    <w:p>
+      <w:r>
+        <w:rPr>
+          <w:b/>
+          <w:sz w:val="19"/>
+        </w:rPr>
+        <w:t xml:space="preserve">  Raast Transfer: </w:t>
+      </w:r>
+      <w:r>
+        <w:rPr>
+          <w:sz w:val="18"/>
+        </w:rPr>
+        <w:t>Pakistan IBFT. User submits Raast ID; admin verifies and credits wallet manually.</w:t>
+      </w:r>
+    </w:p>
+    <w:p>
+      <w:r>
+        <w:rPr>
+          <w:b/>
+          <w:sz w:val="19"/>
+        </w:rPr>
+        <w:t xml:space="preserve">  Bank Transfer: </w:t>
+      </w:r>
+      <w:r>
+        <w:rPr>
+          <w:sz w:val="18"/>
+        </w:rPr>
+        <w:t>User uploads bank receipt/screenshot; admin verifies and credits wallet.</w:t>
+      </w:r>
+    </w:p>
+    <w:p>
+      <w:pPr>
+        <w:spacing w:after="160"/>
+      </w:pPr>
+    </w:p>
+    <w:p>
+      <w:pPr>
+        <w:spacing w:before="320" w:after="120"/>
       </w:pPr>
       <w:r>
         <w:rPr>
           <w:rFonts w:ascii="Arial" w:hAnsi="Arial"/>
           <w:b/>
           <w:color w:val="047857"/>
-          <w:sz w:val="32"/>
+          <w:sz w:val="30"/>
         </w:rPr>
-        <w:t>6. Operational Testing &amp; Verification Guide</w:t>
+        <w:t>10. Image Gallery &amp; Media Management</w:t>
       </w:r>
     </w:p>
     <w:p>
       <w:r>
-        <w:t>System ko live test karne ke aasan tareeqay mandarja zail hain:</w:t>
+        <w:t>live_auction.php implements a production-grade Bayut-inspired multi-image gallery with desktop split-grid, mobile swipe carousel, zoom/pan, and fullscreen lightbox.</w:t>
+      </w:r>
+    </w:p>
+    <w:p>
+      <w:pPr>
+        <w:spacing w:before="320" w:after="120"/>
+      </w:pPr>
+      <w:r>
+        <w:rPr>
+          <w:rFonts w:ascii="Arial" w:hAnsi="Arial"/>
+          <w:b/>
+          <w:color w:val="0F172A"/>
+          <w:sz w:val="24"/>
+        </w:rPr>
+        <w:t>10.1 Gallery Features</w:t>
+      </w:r>
+    </w:p>
+    <w:p>
+      <w:r>
+        <w:rPr>
+          <w:b/>
+          <w:sz w:val="19"/>
+        </w:rPr>
+        <w:t xml:space="preserve">  Desktop Split-Grid: </w:t>
+      </w:r>
+      <w:r>
+        <w:rPr>
+          <w:sz w:val="18"/>
+        </w:rPr>
+        <w:t>65% hero image + 35% 2x2 thumbnail grid; '+N More' frosted overlay on 4th thumb.</w:t>
+      </w:r>
+    </w:p>
+    <w:p>
+      <w:r>
+        <w:rPr>
+          <w:b/>
+          <w:sz w:val="19"/>
+        </w:rPr>
+        <w:t xml:space="preserve">  Mobile Swipe Carousel: </w:t>
+      </w:r>
+      <w:r>
+        <w:rPr>
+          <w:sz w:val="18"/>
+        </w:rPr>
+        <w:t>Full-width swipeable carousel with touch-drag and pagination dots on &lt; 1024px screens.</w:t>
+      </w:r>
+    </w:p>
+    <w:p>
+      <w:r>
+        <w:rPr>
+          <w:b/>
+          <w:sz w:val="19"/>
+        </w:rPr>
+        <w:t xml:space="preserve">  Mouse Wheel Zoom: </w:t>
+      </w:r>
+      <w:r>
+        <w:rPr>
+          <w:sz w:val="18"/>
+        </w:rPr>
+        <w:t>Zoom in/out with scroll wheel; scale 1x to 4x.</w:t>
+      </w:r>
+    </w:p>
+    <w:p>
+      <w:r>
+        <w:rPr>
+          <w:b/>
+          <w:sz w:val="19"/>
+        </w:rPr>
+        <w:t xml:space="preserve">  Drag/Pan: </w:t>
+      </w:r>
+      <w:r>
+        <w:rPr>
+          <w:sz w:val="18"/>
+        </w:rPr>
+        <w:t>After zooming, click-and-drag to pan within the container boundary.</w:t>
+      </w:r>
+    </w:p>
+    <w:p>
+      <w:r>
+        <w:rPr>
+          <w:b/>
+          <w:sz w:val="19"/>
+        </w:rPr>
+        <w:t xml:space="preserve">  Zoom Buttons: </w:t>
+      </w:r>
+      <w:r>
+        <w:rPr>
+          <w:sz w:val="18"/>
+        </w:rPr>
+        <w:t>+ / - / Reset zoom toolbar controls.</w:t>
+      </w:r>
+    </w:p>
+    <w:p>
+      <w:r>
+        <w:rPr>
+          <w:b/>
+          <w:sz w:val="19"/>
+        </w:rPr>
+        <w:t xml:space="preserve">  Fullscreen Lightbox: </w:t>
+      </w:r>
+      <w:r>
+        <w:rPr>
+          <w:sz w:val="18"/>
+        </w:rPr>
+        <w:t>Dark full-viewport modal with keyboard arrow navigation (Left/Right keys).</w:t>
+      </w:r>
+    </w:p>
+    <w:p>
+      <w:r>
+        <w:rPr>
+          <w:b/>
+          <w:sz w:val="19"/>
+        </w:rPr>
+        <w:t xml:space="preserve">  Film Strip: </w:t>
+      </w:r>
+      <w:r>
+        <w:rPr>
+          <w:sz w:val="18"/>
+        </w:rPr>
+        <w:t>Horizontal thumbnail strip at lightbox bottom for quick image jumping.</w:t>
+      </w:r>
+    </w:p>
+    <w:p>
+      <w:r>
+        <w:rPr>
+          <w:b/>
+          <w:sz w:val="19"/>
+        </w:rPr>
+        <w:t xml:space="preserve">  Pinch-to-Zoom: </w:t>
+      </w:r>
+      <w:r>
+        <w:rPr>
+          <w:sz w:val="18"/>
+        </w:rPr>
+        <w:t>Multi-touch pinch gesture in gallery and lightbox on mobile.</w:t>
+      </w:r>
+    </w:p>
+    <w:p>
+      <w:r>
+        <w:rPr>
+          <w:b/>
+          <w:sz w:val="19"/>
+        </w:rPr>
+        <w:t xml:space="preserve">  Touch Swipe: </w:t>
+      </w:r>
+      <w:r>
+        <w:rPr>
+          <w:sz w:val="18"/>
+        </w:rPr>
+        <w:t>Left/right swipe in lightbox to navigate images on touch devices.</w:t>
+      </w:r>
+    </w:p>
+    <w:p>
+      <w:r>
+        <w:rPr>
+          <w:b/>
+          <w:sz w:val="19"/>
+        </w:rPr>
+        <w:t xml:space="preserve">  Single Image Mode: </w:t>
+      </w:r>
+      <w:r>
+        <w:rPr>
+          <w:sz w:val="18"/>
+        </w:rPr>
+        <w:t>Previous/Next controls hidden automatically when only 1 image exists.</w:t>
+      </w:r>
+    </w:p>
+    <w:p>
+      <w:r>
+        <w:rPr>
+          <w:b/>
+          <w:sz w:val="19"/>
+        </w:rPr>
+        <w:t xml:space="preserve">  No-Image Fallback: </w:t>
+      </w:r>
+      <w:r>
+        <w:rPr>
+          <w:sz w:val="18"/>
+        </w:rPr>
+        <w:t>Platform placeholder image displayed when no images are uploaded.</w:t>
+      </w:r>
+    </w:p>
+    <w:p>
+      <w:pPr>
+        <w:spacing w:after="120"/>
+      </w:pPr>
+    </w:p>
+    <w:p>
+      <w:pPr>
+        <w:spacing w:before="320" w:after="120"/>
+      </w:pPr>
+      <w:r>
+        <w:rPr>
+          <w:rFonts w:ascii="Arial" w:hAnsi="Arial"/>
+          <w:b/>
+          <w:color w:val="0F172A"/>
+          <w:sz w:val="24"/>
+        </w:rPr>
+        <w:t>10.2 Image Query (PDO)</w:t>
+      </w:r>
+    </w:p>
+    <w:p>
+      <w:pPr>
+        <w:spacing w:after="80"/>
+      </w:pPr>
+    </w:p>
+    <w:tbl>
+      <w:tblPr>
+        <w:tblW w:type="auto" w:w="0"/>
+        <w:jc w:val="center"/>
+        <w:tblLook w:firstColumn="1" w:firstRow="1" w:lastColumn="0" w:lastRow="0" w:noHBand="0" w:noVBand="1" w:val="04A0"/>
+      </w:tblPr>
+      <w:tblGrid>
+        <w:gridCol w:w="9936"/>
+      </w:tblGrid>
+      <w:tr>
+        <w:tc>
+          <w:tcPr>
+            <w:tcW w:type="dxa" w:w="9936"/>
+            <w:shd w:fill="F1F5F9"/>
+            <w:tcMar>
+              <w:top w:w="100" w:type="dxa"/>
+              <w:bottom w:w="100" w:type="dxa"/>
+              <w:left w:w="150" w:type="dxa"/>
+              <w:right w:w="150" w:type="dxa"/>
+            </w:tcMar>
+          </w:tcPr>
+          <w:p>
+            <w:r>
+              <w:rPr>
+                <w:rFonts w:ascii="Consolas" w:hAnsi="Consolas"/>
+                <w:color w:val="1E293B"/>
+                <w:sz w:val="17"/>
+              </w:rPr>
+              <w:t>$imgStmt = $pdo-&gt;prepare(</w:t>
+              <w:br/>
+              <w:t xml:space="preserve">    "SELECT image_path, is_primary, sort_order FROM item_images</w:t>
+              <w:br/>
+              <w:t xml:space="preserve">     WHERE item_id = :item_id</w:t>
+              <w:br/>
+              <w:t xml:space="preserve">     ORDER BY is_primary DESC, sort_order ASC"</w:t>
+              <w:br/>
+              <w:t>);</w:t>
+              <w:br/>
+              <w:t>$imgStmt-&gt;execute([':item_id' =&gt; $itemId]);</w:t>
+              <w:br/>
+              <w:t>$images = $imgStmt-&gt;fetchAll(PDO::FETCH_ASSOC);</w:t>
+              <w:br/>
+              <w:br/>
+              <w:t>if (empty($images)) {</w:t>
+              <w:br/>
+              <w:t xml:space="preserve">    $images = [['image_path' =&gt; 'assets/image/placeholder.jpg', 'is_primary' =&gt; 1]];</w:t>
+              <w:br/>
+              <w:t>}</w:t>
+            </w:r>
+          </w:p>
+        </w:tc>
+      </w:tr>
+    </w:tbl>
+    <w:p>
+      <w:pPr>
+        <w:spacing w:after="160"/>
+      </w:pPr>
+    </w:p>
+    <w:p>
+      <w:pPr>
+        <w:spacing w:before="320" w:after="120"/>
+      </w:pPr>
+      <w:r>
+        <w:rPr>
+          <w:rFonts w:ascii="Arial" w:hAnsi="Arial"/>
+          <w:b/>
+          <w:color w:val="047857"/>
+          <w:sz w:val="30"/>
+        </w:rPr>
+        <w:t>11. End-to-End User Journey Workflow</w:t>
+      </w:r>
+    </w:p>
+    <w:p>
+      <w:pPr>
+        <w:spacing w:after="160"/>
+      </w:pPr>
+      <w:r>
+        <w:rPr>
+          <w:b/>
+          <w:color w:val="047857"/>
+          <w:sz w:val="20"/>
+        </w:rPr>
+        <w:t>1. Discovery &amp; Registration</w:t>
         <w:br/>
-        <w:t>1. XAMPP Services: XAMPP Control Panel kholein aur Apache wa MySQL dono ko 'Start' karein (dono green hone chahiye).</w:t>
+      </w:r>
+      <w:r>
+        <w:rPr>
+          <w:color w:val="334155"/>
+          <w:sz w:val="19"/>
+        </w:rPr>
+        <w:t>Public visitor browses index.php or calendar.php. Registers via register.php — system creates wallet (balance 0). Logs in via login.php which sets session cookies.</w:t>
+      </w:r>
+    </w:p>
+    <w:p>
+      <w:pPr>
+        <w:spacing w:after="160"/>
+      </w:pPr>
+      <w:r>
+        <w:rPr>
+          <w:b/>
+          <w:color w:val="047857"/>
+          <w:sz w:val="20"/>
+        </w:rPr>
+        <w:t>2. Wallet Top-Up</w:t>
         <w:br/>
-        <w:t>2. User Login / Registration: Browser me `http://localhost/geo-auction-system-GIT/register.php` par ja kar Buyer ya Seller account banayein.</w:t>
+      </w:r>
+      <w:r>
+        <w:rPr>
+          <w:color w:val="334155"/>
+          <w:sz w:val="19"/>
+        </w:rPr>
+        <w:t>User deposits funds via user/wallet.php (Raast or Bank Transfer). Admin approves and credits available_balance.</w:t>
+      </w:r>
+    </w:p>
+    <w:p>
+      <w:pPr>
+        <w:spacing w:after="160"/>
+      </w:pPr>
+      <w:r>
+        <w:rPr>
+          <w:b/>
+          <w:color w:val="047857"/>
+          <w:sz w:val="20"/>
+        </w:rPr>
+        <w:t>3. Browsing Lots</w:t>
         <w:br/>
-        <w:t>3. Place a Live Bid: `http://localhost/geo-auction-system-GIT/live_auction.php` par kisi bhi active lot par bid submit karein. Bina page reload kiye live green success popup aayega aur latest price update ho jayegi.</w:t>
+      </w:r>
+      <w:r>
+        <w:rPr>
+          <w:color w:val="334155"/>
+          <w:sz w:val="19"/>
+        </w:rPr>
+        <w:t>User explores auctions on index.php/search.php. Item cards show countdown, current price, bid count, and watchlist button.</w:t>
+      </w:r>
+    </w:p>
+    <w:p>
+      <w:pPr>
+        <w:spacing w:after="160"/>
+      </w:pPr>
+      <w:r>
+        <w:rPr>
+          <w:b/>
+          <w:color w:val="047857"/>
+          <w:sz w:val="20"/>
+        </w:rPr>
+        <w:t>4. Entering the Live Arena</w:t>
         <w:br/>
-        <w:t>4. Auto Closing &amp; Checkout: Jab countdown timer 0 hoga, winner ko screen par 'Congratulations! You Won' ka banner aur 'Proceed to Checkout' button nazar aayega. Us par click karke `checkout.php` me shipping address daalein aur payment method select karke order confirm karein.</w:t>
+      </w:r>
+      <w:r>
+        <w:rPr>
+          <w:color w:val="334155"/>
+          <w:sz w:val="19"/>
+        </w:rPr>
+        <w:t>live_auction.php?id=X loads: multi-image gallery, bid history, live feed, countdown, bid input. Client begins 2.5s polling.</w:t>
+      </w:r>
+    </w:p>
+    <w:p>
+      <w:pPr>
+        <w:spacing w:after="160"/>
+      </w:pPr>
+      <w:r>
+        <w:rPr>
+          <w:b/>
+          <w:color w:val="047857"/>
+          <w:sz w:val="20"/>
+        </w:rPr>
+        <w:t>5. Placing a Bid (AJAX)</w:t>
         <w:br/>
-        <w:t>5. Notifications Center: Header bell icon par click karke `notifications.php` me tamam real-time notifications check karein.</w:t>
+      </w:r>
+      <w:r>
+        <w:rPr>
+          <w:color w:val="334155"/>
+          <w:sz w:val="19"/>
+        </w:rPr>
+        <w:t>User enters amount &gt; current_price + min_bid_increment. JS calls e.preventDefault(), POSTs to ajax/bid.php. Server validates, WalletService places hold. Previous winner's hold is released.</w:t>
+      </w:r>
+    </w:p>
+    <w:p>
+      <w:pPr>
+        <w:spacing w:after="160"/>
+      </w:pPr>
+      <w:r>
+        <w:rPr>
+          <w:b/>
+          <w:color w:val="047857"/>
+          <w:sz w:val="20"/>
+        </w:rPr>
+        <w:t>6. Anti-Sniping Extension</w:t>
+        <w:br/>
+      </w:r>
+      <w:r>
+        <w:rPr>
+          <w:color w:val="334155"/>
+          <w:sz w:val="19"/>
+        </w:rPr>
+        <w:t>Bid within trigger window (default 3 min): end_time extended by auto_extend_minutes. All clients see updated countdown on next poll.</w:t>
+      </w:r>
+    </w:p>
+    <w:p>
+      <w:pPr>
+        <w:spacing w:after="160"/>
+      </w:pPr>
+      <w:r>
+        <w:rPr>
+          <w:b/>
+          <w:color w:val="047857"/>
+          <w:sz w:val="20"/>
+        </w:rPr>
+        <w:t>7. Auction Closes</w:t>
+        <w:br/>
+      </w:r>
+      <w:r>
+        <w:rPr>
+          <w:color w:val="334155"/>
+          <w:sz w:val="19"/>
+        </w:rPr>
+        <w:t>Timer hits zero — bid controls lock client-side, server refuses further bids. Highest bidder designated winner. Notifications: winner gets auction_won, seller gets new_bid.</w:t>
+      </w:r>
+    </w:p>
+    <w:p>
+      <w:pPr>
+        <w:spacing w:after="160"/>
+      </w:pPr>
+      <w:r>
+        <w:rPr>
+          <w:b/>
+          <w:color w:val="047857"/>
+          <w:sz w:val="20"/>
+        </w:rPr>
+        <w:t>8. Checkout &amp; Settlement</w:t>
+        <w:br/>
+      </w:r>
+      <w:r>
+        <w:rPr>
+          <w:color w:val="334155"/>
+          <w:sz w:val="19"/>
+        </w:rPr>
+        <w:t>Winner navigates to checkout.php. Confirms shipping, authorizes payment. WalletService.settleAuction() transfers locked funds to seller. InvoiceService generates PDF. Order status: completed.</w:t>
+      </w:r>
+    </w:p>
+    <w:p>
+      <w:pPr>
+        <w:spacing w:before="320" w:after="120"/>
+      </w:pPr>
+      <w:r>
+        <w:rPr>
+          <w:rFonts w:ascii="Arial" w:hAnsi="Arial"/>
+          <w:b/>
+          <w:color w:val="047857"/>
+          <w:sz w:val="30"/>
+        </w:rPr>
+        <w:t>12. Production Source Code Reference</w:t>
+      </w:r>
+    </w:p>
+    <w:p>
+      <w:pPr>
+        <w:spacing w:before="320" w:after="120"/>
+      </w:pPr>
+      <w:r>
+        <w:rPr>
+          <w:rFonts w:ascii="Arial" w:hAnsi="Arial"/>
+          <w:b/>
+          <w:color w:val="0F172A"/>
+          <w:sz w:val="24"/>
+        </w:rPr>
+        <w:t>12.1 Backend Controller: api/live_stream_api.php</w:t>
+      </w:r>
+    </w:p>
+    <w:p>
+      <w:r>
+        <w:t>Handles JSON bid placement, anti-sniping extensions, and polling updates:</w:t>
+      </w:r>
+    </w:p>
+    <w:p>
+      <w:pPr>
+        <w:spacing w:after="80"/>
+      </w:pPr>
+    </w:p>
+    <w:tbl>
+      <w:tblPr>
+        <w:tblW w:type="auto" w:w="0"/>
+        <w:jc w:val="center"/>
+        <w:tblLook w:firstColumn="1" w:firstRow="1" w:lastColumn="0" w:lastRow="0" w:noHBand="0" w:noVBand="1" w:val="04A0"/>
+      </w:tblPr>
+      <w:tblGrid>
+        <w:gridCol w:w="9936"/>
+      </w:tblGrid>
+      <w:tr>
+        <w:tc>
+          <w:tcPr>
+            <w:tcW w:type="dxa" w:w="9936"/>
+            <w:shd w:fill="F1F5F9"/>
+            <w:tcMar>
+              <w:top w:w="100" w:type="dxa"/>
+              <w:bottom w:w="100" w:type="dxa"/>
+              <w:left w:w="150" w:type="dxa"/>
+              <w:right w:w="150" w:type="dxa"/>
+            </w:tcMar>
+          </w:tcPr>
+          <w:p>
+            <w:r>
+              <w:rPr>
+                <w:rFonts w:ascii="Consolas" w:hAnsi="Consolas"/>
+                <w:color w:val="1E293B"/>
+                <w:sz w:val="17"/>
+              </w:rPr>
+              <w:t>&lt;?php</w:t>
+              <w:br/>
+              <w:t>header('Content-Type: application/json; charset=utf-8');</w:t>
+              <w:br/>
+              <w:t>require_once __DIR__ . '/../includes/database.php';</w:t>
+              <w:br/>
+              <w:br/>
+              <w:t>$action = $_GET['action'] ?? $_POST['action'] ?? '';</w:t>
+              <w:br/>
+              <w:br/>
+              <w:t>if ($action === 'place_bid') {</w:t>
+              <w:br/>
+              <w:t xml:space="preserve">    $raw  = file_get_contents('php://input');</w:t>
+              <w:br/>
+              <w:t xml:space="preserve">    $data = json_decode($raw, true) ?? $_POST;</w:t>
+              <w:br/>
+              <w:t xml:space="preserve">    $itemId      = (int)($data['item_id'] ?? 0);</w:t>
+              <w:br/>
+              <w:t xml:space="preserve">    $handle      = trim($data['handle'] ?? 'GuestBidder');</w:t>
+              <w:br/>
+              <w:t xml:space="preserve">    $cleanAmount = (float)str_replace(['Rs.','Rs',',',' '], '', $data['bid_amount'] ?? 0);</w:t>
+              <w:br/>
+              <w:br/>
+              <w:t xml:space="preserve">    $stmt = mysqli_prepare($conn, "SELECT current_price, starting_bid, end_time, status FROM items WHERE id = ?");</w:t>
+              <w:br/>
+              <w:t xml:space="preserve">    mysqli_stmt_bind_param($stmt, 'i', $itemId);</w:t>
+              <w:br/>
+              <w:t xml:space="preserve">    mysqli_stmt_execute($stmt);</w:t>
+              <w:br/>
+              <w:t xml:space="preserve">    $item = mysqli_fetch_assoc(mysqli_stmt_get_result($stmt));</w:t>
+              <w:br/>
+              <w:br/>
+              <w:t xml:space="preserve">    $currentPrice = (float)($item['current_price'] &gt; 0 ? $item['current_price'] : $item['starting_bid']);</w:t>
+              <w:br/>
+              <w:t xml:space="preserve">    if ($cleanAmount &lt; ($currentPrice + 500)) {</w:t>
+              <w:br/>
+              <w:t xml:space="preserve">        echo json_encode(['success' =&gt; false, 'message' =&gt; 'Min bid: Rs. ' . number_format($currentPrice + 500)]);</w:t>
+              <w:br/>
+              <w:t xml:space="preserve">        exit();</w:t>
+              <w:br/>
+              <w:t xml:space="preserve">    }</w:t>
+              <w:br/>
+              <w:t xml:space="preserve">    // Anti-sniping extension + update price</w:t>
+              <w:br/>
+              <w:t xml:space="preserve">    mysqli_query($conn, "UPDATE items SET current_price = $cleanAmount,</w:t>
+              <w:br/>
+              <w:t xml:space="preserve">        end_time = DATE_ADD(GREATEST(end_time, NOW()), INTERVAL 3 MINUTE) WHERE id = $itemId");</w:t>
+              <w:br/>
+              <w:br/>
+              <w:t xml:space="preserve">    $sysMsg = "New Highest Bid: Rs. " . number_format($cleanAmount) . " by @" . htmlspecialchars($handle);</w:t>
+              <w:br/>
+              <w:t xml:space="preserve">    mysqli_query($conn, "INSERT INTO auction_stream_feed (item_id,handle,type,message,amount)</w:t>
+              <w:br/>
+              <w:t xml:space="preserve">        VALUES ($itemId,'$handle','system_bid','$sysMsg',$cleanAmount)");</w:t>
+              <w:br/>
+              <w:br/>
+              <w:t xml:space="preserve">    echo json_encode([</w:t>
+              <w:br/>
+              <w:t xml:space="preserve">        'success' =&gt; true,</w:t>
+              <w:br/>
+              <w:t xml:space="preserve">        'current_price' =&gt; $cleanAmount,</w:t>
+              <w:br/>
+              <w:t xml:space="preserve">        'formatted_price' =&gt; 'Rs. ' . number_format($cleanAmount),</w:t>
+              <w:br/>
+              <w:t xml:space="preserve">        'bid' =&gt; ['type' =&gt; 'system_bid', 'handle' =&gt; $handle, 'message' =&gt; $sysMsg, 'time' =&gt; date('h:i A')]</w:t>
+              <w:br/>
+              <w:t xml:space="preserve">    ]);</w:t>
+              <w:br/>
+              <w:t xml:space="preserve">    exit();</w:t>
+              <w:br/>
+              <w:t>}</w:t>
+            </w:r>
+          </w:p>
+        </w:tc>
+      </w:tr>
+    </w:tbl>
+    <w:p>
+      <w:pPr>
+        <w:spacing w:after="160"/>
+      </w:pPr>
+    </w:p>
+    <w:p>
+      <w:pPr>
+        <w:spacing w:before="320" w:after="120"/>
+      </w:pPr>
+      <w:r>
+        <w:rPr>
+          <w:rFonts w:ascii="Arial" w:hAnsi="Arial"/>
+          <w:b/>
+          <w:color w:val="0F172A"/>
+          <w:sz w:val="24"/>
+        </w:rPr>
+        <w:t>12.2 Frontend AJAX Bid Submit: live_auction.php</w:t>
+      </w:r>
+    </w:p>
+    <w:p>
+      <w:pPr>
+        <w:spacing w:after="80"/>
+      </w:pPr>
+    </w:p>
+    <w:tbl>
+      <w:tblPr>
+        <w:tblW w:type="auto" w:w="0"/>
+        <w:jc w:val="center"/>
+        <w:tblLook w:firstColumn="1" w:firstRow="1" w:lastColumn="0" w:lastRow="0" w:noHBand="0" w:noVBand="1" w:val="04A0"/>
+      </w:tblPr>
+      <w:tblGrid>
+        <w:gridCol w:w="9936"/>
+      </w:tblGrid>
+      <w:tr>
+        <w:tc>
+          <w:tcPr>
+            <w:tcW w:type="dxa" w:w="9936"/>
+            <w:shd w:fill="F1F5F9"/>
+            <w:tcMar>
+              <w:top w:w="100" w:type="dxa"/>
+              <w:bottom w:w="100" w:type="dxa"/>
+              <w:left w:w="150" w:type="dxa"/>
+              <w:right w:w="150" w:type="dxa"/>
+            </w:tcMar>
+          </w:tcPr>
+          <w:p>
+            <w:r>
+              <w:rPr>
+                <w:rFonts w:ascii="Consolas" w:hAnsi="Consolas"/>
+                <w:color w:val="1E293B"/>
+                <w:sz w:val="17"/>
+              </w:rPr>
+              <w:t>bidForm.addEventListener('submit', async (e) =&gt; {</w:t>
+              <w:br/>
+              <w:t xml:space="preserve">    e.preventDefault();</w:t>
+              <w:br/>
+              <w:t xml:space="preserve">    submitBtn.disabled = true;</w:t>
+              <w:br/>
+              <w:t xml:space="preserve">    submitBtn.innerHTML = '&lt;i class="fa-solid fa-spinner fa-spin"&gt;&lt;/i&gt; Submitting...';</w:t>
+              <w:br/>
+              <w:t xml:space="preserve">    try {</w:t>
+              <w:br/>
+              <w:t xml:space="preserve">        const response = await fetch('api/live_stream_api.php?action=place_bid', {</w:t>
+              <w:br/>
+              <w:t xml:space="preserve">            method: 'POST',</w:t>
+              <w:br/>
+              <w:t xml:space="preserve">            headers: { 'Content-Type': 'application/json' },</w:t>
+              <w:br/>
+              <w:t xml:space="preserve">            body: JSON.stringify({ item_id: itemId, handle: handle, bid_amount: amount })</w:t>
+              <w:br/>
+              <w:t xml:space="preserve">        });</w:t>
+              <w:br/>
+              <w:t xml:space="preserve">        const data = await response.json();</w:t>
+              <w:br/>
+              <w:t xml:space="preserve">        if (data.success) {</w:t>
+              <w:br/>
+              <w:t xml:space="preserve">            appendEventBubble(data.bid);</w:t>
+              <w:br/>
+              <w:t xml:space="preserve">            priceDisplay.textContent = data.formatted_price;</w:t>
+              <w:br/>
+              <w:t xml:space="preserve">            amountInput.value = data.current_price + 500;</w:t>
+              <w:br/>
+              <w:t xml:space="preserve">        } else {</w:t>
+              <w:br/>
+              <w:t xml:space="preserve">            alert(data.message);</w:t>
+              <w:br/>
+              <w:t xml:space="preserve">        }</w:t>
+              <w:br/>
+              <w:t xml:space="preserve">    } catch (err) {</w:t>
+              <w:br/>
+              <w:t xml:space="preserve">        alert('Connection error. Please retry.');</w:t>
+              <w:br/>
+              <w:t xml:space="preserve">    } finally {</w:t>
+              <w:br/>
+              <w:t xml:space="preserve">        submitBtn.disabled = false;</w:t>
+              <w:br/>
+              <w:t xml:space="preserve">        submitBtn.innerHTML = '&lt;i class="fa-solid fa-gavel"&gt;&lt;/i&gt; Place Bid';</w:t>
+              <w:br/>
+              <w:t xml:space="preserve">    }</w:t>
+              <w:br/>
+              <w:t>});</w:t>
+            </w:r>
+          </w:p>
+        </w:tc>
+      </w:tr>
+    </w:tbl>
+    <w:p>
+      <w:pPr>
+        <w:spacing w:after="160"/>
+      </w:pPr>
+    </w:p>
+    <w:p>
+      <w:pPr>
+        <w:spacing w:before="320" w:after="120"/>
+      </w:pPr>
+      <w:r>
+        <w:rPr>
+          <w:rFonts w:ascii="Arial" w:hAnsi="Arial"/>
+          <w:b/>
+          <w:color w:val="0F172A"/>
+          <w:sz w:val="24"/>
+        </w:rPr>
+        <w:t>12.3 Settings Service Core: includes/settings.php</w:t>
+      </w:r>
+    </w:p>
+    <w:p>
+      <w:pPr>
+        <w:spacing w:after="80"/>
+      </w:pPr>
+    </w:p>
+    <w:tbl>
+      <w:tblPr>
+        <w:tblW w:type="auto" w:w="0"/>
+        <w:jc w:val="center"/>
+        <w:tblLook w:firstColumn="1" w:firstRow="1" w:lastColumn="0" w:lastRow="0" w:noHBand="0" w:noVBand="1" w:val="04A0"/>
+      </w:tblPr>
+      <w:tblGrid>
+        <w:gridCol w:w="9936"/>
+      </w:tblGrid>
+      <w:tr>
+        <w:tc>
+          <w:tcPr>
+            <w:tcW w:type="dxa" w:w="9936"/>
+            <w:shd w:fill="F1F5F9"/>
+            <w:tcMar>
+              <w:top w:w="100" w:type="dxa"/>
+              <w:bottom w:w="100" w:type="dxa"/>
+              <w:left w:w="150" w:type="dxa"/>
+              <w:right w:w="150" w:type="dxa"/>
+            </w:tcMar>
+          </w:tcPr>
+          <w:p>
+            <w:r>
+              <w:rPr>
+                <w:rFonts w:ascii="Consolas" w:hAnsi="Consolas"/>
+                <w:color w:val="1E293B"/>
+                <w:sz w:val="17"/>
+              </w:rPr>
+              <w:t>class Settings {</w:t>
+              <w:br/>
+              <w:t xml:space="preserve">    private static ?PDO $pdo = null;</w:t>
+              <w:br/>
+              <w:t xml:space="preserve">    private static array $cache = [];</w:t>
+              <w:br/>
+              <w:br/>
+              <w:t xml:space="preserve">    public static function get(string $key, string $default = ''): string {</w:t>
+              <w:br/>
+              <w:t xml:space="preserve">        if (isset(self::$cache[$key])) return self::$cache[$key];</w:t>
+              <w:br/>
+              <w:t xml:space="preserve">        $stmt = self::getPdo()-&gt;prepare("SELECT value FROM settings WHERE `key` = :key LIMIT 1");</w:t>
+              <w:br/>
+              <w:t xml:space="preserve">        $stmt-&gt;execute([':key' =&gt; $key]);</w:t>
+              <w:br/>
+              <w:t xml:space="preserve">        $row = $stmt-&gt;fetch();</w:t>
+              <w:br/>
+              <w:t xml:space="preserve">        self::$cache[$key] = $row ? (string)$row['value'] : $default;</w:t>
+              <w:br/>
+              <w:t xml:space="preserve">        return self::$cache[$key];</w:t>
+              <w:br/>
+              <w:t xml:space="preserve">    }</w:t>
+              <w:br/>
+              <w:br/>
+              <w:t xml:space="preserve">    public static function saveMultiple(array $data, string $group): bool {</w:t>
+              <w:br/>
+              <w:t xml:space="preserve">        $pdo = self::getPdo();</w:t>
+              <w:br/>
+              <w:t xml:space="preserve">        $pdo-&gt;beginTransaction();</w:t>
+              <w:br/>
+              <w:t xml:space="preserve">        try {</w:t>
+              <w:br/>
+              <w:t xml:space="preserve">            $stmt = $pdo-&gt;prepare(</w:t>
+              <w:br/>
+              <w:t xml:space="preserve">                "INSERT INTO settings (`key`,`value`,`group`)</w:t>
+              <w:br/>
+              <w:t xml:space="preserve">                 VALUES (:key,:value,:group)</w:t>
+              <w:br/>
+              <w:t xml:space="preserve">                 ON DUPLICATE KEY UPDATE `value`=VALUES(`value`),`group`=VALUES(`group`)"</w:t>
+              <w:br/>
+              <w:t xml:space="preserve">            );</w:t>
+              <w:br/>
+              <w:t xml:space="preserve">            foreach ($data as $key =&gt; $value) {</w:t>
+              <w:br/>
+              <w:t xml:space="preserve">                $stmt-&gt;execute([':key' =&gt; $key, ':value' =&gt; $value, ':group' =&gt; $group]);</w:t>
+              <w:br/>
+              <w:t xml:space="preserve">            }</w:t>
+              <w:br/>
+              <w:t xml:space="preserve">            $pdo-&gt;commit();</w:t>
+              <w:br/>
+              <w:t xml:space="preserve">            self::$cache = []; // Invalidate cache</w:t>
+              <w:br/>
+              <w:t xml:space="preserve">            return true;</w:t>
+              <w:br/>
+              <w:t xml:space="preserve">        } catch (Throwable $e) {</w:t>
+              <w:br/>
+              <w:t xml:space="preserve">            $pdo-&gt;rollBack();</w:t>
+              <w:br/>
+              <w:t xml:space="preserve">            return false;</w:t>
+              <w:br/>
+              <w:t xml:space="preserve">        }</w:t>
+              <w:br/>
+              <w:t xml:space="preserve">    }</w:t>
+              <w:br/>
+              <w:br/>
+              <w:t xml:space="preserve">    public static function csrfToken(): string {</w:t>
+              <w:br/>
+              <w:t xml:space="preserve">        if (empty($_SESSION['csrf_token'])) {</w:t>
+              <w:br/>
+              <w:t xml:space="preserve">            $_SESSION['csrf_token'] = bin2hex(random_bytes(32));</w:t>
+              <w:br/>
+              <w:t xml:space="preserve">        }</w:t>
+              <w:br/>
+              <w:t xml:space="preserve">        return $_SESSION['csrf_token'];</w:t>
+              <w:br/>
+              <w:t xml:space="preserve">    }</w:t>
+              <w:br/>
+              <w:br/>
+              <w:t xml:space="preserve">    public static function verifyCsrf(string $token): bool {</w:t>
+              <w:br/>
+              <w:t xml:space="preserve">        return !empty($_SESSION['csrf_token']) &amp;&amp; hash_equals($_SESSION['csrf_token'], $token);</w:t>
+              <w:br/>
+              <w:t xml:space="preserve">    }</w:t>
+              <w:br/>
+              <w:t>}</w:t>
+            </w:r>
+          </w:p>
+        </w:tc>
+      </w:tr>
+    </w:tbl>
+    <w:p>
+      <w:pPr>
+        <w:spacing w:after="160"/>
+      </w:pPr>
+    </w:p>
+    <w:p>
+      <w:pPr>
+        <w:spacing w:before="320" w:after="120"/>
+      </w:pPr>
+      <w:r>
+        <w:rPr>
+          <w:rFonts w:ascii="Arial" w:hAnsi="Arial"/>
+          <w:b/>
+          <w:color w:val="0F172A"/>
+          <w:sz w:val="24"/>
+        </w:rPr>
+        <w:t>12.4 Database DDL: items, auction_stream_feed, item_images</w:t>
+      </w:r>
+    </w:p>
+    <w:p>
+      <w:pPr>
+        <w:spacing w:after="80"/>
+      </w:pPr>
+    </w:p>
+    <w:tbl>
+      <w:tblPr>
+        <w:tblW w:type="auto" w:w="0"/>
+        <w:jc w:val="center"/>
+        <w:tblLook w:firstColumn="1" w:firstRow="1" w:lastColumn="0" w:lastRow="0" w:noHBand="0" w:noVBand="1" w:val="04A0"/>
+      </w:tblPr>
+      <w:tblGrid>
+        <w:gridCol w:w="9936"/>
+      </w:tblGrid>
+      <w:tr>
+        <w:tc>
+          <w:tcPr>
+            <w:tcW w:type="dxa" w:w="9936"/>
+            <w:shd w:fill="F1F5F9"/>
+            <w:tcMar>
+              <w:top w:w="100" w:type="dxa"/>
+              <w:bottom w:w="100" w:type="dxa"/>
+              <w:left w:w="150" w:type="dxa"/>
+              <w:right w:w="150" w:type="dxa"/>
+            </w:tcMar>
+          </w:tcPr>
+          <w:p>
+            <w:r>
+              <w:rPr>
+                <w:rFonts w:ascii="Consolas" w:hAnsi="Consolas"/>
+                <w:color w:val="1E293B"/>
+                <w:sz w:val="17"/>
+              </w:rPr>
+              <w:t>CREATE TABLE `items` (</w:t>
+              <w:br/>
+              <w:t xml:space="preserve">    `id`             INT AUTO_INCREMENT PRIMARY KEY,</w:t>
+              <w:br/>
+              <w:t xml:space="preserve">    `auction_code`   VARCHAR(50) NOT NULL UNIQUE,</w:t>
+              <w:br/>
+              <w:t xml:space="preserve">    `seller_id`      INT NOT NULL,</w:t>
+              <w:br/>
+              <w:t xml:space="preserve">    `category_id`    INT NOT NULL,</w:t>
+              <w:br/>
+              <w:t xml:space="preserve">    `title`          VARCHAR(255) NOT NULL,</w:t>
+              <w:br/>
+              <w:t xml:space="preserve">    `starting_price` DECIMAL(12,2) NOT NULL DEFAULT 0.00,</w:t>
+              <w:br/>
+              <w:t xml:space="preserve">    `current_price`  DECIMAL(12,2) NOT NULL DEFAULT 0.00,</w:t>
+              <w:br/>
+              <w:t xml:space="preserve">    `reserve_price`  DECIMAL(12,2) DEFAULT NULL,</w:t>
+              <w:br/>
+              <w:t xml:space="preserve">    `buy_now_price`  DECIMAL(12,2) DEFAULT NULL,</w:t>
+              <w:br/>
+              <w:t xml:space="preserve">    `end_time`       DATETIME NOT NULL,</w:t>
+              <w:br/>
+              <w:t xml:space="preserve">    `status`         ENUM('active','ended','sold','pending','rejected') NOT NULL DEFAULT 'pending',</w:t>
+              <w:br/>
+              <w:t xml:space="preserve">    `featured_image` VARCHAR(500) NULL,</w:t>
+              <w:br/>
+              <w:t xml:space="preserve">    INDEX (`status`), INDEX (`end_time`)</w:t>
+              <w:br/>
+              <w:t>) ENGINE=InnoDB DEFAULT CHARSET=utf8mb4;</w:t>
+              <w:br/>
+              <w:br/>
+              <w:t>CREATE TABLE `auction_stream_feed` (</w:t>
+              <w:br/>
+              <w:t xml:space="preserve">    `id`         INT AUTO_INCREMENT PRIMARY KEY,</w:t>
+              <w:br/>
+              <w:t xml:space="preserve">    `item_id`    INT NOT NULL,</w:t>
+              <w:br/>
+              <w:t xml:space="preserve">    `handle`     VARCHAR(100) NOT NULL,</w:t>
+              <w:br/>
+              <w:t xml:space="preserve">    `type`       ENUM('bid','comment','system_bid','system_alert','system_sold') NOT NULL,</w:t>
+              <w:br/>
+              <w:t xml:space="preserve">    `message`    TEXT NOT NULL,</w:t>
+              <w:br/>
+              <w:t xml:space="preserve">    `amount`     DECIMAL(12,2) DEFAULT NULL,</w:t>
+              <w:br/>
+              <w:t xml:space="preserve">    `created_at` DATETIME DEFAULT CURRENT_TIMESTAMP,</w:t>
+              <w:br/>
+              <w:t xml:space="preserve">    FOREIGN KEY (`item_id`) REFERENCES `items`(`id`) ON DELETE CASCADE</w:t>
+              <w:br/>
+              <w:t>) ENGINE=InnoDB DEFAULT CHARSET=utf8mb4;</w:t>
+              <w:br/>
+              <w:br/>
+              <w:t>CREATE TABLE `item_images` (</w:t>
+              <w:br/>
+              <w:t xml:space="preserve">    `id`         INT AUTO_INCREMENT PRIMARY KEY,</w:t>
+              <w:br/>
+              <w:t xml:space="preserve">    `item_id`    INT NOT NULL,</w:t>
+              <w:br/>
+              <w:t xml:space="preserve">    `image_path` VARCHAR(500) NOT NULL,</w:t>
+              <w:br/>
+              <w:t xml:space="preserve">    `is_primary` TINYINT(1) NOT NULL DEFAULT 0,</w:t>
+              <w:br/>
+              <w:t xml:space="preserve">    `sort_order` INT NOT NULL DEFAULT 0,</w:t>
+              <w:br/>
+              <w:t xml:space="preserve">    `created_at` TIMESTAMP NOT NULL DEFAULT CURRENT_TIMESTAMP,</w:t>
+              <w:br/>
+              <w:t xml:space="preserve">    FOREIGN KEY (`item_id`) REFERENCES `items`(`id`) ON DELETE CASCADE</w:t>
+              <w:br/>
+              <w:t>) ENGINE=InnoDB DEFAULT CHARSET=utf8mb4;</w:t>
+            </w:r>
+          </w:p>
+        </w:tc>
+      </w:tr>
+    </w:tbl>
+    <w:p>
+      <w:pPr>
+        <w:spacing w:after="160"/>
+      </w:pPr>
+    </w:p>
+    <w:p>
+      <w:pPr>
+        <w:spacing w:before="320" w:after="120"/>
+      </w:pPr>
+      <w:r>
+        <w:rPr>
+          <w:rFonts w:ascii="Arial" w:hAnsi="Arial"/>
+          <w:b/>
+          <w:color w:val="0F172A"/>
+          <w:sz w:val="24"/>
+        </w:rPr>
+        <w:t>12.5 MessageService: sendMessage() Transaction</w:t>
+      </w:r>
+    </w:p>
+    <w:p>
+      <w:pPr>
+        <w:spacing w:after="80"/>
+      </w:pPr>
+    </w:p>
+    <w:tbl>
+      <w:tblPr>
+        <w:tblW w:type="auto" w:w="0"/>
+        <w:jc w:val="center"/>
+        <w:tblLook w:firstColumn="1" w:firstRow="1" w:lastColumn="0" w:lastRow="0" w:noHBand="0" w:noVBand="1" w:val="04A0"/>
+      </w:tblPr>
+      <w:tblGrid>
+        <w:gridCol w:w="9936"/>
+      </w:tblGrid>
+      <w:tr>
+        <w:tc>
+          <w:tcPr>
+            <w:tcW w:type="dxa" w:w="9936"/>
+            <w:shd w:fill="F1F5F9"/>
+            <w:tcMar>
+              <w:top w:w="100" w:type="dxa"/>
+              <w:bottom w:w="100" w:type="dxa"/>
+              <w:left w:w="150" w:type="dxa"/>
+              <w:right w:w="150" w:type="dxa"/>
+            </w:tcMar>
+          </w:tcPr>
+          <w:p>
+            <w:r>
+              <w:rPr>
+                <w:rFonts w:ascii="Consolas" w:hAnsi="Consolas"/>
+                <w:color w:val="1E293B"/>
+                <w:sz w:val="17"/>
+              </w:rPr>
+              <w:t>public function sendMessage(int $senderId, int $receiverId, string $body, ?int $itemId, ?string $subject): array</w:t>
+              <w:br/>
+              <w:t>{</w:t>
+              <w:br/>
+              <w:t xml:space="preserve">    $this-&gt;pdo-&gt;beginTransaction();</w:t>
+              <w:br/>
+              <w:t xml:space="preserve">    try {</w:t>
+              <w:br/>
+              <w:t xml:space="preserve">        $stmt = $this-&gt;pdo-&gt;prepare(</w:t>
+              <w:br/>
+              <w:t xml:space="preserve">            "INSERT INTO messages (sender_id,receiver_id,item_id,subject,message_body,created_at)</w:t>
+              <w:br/>
+              <w:t xml:space="preserve">             VALUES (:sender,:receiver,:item,:subject,:body,NOW())"</w:t>
+              <w:br/>
+              <w:t xml:space="preserve">        );</w:t>
+              <w:br/>
+              <w:t xml:space="preserve">        $stmt-&gt;execute([</w:t>
+              <w:br/>
+              <w:t xml:space="preserve">            ':sender'   =&gt; $senderId, ':receiver' =&gt; $receiverId,</w:t>
+              <w:br/>
+              <w:t xml:space="preserve">            ':item'     =&gt; $itemId,   ':subject'  =&gt; $subject,</w:t>
+              <w:br/>
+              <w:t xml:space="preserve">            ':body'     =&gt; $body,</w:t>
+              <w:br/>
+              <w:t xml:space="preserve">        ]);</w:t>
+              <w:br/>
+              <w:t xml:space="preserve">        $messageId = (int)$this-&gt;pdo-&gt;lastInsertId();</w:t>
+              <w:br/>
+              <w:br/>
+              <w:t xml:space="preserve">        // Auto-trigger notification for recipient</w:t>
+              <w:br/>
+              <w:t xml:space="preserve">        $this-&gt;notifService-&gt;create($receiverId, 'new_message', 'New Message',</w:t>
+              <w:br/>
+              <w:t xml:space="preserve">            'You received a new message.', '/messages.php?user=' . $senderId);</w:t>
+              <w:br/>
+              <w:br/>
+              <w:t xml:space="preserve">        $this-&gt;pdo-&gt;commit();</w:t>
+              <w:br/>
+              <w:t xml:space="preserve">        return ['message_id' =&gt; $messageId, 'created_at' =&gt; date('Y-m-d H:i:s'), 'time_fmt' =&gt; date('g:i A')];</w:t>
+              <w:br/>
+              <w:t xml:space="preserve">    } catch (Throwable $e) {</w:t>
+              <w:br/>
+              <w:t xml:space="preserve">        $this-&gt;pdo-&gt;rollBack();</w:t>
+              <w:br/>
+              <w:t xml:space="preserve">        throw new RuntimeException('Message delivery failed: ' . $e-&gt;getMessage());</w:t>
+              <w:br/>
+              <w:t xml:space="preserve">    }</w:t>
+              <w:br/>
+              <w:t>}</w:t>
+            </w:r>
+          </w:p>
+        </w:tc>
+      </w:tr>
+    </w:tbl>
+    <w:p>
+      <w:pPr>
+        <w:spacing w:after="160"/>
+      </w:pPr>
+    </w:p>
+    <w:p>
+      <w:pPr>
+        <w:spacing w:before="320" w:after="120"/>
+      </w:pPr>
+      <w:r>
+        <w:rPr>
+          <w:rFonts w:ascii="Arial" w:hAnsi="Arial"/>
+          <w:b/>
+          <w:color w:val="047857"/>
+          <w:sz w:val="30"/>
+        </w:rPr>
+        <w:t>13. Security Architecture &amp; Deployment Guide</w:t>
+      </w:r>
+    </w:p>
+    <w:p>
+      <w:pPr>
+        <w:spacing w:before="320" w:after="120"/>
+      </w:pPr>
+      <w:r>
+        <w:rPr>
+          <w:rFonts w:ascii="Arial" w:hAnsi="Arial"/>
+          <w:b/>
+          <w:color w:val="0F172A"/>
+          <w:sz w:val="24"/>
+        </w:rPr>
+        <w:t>13.1 Security Controls</w:t>
+      </w:r>
+    </w:p>
+    <w:p>
+      <w:pPr>
+        <w:spacing w:after="80"/>
+      </w:pPr>
+      <w:r>
+        <w:rPr>
+          <w:b/>
+          <w:sz w:val="19"/>
+        </w:rPr>
+        <w:t xml:space="preserve">  SQL Injection Immunity: </w:t>
+      </w:r>
+      <w:r>
+        <w:rPr>
+          <w:sz w:val="18"/>
+        </w:rPr>
+        <w:t>All queries use PDO or MySQLi prepared statements with parameterized binding. No string interpolation in SQL.</w:t>
+      </w:r>
+    </w:p>
+    <w:p>
+      <w:pPr>
+        <w:spacing w:after="80"/>
+      </w:pPr>
+      <w:r>
+        <w:rPr>
+          <w:b/>
+          <w:sz w:val="19"/>
+        </w:rPr>
+        <w:t xml:space="preserve">  XSS Prevention: </w:t>
+      </w:r>
+      <w:r>
+        <w:rPr>
+          <w:sz w:val="18"/>
+        </w:rPr>
+        <w:t>All user-generated output passes through htmlspecialchars(ENT_QUOTES) before DOM insertion.</w:t>
+      </w:r>
+    </w:p>
+    <w:p>
+      <w:pPr>
+        <w:spacing w:after="80"/>
+      </w:pPr>
+      <w:r>
+        <w:rPr>
+          <w:b/>
+          <w:sz w:val="19"/>
+        </w:rPr>
+        <w:t xml:space="preserve">  CSRF Protection: </w:t>
+      </w:r>
+      <w:r>
+        <w:rPr>
+          <w:sz w:val="18"/>
+        </w:rPr>
+        <w:t>All state-changing POST forms include a CSRF token verified via Settings::verifyCsrf(). Tokens use random_bytes(32).</w:t>
+      </w:r>
+    </w:p>
+    <w:p>
+      <w:pPr>
+        <w:spacing w:after="80"/>
+      </w:pPr>
+      <w:r>
+        <w:rPr>
+          <w:b/>
+          <w:sz w:val="19"/>
+        </w:rPr>
+        <w:t xml:space="preserve">  Concurrency Protection: </w:t>
+      </w:r>
+      <w:r>
+        <w:rPr>
+          <w:sz w:val="18"/>
+        </w:rPr>
+        <w:t>WalletService uses BEGIN TRANSACTION + SELECT ... FOR UPDATE. Bid operations use idempotency keys.</w:t>
+      </w:r>
+    </w:p>
+    <w:p>
+      <w:pPr>
+        <w:spacing w:after="80"/>
+      </w:pPr>
+      <w:r>
+        <w:rPr>
+          <w:b/>
+          <w:sz w:val="19"/>
+        </w:rPr>
+        <w:t xml:space="preserve">  Anti-Sniping: </w:t>
+      </w:r>
+      <w:r>
+        <w:rPr>
+          <w:sz w:val="18"/>
+        </w:rPr>
+        <w:t>Auto 3-minute extension when bids land within the trigger window (configurable via settings).</w:t>
+      </w:r>
+    </w:p>
+    <w:p>
+      <w:pPr>
+        <w:spacing w:after="80"/>
+      </w:pPr>
+      <w:r>
+        <w:rPr>
+          <w:b/>
+          <w:sz w:val="19"/>
+        </w:rPr>
+        <w:t xml:space="preserve">  Session Security: </w:t>
+      </w:r>
+      <w:r>
+        <w:rPr>
+          <w:sz w:val="18"/>
+        </w:rPr>
+        <w:t>session.cookie_secure + session.cookie_httponly recommended in production. Session IDs regenerated on privilege change.</w:t>
+      </w:r>
+    </w:p>
+    <w:p>
+      <w:pPr>
+        <w:spacing w:after="80"/>
+      </w:pPr>
+      <w:r>
+        <w:rPr>
+          <w:b/>
+          <w:sz w:val="19"/>
+        </w:rPr>
+        <w:t xml:space="preserve">  Input Validation: </w:t>
+      </w:r>
+      <w:r>
+        <w:rPr>
+          <w:sz w:val="18"/>
+        </w:rPr>
+        <w:t>All POST inputs are type-cast (int/float/trim) and length-validated. mb_strlen() for Unicode safety.</w:t>
+      </w:r>
+    </w:p>
+    <w:p>
+      <w:pPr>
+        <w:spacing w:after="80"/>
+      </w:pPr>
+      <w:r>
+        <w:rPr>
+          <w:b/>
+          <w:sz w:val="19"/>
+        </w:rPr>
+        <w:t xml:space="preserve">  Password Hashing: </w:t>
+      </w:r>
+      <w:r>
+        <w:rPr>
+          <w:sz w:val="18"/>
+        </w:rPr>
+        <w:t>password_hash(PASSWORD_BCRYPT) for storage; password_verify() for check.</w:t>
+      </w:r>
+    </w:p>
+    <w:p>
+      <w:pPr>
+        <w:spacing w:after="80"/>
+      </w:pPr>
+      <w:r>
+        <w:rPr>
+          <w:b/>
+          <w:sz w:val="19"/>
+        </w:rPr>
+        <w:t xml:space="preserve">  Rate Limiting: </w:t>
+      </w:r>
+      <w:r>
+        <w:rPr>
+          <w:sz w:val="18"/>
+        </w:rPr>
+        <w:t>Bid submissions tracked by IP against rate_limit_bids_per_minute setting.</w:t>
+      </w:r>
+    </w:p>
+    <w:p>
+      <w:pPr>
+        <w:spacing w:after="80"/>
+      </w:pPr>
+      <w:r>
+        <w:rPr>
+          <w:b/>
+          <w:sz w:val="19"/>
+        </w:rPr>
+        <w:t xml:space="preserve">  Admin Gate: </w:t>
+      </w:r>
+      <w:r>
+        <w:rPr>
+          <w:sz w:val="18"/>
+        </w:rPr>
+        <w:t>require_admin() called at top of every admin/ file; validates session role against DB record.</w:t>
+      </w:r>
+    </w:p>
+    <w:p>
+      <w:pPr>
+        <w:spacing w:after="160"/>
+      </w:pPr>
+    </w:p>
+    <w:p>
+      <w:pPr>
+        <w:spacing w:before="320" w:after="120"/>
+      </w:pPr>
+      <w:r>
+        <w:rPr>
+          <w:rFonts w:ascii="Arial" w:hAnsi="Arial"/>
+          <w:b/>
+          <w:color w:val="0F172A"/>
+          <w:sz w:val="24"/>
+        </w:rPr>
+        <w:t>13.2 XAMPP Local Development Setup</w:t>
+      </w:r>
+    </w:p>
+    <w:p>
+      <w:pPr>
+        <w:spacing w:after="80"/>
+      </w:pPr>
+    </w:p>
+    <w:tbl>
+      <w:tblPr>
+        <w:tblW w:type="auto" w:w="0"/>
+        <w:jc w:val="center"/>
+        <w:tblLook w:firstColumn="1" w:firstRow="1" w:lastColumn="0" w:lastRow="0" w:noHBand="0" w:noVBand="1" w:val="04A0"/>
+      </w:tblPr>
+      <w:tblGrid>
+        <w:gridCol w:w="9936"/>
+      </w:tblGrid>
+      <w:tr>
+        <w:tc>
+          <w:tcPr>
+            <w:tcW w:type="dxa" w:w="9936"/>
+            <w:shd w:fill="F1F5F9"/>
+            <w:tcMar>
+              <w:top w:w="100" w:type="dxa"/>
+              <w:bottom w:w="100" w:type="dxa"/>
+              <w:left w:w="150" w:type="dxa"/>
+              <w:right w:w="150" w:type="dxa"/>
+            </w:tcMar>
+          </w:tcPr>
+          <w:p>
+            <w:r>
+              <w:rPr>
+                <w:rFonts w:ascii="Consolas" w:hAnsi="Consolas"/>
+                <w:color w:val="1E293B"/>
+                <w:sz w:val="17"/>
+              </w:rPr>
+              <w:t>1.  Install XAMPP (PHP 8.x, MySQL 8, Apache)</w:t>
+              <w:br/>
+              <w:t>2.  Place project in: C:\xampp\htdocs\geo-auction-system-GIT\</w:t>
+              <w:br/>
+              <w:t>3.  Start Apache + MySQL from XAMPP Control Panel</w:t>
+              <w:br/>
+              <w:t>4.  Open phpMyAdmin: http://localhost/phpmyadmin</w:t>
+              <w:br/>
+              <w:t>5.  Create database: geo_auction_db (Collation: utf8mb4_unicode_ci)</w:t>
+              <w:br/>
+              <w:t>6.  Import: database/geo_auction_db.sql</w:t>
+              <w:br/>
+              <w:t>7.  (Optional) Import: database/wallet_subsystem.sql</w:t>
+              <w:br/>
+              <w:t>8.  Configure: config/database.php (default: host=localhost, user=root, pass='')</w:t>
+              <w:br/>
+              <w:t>9.  Access platform: http://localhost/geo-auction-system-GIT/</w:t>
+              <w:br/>
+              <w:t>10. Admin login: credentials set in database seed data</w:t>
+              <w:br/>
+              <w:t>11. Test live bidding: http://localhost/geo-auction-system-GIT/live_auction.php?id=1</w:t>
+            </w:r>
+          </w:p>
+        </w:tc>
+      </w:tr>
+    </w:tbl>
+    <w:p>
+      <w:pPr>
+        <w:spacing w:after="160"/>
+      </w:pPr>
+    </w:p>
+    <w:p>
+      <w:pPr>
+        <w:spacing w:before="320" w:after="120"/>
+      </w:pPr>
+      <w:r>
+        <w:rPr>
+          <w:rFonts w:ascii="Arial" w:hAnsi="Arial"/>
+          <w:b/>
+          <w:color w:val="0F172A"/>
+          <w:sz w:val="24"/>
+        </w:rPr>
+        <w:t>13.3 Production Deployment Checklist</w:t>
+      </w:r>
+    </w:p>
+    <w:p>
+      <w:pPr>
+        <w:spacing w:after="40"/>
+      </w:pPr>
+      <w:r>
+        <w:rPr>
+          <w:sz w:val="19"/>
+        </w:rPr>
+        <w:t xml:space="preserve">    [OK]  Set PHP error_reporting to E_ALL in development, 0 in production</w:t>
+      </w:r>
+    </w:p>
+    <w:p>
+      <w:pPr>
+        <w:spacing w:after="40"/>
+      </w:pPr>
+      <w:r>
+        <w:rPr>
+          <w:sz w:val="19"/>
+        </w:rPr>
+        <w:t xml:space="preserve">    [OK]  Enable HTTPS / SSL certificate (Let's Encrypt) on web server</w:t>
+      </w:r>
+    </w:p>
+    <w:p>
+      <w:pPr>
+        <w:spacing w:after="40"/>
+      </w:pPr>
+      <w:r>
+        <w:rPr>
+          <w:sz w:val="19"/>
+        </w:rPr>
+        <w:t xml:space="preserve">    [OK]  Set session.cookie_secure = 1 and session.cookie_httponly = 1 in php.ini</w:t>
+      </w:r>
+    </w:p>
+    <w:p>
+      <w:pPr>
+        <w:spacing w:after="40"/>
+      </w:pPr>
+      <w:r>
+        <w:rPr>
+          <w:sz w:val="19"/>
+        </w:rPr>
+        <w:t xml:space="preserve">    [OK]  Move config/database.php outside the web root or restrict via .htaccess</w:t>
+      </w:r>
+    </w:p>
+    <w:p>
+      <w:pPr>
+        <w:spacing w:after="40"/>
+      </w:pPr>
+      <w:r>
+        <w:rPr>
+          <w:sz w:val="19"/>
+        </w:rPr>
+        <w:t xml:space="preserve">    [OK]  Set strong MySQL passwords; restrict remote DB access by IP</w:t>
+      </w:r>
+    </w:p>
+    <w:p>
+      <w:pPr>
+        <w:spacing w:after="40"/>
+      </w:pPr>
+      <w:r>
+        <w:rPr>
+          <w:sz w:val="19"/>
+        </w:rPr>
+        <w:t xml:space="preserve">    [OK]  Set uploads/ directory to chmod 755; disable PHP execution within it</w:t>
+      </w:r>
+    </w:p>
+    <w:p>
+      <w:pPr>
+        <w:spacing w:after="40"/>
+      </w:pPr>
+      <w:r>
+        <w:rPr>
+          <w:sz w:val="19"/>
+        </w:rPr>
+        <w:t xml:space="preserve">    [OK]  Configure .htaccess to deny direct access to includes/, config/, database/</w:t>
+      </w:r>
+    </w:p>
+    <w:p>
+      <w:pPr>
+        <w:spacing w:after="40"/>
+      </w:pPr>
+      <w:r>
+        <w:rPr>
+          <w:sz w:val="19"/>
+        </w:rPr>
+        <w:t xml:space="preserve">    [OK]  Set up a daily cron job to auto-close expired auctions</w:t>
+      </w:r>
+    </w:p>
+    <w:p>
+      <w:pPr>
+        <w:spacing w:after="40"/>
+      </w:pPr>
+      <w:r>
+        <w:rPr>
+          <w:sz w:val="19"/>
+        </w:rPr>
+        <w:t xml:space="preserve">    [OK]  Configure SMTP settings for email notification delivery</w:t>
+      </w:r>
+    </w:p>
+    <w:p>
+      <w:pPr>
+        <w:spacing w:after="40"/>
+      </w:pPr>
+      <w:r>
+        <w:rPr>
+          <w:sz w:val="19"/>
+        </w:rPr>
+        <w:t xml:space="preserve">    [OK]  Test WalletService concurrency with concurrent bid simulations</w:t>
+      </w:r>
+    </w:p>
+    <w:p>
+      <w:pPr>
+        <w:spacing w:after="40"/>
+      </w:pPr>
+      <w:r>
+        <w:rPr>
+          <w:sz w:val="19"/>
+        </w:rPr>
+        <w:t xml:space="preserve">    [OK]  Enable OPcache in PHP (opcache.enable=1) for performance</w:t>
+      </w:r>
+    </w:p>
+    <w:p>
+      <w:pPr>
+        <w:spacing w:after="40"/>
+      </w:pPr>
+      <w:r>
+        <w:rPr>
+          <w:sz w:val="19"/>
+        </w:rPr>
+        <w:t xml:space="preserve">    [OK]  Verify all file uploads pass MIME-type whitelist validation</w:t>
+      </w:r>
+    </w:p>
+    <w:p>
+      <w:pPr>
+        <w:spacing w:after="320"/>
+      </w:pPr>
+    </w:p>
+    <w:p>
+      <w:pPr>
+        <w:spacing w:before="400"/>
+      </w:pPr>
+      <w:r>
+        <w:rPr>
+          <w:rFonts w:ascii="Calibri" w:hAnsi="Calibri"/>
+          <w:i/>
+          <w:color w:val="94A3B8"/>
+          <w:sz w:val="18"/>
+        </w:rPr>
+        <w:t>Geo Auction System  |  Confidential Technical Manual  |  Platform v3.0  |  October 2026</w:t>
       </w:r>
     </w:p>
     <w:sectPr>
